--- a/docs/系统用户操作手册.docx
+++ b/docs/系统用户操作手册.docx
@@ -2,40 +2,88 @@
 <file path=word/document.xml><?xml version="1.0" encoding="utf-8"?>
 <w:document xmlns:wpc="http://schemas.microsoft.com/office/word/2010/wordprocessingCanvas" xmlns:mo="http://schemas.microsoft.com/office/mac/office/2008/main" xmlns:mc="http://schemas.openxmlformats.org/markup-compatibility/2006" xmlns:mv="urn:schemas-microsoft-com:mac:vml" xmlns:o="urn:schemas-microsoft-com:office:office" xmlns:r="http://schemas.openxmlformats.org/officeDocument/2006/relationships" xmlns:m="http://schemas.openxmlformats.org/officeDocument/2006/math" xmlns:v="urn:schemas-microsoft-com:vml" xmlns:wp14="http://schemas.microsoft.com/office/word/2010/wordprocessingDrawing" xmlns:wp="http://schemas.openxmlformats.org/drawingml/2006/wordprocessingDrawing" xmlns:w10="urn:schemas-microsoft-com:office:word" xmlns:w="http://schemas.openxmlformats.org/wordprocessingml/2006/main" xmlns:w14="http://schemas.microsoft.com/office/word/2010/wordml" xmlns:wpg="http://schemas.microsoft.com/office/word/2010/wordprocessingGroup" xmlns:wpi="http://schemas.microsoft.com/office/word/2010/wordprocessingInk" xmlns:wne="http://schemas.microsoft.com/office/word/2006/wordml" xmlns:wps="http://schemas.microsoft.com/office/word/2010/wordprocessingShape" mc:Ignorable="w14 wp14">
   <w:body>
+    <w:p/>
+    <w:p/>
+    <w:p/>
+    <w:p/>
+    <w:p/>
+    <w:p/>
     <w:p>
+      <w:pPr>
+        <w:jc w:val="center"/>
+      </w:pPr>
       <w:r>
         <w:rPr>
-          <w:rFonts w:ascii="SimHei" w:hAnsi="SimHei"/>
+          <w:rFonts w:ascii="黑体" w:hAnsi="黑体" w:eastAsia="黑体"/>
           <w:b/>
-          <w:sz w:val="56"/>
+          <w:color w:val="003F7F"/>
+          <w:sz w:val="52"/>
         </w:rPr>
         <w:t>污染场地土壤生态-生产功能重构监管系统</w:t>
       </w:r>
     </w:p>
     <w:p>
+      <w:pPr>
+        <w:jc w:val="center"/>
+      </w:pPr>
       <w:r>
         <w:rPr>
-          <w:sz w:val="44"/>
+          <w:rFonts w:ascii="黑体" w:hAnsi="黑体" w:eastAsia="黑体"/>
+          <w:b/>
+          <w:color w:val="003F7F"/>
+          <w:sz w:val="72"/>
         </w:rPr>
         <w:t>系统用户操作手册</w:t>
       </w:r>
     </w:p>
+    <w:p/>
+    <w:p/>
     <w:p>
+      <w:pPr>
+        <w:jc w:val="center"/>
+      </w:pPr>
       <w:r>
         <w:rPr>
-          <w:rFonts w:ascii="SimHei" w:hAnsi="SimHei"/>
+          <w:rFonts w:ascii="宋体" w:hAnsi="宋体" w:eastAsia="宋体"/>
           <w:sz w:val="28"/>
         </w:rPr>
-        <w:t>版本 v1.0  |  编写日期 2026年6月  |  编写人 辛特助</w:t>
+        <w:t>版本：V1.0</w:t>
       </w:r>
     </w:p>
     <w:p>
+      <w:pPr>
+        <w:jc w:val="center"/>
+      </w:pPr>
       <w:r>
         <w:rPr>
-          <w:rFonts w:ascii="SimHei" w:hAnsi="SimHei"/>
-          <w:sz w:val="24"/>
+          <w:rFonts w:ascii="宋体" w:hAnsi="宋体" w:eastAsia="宋体"/>
+          <w:sz w:val="28"/>
         </w:rPr>
-        <w:t>浙江大学王玮课题组 (c) 2026</w:t>
+        <w:t>编制日期：2026年7月</w:t>
+      </w:r>
+    </w:p>
+    <w:p>
+      <w:pPr>
+        <w:jc w:val="center"/>
+      </w:pPr>
+      <w:r>
+        <w:rPr>
+          <w:rFonts w:ascii="宋体" w:hAnsi="宋体" w:eastAsia="宋体"/>
+          <w:sz w:val="28"/>
+        </w:rPr>
+        <w:t>著作权人：生态环境部土壤与农业农村生态环境监管技术中心</w:t>
+      </w:r>
+    </w:p>
+    <w:p>
+      <w:pPr>
+        <w:jc w:val="center"/>
+      </w:pPr>
+      <w:r>
+        <w:rPr>
+          <w:rFonts w:ascii="宋体" w:hAnsi="宋体" w:eastAsia="宋体"/>
+          <w:sz w:val="28"/>
+        </w:rPr>
+        <w:t>开发单位：浙江大学王玮课题组</w:t>
       </w:r>
     </w:p>
     <w:p>
@@ -48,6 +96,139 @@
         <w:pStyle w:val="Heading1"/>
       </w:pPr>
       <w:r>
+        <w:t>目  录</w:t>
+      </w:r>
+    </w:p>
+    <w:p>
+      <w:r>
+        <w:rPr>
+          <w:rFonts w:ascii="宋体" w:hAnsi="宋体" w:eastAsia="宋体"/>
+          <w:b w:val="0"/>
+          <w:sz w:val="22"/>
+        </w:rPr>
+        <w:t>第一章 系统概述</w:t>
+      </w:r>
+    </w:p>
+    <w:p>
+      <w:r>
+        <w:rPr>
+          <w:rFonts w:ascii="宋体" w:hAnsi="宋体" w:eastAsia="宋体"/>
+          <w:b w:val="0"/>
+          <w:sz w:val="22"/>
+        </w:rPr>
+        <w:t>第二章 运行环境与登录</w:t>
+      </w:r>
+    </w:p>
+    <w:p>
+      <w:r>
+        <w:rPr>
+          <w:rFonts w:ascii="宋体" w:hAnsi="宋体" w:eastAsia="宋体"/>
+          <w:b w:val="0"/>
+          <w:sz w:val="22"/>
+        </w:rPr>
+        <w:t>第三章 数据概览与场地管理</w:t>
+      </w:r>
+    </w:p>
+    <w:p>
+      <w:r>
+        <w:rPr>
+          <w:rFonts w:ascii="宋体" w:hAnsi="宋体" w:eastAsia="宋体"/>
+          <w:b w:val="0"/>
+          <w:sz w:val="22"/>
+        </w:rPr>
+        <w:t>第四章 数据导入与校验</w:t>
+      </w:r>
+    </w:p>
+    <w:p>
+      <w:r>
+        <w:rPr>
+          <w:rFonts w:ascii="宋体" w:hAnsi="宋体" w:eastAsia="宋体"/>
+          <w:b w:val="0"/>
+          <w:sz w:val="22"/>
+        </w:rPr>
+        <w:t>第五章 障碍因子诊断</w:t>
+      </w:r>
+    </w:p>
+    <w:p>
+      <w:r>
+        <w:rPr>
+          <w:rFonts w:ascii="宋体" w:hAnsi="宋体" w:eastAsia="宋体"/>
+          <w:b w:val="0"/>
+          <w:sz w:val="22"/>
+        </w:rPr>
+        <w:t>第六章 功能重构分析</w:t>
+      </w:r>
+    </w:p>
+    <w:p>
+      <w:r>
+        <w:rPr>
+          <w:rFonts w:ascii="宋体" w:hAnsi="宋体" w:eastAsia="宋体"/>
+          <w:b w:val="0"/>
+          <w:sz w:val="22"/>
+        </w:rPr>
+        <w:t>第七章 SSUI 可持续利用评价</w:t>
+      </w:r>
+    </w:p>
+    <w:p>
+      <w:r>
+        <w:rPr>
+          <w:rFonts w:ascii="宋体" w:hAnsi="宋体" w:eastAsia="宋体"/>
+          <w:b w:val="0"/>
+          <w:sz w:val="22"/>
+        </w:rPr>
+        <w:t>第八章 方案推荐</w:t>
+      </w:r>
+    </w:p>
+    <w:p>
+      <w:r>
+        <w:rPr>
+          <w:rFonts w:ascii="宋体" w:hAnsi="宋体" w:eastAsia="宋体"/>
+          <w:b w:val="0"/>
+          <w:sz w:val="22"/>
+        </w:rPr>
+        <w:t>第九章 全流程追溯</w:t>
+      </w:r>
+    </w:p>
+    <w:p>
+      <w:r>
+        <w:rPr>
+          <w:rFonts w:ascii="宋体" w:hAnsi="宋体" w:eastAsia="宋体"/>
+          <w:b w:val="0"/>
+          <w:sz w:val="22"/>
+        </w:rPr>
+        <w:t>第十章 报告生成与数字大屏</w:t>
+      </w:r>
+    </w:p>
+    <w:p>
+      <w:r>
+        <w:rPr>
+          <w:rFonts w:ascii="宋体" w:hAnsi="宋体" w:eastAsia="宋体"/>
+          <w:b w:val="0"/>
+          <w:sz w:val="22"/>
+        </w:rPr>
+        <w:t>第十一章 常见问题与异常处理</w:t>
+      </w:r>
+    </w:p>
+    <w:p>
+      <w:r>
+        <w:rPr>
+          <w:rFonts w:ascii="宋体" w:hAnsi="宋体" w:eastAsia="宋体"/>
+          <w:b w:val="0"/>
+          <w:sz w:val="22"/>
+        </w:rPr>
+        <w:t>附录 快捷键与术语表</w:t>
+      </w:r>
+    </w:p>
+    <w:p>
+      <w:r>
+        <w:br w:type="page"/>
+      </w:r>
+    </w:p>
+    <w:p>
+      <w:pPr>
+        <w:pStyle w:val="Heading1"/>
+      </w:pPr>
+      <w:r>
         <w:t>第一章 系统概述</w:t>
       </w:r>
     </w:p>
@@ -61,12 +242,12 @@
     </w:p>
     <w:p>
       <w:r>
-        <w:t>污染场地土壤生态-生产功能重构监管系统（以下简称"本系统"）是一个面向政府监管与企业治理的专业化软件平台。系统以"数据可信、诊断可解释、评价可追溯、方案有依据、流程可监管"为核心设计理念，实现从污染场地数据导入到全流程监管追溯报告的完整业务闭环。</w:t>
-      </w:r>
-    </w:p>
-    <w:p>
-      <w:r>
-        <w:t>系统覆盖四大业务域：数据管理、决策管理、全流程追溯、系统管理。通过随机森林（RF）机器学习算法与SHAP可解释性分析，自动识别制约场地生态/生产功能的关键障碍因子，并结合知识库阈值规则与技术库匹配，生成科学的结构化修复方案推荐。</w:t>
+        <w:rPr>
+          <w:rFonts w:ascii="宋体" w:hAnsi="宋体" w:eastAsia="宋体"/>
+          <w:b w:val="0"/>
+          <w:sz w:val="22"/>
+        </w:rPr>
+        <w:t>污染场地土壤生态-生产功能重构监管系统（以下简称"本系统"）是面向污染场地土壤环境监管的专业化软件平台。系统以"数据管理—智能诊断—功能重构评价—方案推荐—全流程追溯"为核心业务闭环，为环境监管人员、污染场地责任企业、第三方技术机构及系统管理员提供一体化决策支持工具。</w:t>
       </w:r>
     </w:p>
     <w:p>
@@ -74,17 +255,77 @@
         <w:pStyle w:val="Heading2"/>
       </w:pPr>
       <w:r>
-        <w:t>1.2 核心业务流程</w:t>
+        <w:t>1.2 核心功能</w:t>
       </w:r>
     </w:p>
     <w:p>
       <w:r>
-        <w:t>系统核心业务流程如下：</w:t>
+        <w:rPr>
+          <w:rFonts w:ascii="宋体" w:hAnsi="宋体" w:eastAsia="宋体"/>
+          <w:b w:val="0"/>
+          <w:sz w:val="22"/>
+        </w:rPr>
+        <w:t>本系统包含四大核心模块，共85个功能点：</w:t>
       </w:r>
     </w:p>
     <w:p>
       <w:r>
-        <w:t>导入场地数据 → 数据校验 → 场地列表 → 场地详情 → 障碍因子识别（RF+SHAP）→ 功能重构可行性评价（生产/生态双方向）→ 可持续利用评价（SSUI）→ 重构方案推荐 → 五阶段全流程追溯记录 → PDF追溯报告生成</w:t>
+        <w:rPr>
+          <w:rFonts w:ascii="宋体" w:hAnsi="宋体" w:eastAsia="宋体"/>
+          <w:b/>
+        </w:rPr>
+        <w:t>● 数据管理（20 FP）</w:t>
+      </w:r>
+      <w:r>
+        <w:rPr>
+          <w:rFonts w:ascii="宋体" w:hAnsi="宋体" w:eastAsia="宋体"/>
+        </w:rPr>
+        <w:t>：支持 Excel/CSV 格式检测数据的批量导入，自动识别列名、完成字段映射、格式校验、异常提示、重复数据识别与去重处理。集成 GIS 地图与卫星影像展示污染场地分布、采样点位及空间关联信息，提供数据检索、条件筛选、统计分析、图表展示和探索性数据分析（EDA）功能。</w:t>
+      </w:r>
+    </w:p>
+    <w:p>
+      <w:r>
+        <w:rPr>
+          <w:rFonts w:ascii="宋体" w:hAnsi="宋体" w:eastAsia="宋体"/>
+          <w:b/>
+        </w:rPr>
+        <w:t>● 决策管理（36 FP，核心）</w:t>
+      </w:r>
+      <w:r>
+        <w:rPr>
+          <w:rFonts w:ascii="宋体" w:hAnsi="宋体" w:eastAsia="宋体"/>
+        </w:rPr>
+        <w:t>：采用集成学习方法识别影响土壤生态及生产功能的主要障碍因子，依据 KOS 五分量评分公式开展生产轨与生态轨并行建模。通过 AHP 与熵值法组合赋权进行功能重构可行性评价，采用四层递阶结构的 SSUI 指数开展可持续利用评价，并结合规则引擎和三维综合决策方法生成修复方案。</w:t>
+      </w:r>
+    </w:p>
+    <w:p>
+      <w:r>
+        <w:rPr>
+          <w:rFonts w:ascii="宋体" w:hAnsi="宋体" w:eastAsia="宋体"/>
+          <w:b/>
+        </w:rPr>
+        <w:t>● 全流程追溯（19 FP）</w:t>
+      </w:r>
+      <w:r>
+        <w:rPr>
+          <w:rFonts w:ascii="宋体" w:hAnsi="宋体" w:eastAsia="宋体"/>
+        </w:rPr>
+        <w:t>：采用五阶段状态机管理调查评估、方案审批、施工监理、效果评估和后期管护过程，支持阶段依赖校验、任务流转、流程回退、异常处理、材料附件上传及过程记录查询，可生成 PDF 追溯报告。</w:t>
+      </w:r>
+    </w:p>
+    <w:p>
+      <w:r>
+        <w:rPr>
+          <w:rFonts w:ascii="宋体" w:hAnsi="宋体" w:eastAsia="宋体"/>
+          <w:b/>
+        </w:rPr>
+        <w:t>● 系统管理（10 FP）</w:t>
+      </w:r>
+      <w:r>
+        <w:rPr>
+          <w:rFonts w:ascii="宋体" w:hAnsi="宋体" w:eastAsia="宋体"/>
+        </w:rPr>
+        <w:t>：基于 RBAC 权限模型，对不同用户的菜单访问、数据查看、业务办理和管理操作权限进行分级控制，支持用户注册、账户审核、角色授权、操作日志审计、数据备份与恢复。</w:t>
       </w:r>
     </w:p>
     <w:p>
@@ -92,313 +333,79 @@
         <w:pStyle w:val="Heading2"/>
       </w:pPr>
       <w:r>
-        <w:t>1.3 技术架构概览</w:t>
+        <w:t>1.3 用户角色</w:t>
       </w:r>
     </w:p>
-    <w:tbl>
-      <w:tblPr>
-        <w:tblStyle w:val="TableGrid"/>
-        <w:tblW w:type="auto" w:w="0"/>
-        <w:tblLook w:firstColumn="1" w:firstRow="1" w:lastColumn="0" w:lastRow="0" w:noHBand="0" w:noVBand="1" w:val="04A0"/>
-      </w:tblPr>
-      <w:tblGrid>
-        <w:gridCol w:w="2880"/>
-        <w:gridCol w:w="2880"/>
-        <w:gridCol w:w="2880"/>
-      </w:tblGrid>
-      <w:tr>
-        <w:tc>
-          <w:tcPr>
-            <w:tcW w:type="dxa" w:w="2880"/>
-            <w:shd w:val="clear" w:color="auto" w:fill="FFFFFF"/>
-          </w:tcPr>
-          <w:p>
-            <w:r>
-              <w:rPr>
-                <w:b/>
-                <w:color w:val="FFFFFF"/>
-              </w:rPr>
-              <w:t>层级</w:t>
-            </w:r>
-          </w:p>
-        </w:tc>
-        <w:tc>
-          <w:tcPr>
-            <w:tcW w:type="dxa" w:w="2880"/>
-            <w:shd w:val="clear" w:color="auto" w:fill="FFFFFF"/>
-          </w:tcPr>
-          <w:p>
-            <w:r>
-              <w:rPr>
-                <w:b/>
-                <w:color w:val="FFFFFF"/>
-              </w:rPr>
-              <w:t>技术选型</w:t>
-            </w:r>
-          </w:p>
-        </w:tc>
-        <w:tc>
-          <w:tcPr>
-            <w:tcW w:type="dxa" w:w="2880"/>
-            <w:shd w:val="clear" w:color="auto" w:fill="FFFFFF"/>
-          </w:tcPr>
-          <w:p>
-            <w:r>
-              <w:rPr>
-                <w:b/>
-                <w:color w:val="FFFFFF"/>
-              </w:rPr>
-              <w:t>说明</w:t>
-            </w:r>
-          </w:p>
-        </w:tc>
-      </w:tr>
-      <w:tr>
-        <w:tc>
-          <w:tcPr>
-            <w:tcW w:type="dxa" w:w="2880"/>
-            <w:shd w:val="clear" w:color="auto" w:fill="F2F2F2"/>
-          </w:tcPr>
-          <w:p>
-            <w:r>
-              <w:t>前端</w:t>
-            </w:r>
-          </w:p>
-        </w:tc>
-        <w:tc>
-          <w:tcPr>
-            <w:tcW w:type="dxa" w:w="2880"/>
-            <w:shd w:val="clear" w:color="auto" w:fill="F2F2F2"/>
-          </w:tcPr>
-          <w:p>
-            <w:r>
-              <w:t>React + TypeScript + Ant Design + ECharts</w:t>
-            </w:r>
-          </w:p>
-        </w:tc>
-        <w:tc>
-          <w:tcPr>
-            <w:tcW w:type="dxa" w:w="2880"/>
-            <w:shd w:val="clear" w:color="auto" w:fill="F2F2F2"/>
-          </w:tcPr>
-          <w:p>
-            <w:r>
-              <w:t>响应式界面，深蓝主色，支持图表可视化与地图展示</w:t>
-            </w:r>
-          </w:p>
-        </w:tc>
-      </w:tr>
-      <w:tr>
-        <w:tc>
-          <w:tcPr>
-            <w:tcW w:type="dxa" w:w="2880"/>
-            <w:shd w:val="clear" w:color="auto" w:fill="FFFFFF"/>
-          </w:tcPr>
-          <w:p>
-            <w:r>
-              <w:t>后端</w:t>
-            </w:r>
-          </w:p>
-        </w:tc>
-        <w:tc>
-          <w:tcPr>
-            <w:tcW w:type="dxa" w:w="2880"/>
-            <w:shd w:val="clear" w:color="auto" w:fill="FFFFFF"/>
-          </w:tcPr>
-          <w:p>
-            <w:r>
-              <w:t>Python FastAPI + SQLAlchemy + Alembic</w:t>
-            </w:r>
-          </w:p>
-        </w:tc>
-        <w:tc>
-          <w:tcPr>
-            <w:tcW w:type="dxa" w:w="2880"/>
-            <w:shd w:val="clear" w:color="auto" w:fill="FFFFFF"/>
-          </w:tcPr>
-          <w:p>
-            <w:r>
-              <w:t>RESTful API，JWT认证，RBAC权限控制</w:t>
-            </w:r>
-          </w:p>
-        </w:tc>
-      </w:tr>
-      <w:tr>
-        <w:tc>
-          <w:tcPr>
-            <w:tcW w:type="dxa" w:w="2880"/>
-            <w:shd w:val="clear" w:color="auto" w:fill="F2F2F2"/>
-          </w:tcPr>
-          <w:p>
-            <w:r>
-              <w:t>数据库</w:t>
-            </w:r>
-          </w:p>
-        </w:tc>
-        <w:tc>
-          <w:tcPr>
-            <w:tcW w:type="dxa" w:w="2880"/>
-            <w:shd w:val="clear" w:color="auto" w:fill="F2F2F2"/>
-          </w:tcPr>
-          <w:p>
-            <w:r>
-              <w:t>PostgreSQL 15</w:t>
-            </w:r>
-          </w:p>
-        </w:tc>
-        <w:tc>
-          <w:tcPr>
-            <w:tcW w:type="dxa" w:w="2880"/>
-            <w:shd w:val="clear" w:color="auto" w:fill="F2F2F2"/>
-          </w:tcPr>
-          <w:p>
-            <w:r>
-              <w:t>长表（measurements）设计，支持海量检测数据</w:t>
-            </w:r>
-          </w:p>
-        </w:tc>
-      </w:tr>
-      <w:tr>
-        <w:tc>
-          <w:tcPr>
-            <w:tcW w:type="dxa" w:w="2880"/>
-            <w:shd w:val="clear" w:color="auto" w:fill="FFFFFF"/>
-          </w:tcPr>
-          <w:p>
-            <w:r>
-              <w:t>缓存</w:t>
-            </w:r>
-          </w:p>
-        </w:tc>
-        <w:tc>
-          <w:tcPr>
-            <w:tcW w:type="dxa" w:w="2880"/>
-            <w:shd w:val="clear" w:color="auto" w:fill="FFFFFF"/>
-          </w:tcPr>
-          <w:p>
-            <w:r>
-              <w:t>Redis 7</w:t>
-            </w:r>
-          </w:p>
-        </w:tc>
-        <w:tc>
-          <w:tcPr>
-            <w:tcW w:type="dxa" w:w="2880"/>
-            <w:shd w:val="clear" w:color="auto" w:fill="FFFFFF"/>
-          </w:tcPr>
-          <w:p>
-            <w:r>
-              <w:t>会话管理与热数据缓存</w:t>
-            </w:r>
-          </w:p>
-        </w:tc>
-      </w:tr>
-      <w:tr>
-        <w:tc>
-          <w:tcPr>
-            <w:tcW w:type="dxa" w:w="2880"/>
-            <w:shd w:val="clear" w:color="auto" w:fill="F2F2F2"/>
-          </w:tcPr>
-          <w:p>
-            <w:r>
-              <w:t>机器学习</w:t>
-            </w:r>
-          </w:p>
-        </w:tc>
-        <w:tc>
-          <w:tcPr>
-            <w:tcW w:type="dxa" w:w="2880"/>
-            <w:shd w:val="clear" w:color="auto" w:fill="F2F2F2"/>
-          </w:tcPr>
-          <w:p>
-            <w:r>
-              <w:t>scikit-learn + SHAP</w:t>
-            </w:r>
-          </w:p>
-        </w:tc>
-        <w:tc>
-          <w:tcPr>
-            <w:tcW w:type="dxa" w:w="2880"/>
-            <w:shd w:val="clear" w:color="auto" w:fill="F2F2F2"/>
-          </w:tcPr>
-          <w:p>
-            <w:r>
-              <w:t>随机森林障碍因子识别，SHAP可解释性分析</w:t>
-            </w:r>
-          </w:p>
-        </w:tc>
-      </w:tr>
-      <w:tr>
-        <w:tc>
-          <w:tcPr>
-            <w:tcW w:type="dxa" w:w="2880"/>
-            <w:shd w:val="clear" w:color="auto" w:fill="FFFFFF"/>
-          </w:tcPr>
-          <w:p>
-            <w:r>
-              <w:t>报告引擎</w:t>
-            </w:r>
-          </w:p>
-        </w:tc>
-        <w:tc>
-          <w:tcPr>
-            <w:tcW w:type="dxa" w:w="2880"/>
-            <w:shd w:val="clear" w:color="auto" w:fill="FFFFFF"/>
-          </w:tcPr>
-          <w:p>
-            <w:r>
-              <w:t>Jinja2 + HTML模板 → PDF/DOCX</w:t>
-            </w:r>
-          </w:p>
-        </w:tc>
-        <w:tc>
-          <w:tcPr>
-            <w:tcW w:type="dxa" w:w="2880"/>
-            <w:shd w:val="clear" w:color="auto" w:fill="FFFFFF"/>
-          </w:tcPr>
-          <w:p>
-            <w:r>
-              <w:t>一键生成15章完整追溯报告</w:t>
-            </w:r>
-          </w:p>
-        </w:tc>
-      </w:tr>
-      <w:tr>
-        <w:tc>
-          <w:tcPr>
-            <w:tcW w:type="dxa" w:w="2880"/>
-            <w:shd w:val="clear" w:color="auto" w:fill="F2F2F2"/>
-          </w:tcPr>
-          <w:p>
-            <w:r>
-              <w:t>部署</w:t>
-            </w:r>
-          </w:p>
-        </w:tc>
-        <w:tc>
-          <w:tcPr>
-            <w:tcW w:type="dxa" w:w="2880"/>
-            <w:shd w:val="clear" w:color="auto" w:fill="F2F2F2"/>
-          </w:tcPr>
-          <w:p>
-            <w:r>
-              <w:t>Docker + Docker Compose + Nginx</w:t>
-            </w:r>
-          </w:p>
-        </w:tc>
-        <w:tc>
-          <w:tcPr>
-            <w:tcW w:type="dxa" w:w="2880"/>
-            <w:shd w:val="clear" w:color="auto" w:fill="F2F2F2"/>
-          </w:tcPr>
-          <w:p>
-            <w:r>
-              <w:t>一键部署，环境隔离</w:t>
-            </w:r>
-          </w:p>
-        </w:tc>
-      </w:tr>
-    </w:tbl>
+    <w:p>
+      <w:r>
+        <w:rPr>
+          <w:rFonts w:ascii="宋体" w:hAnsi="宋体" w:eastAsia="宋体"/>
+          <w:b w:val="0"/>
+          <w:sz w:val="22"/>
+        </w:rPr>
+        <w:t>本系统设有四类用户角色，各角色权限范围如下：</w:t>
+      </w:r>
+    </w:p>
+    <w:p>
+      <w:r>
+        <w:rPr>
+          <w:rFonts w:ascii="宋体" w:hAnsi="宋体" w:eastAsia="宋体"/>
+          <w:b/>
+        </w:rPr>
+        <w:t>■ 系统管理员</w:t>
+      </w:r>
+      <w:r>
+        <w:rPr>
+          <w:rFonts w:ascii="宋体" w:hAnsi="宋体" w:eastAsia="宋体"/>
+        </w:rPr>
+        <w:t>：拥有全部权限，可管理用户账户、配置角色权限、查看全局数据、执行系统备份与恢复、审计操作日志。</w:t>
+      </w:r>
+    </w:p>
+    <w:p>
+      <w:r>
+        <w:rPr>
+          <w:rFonts w:ascii="宋体" w:hAnsi="宋体" w:eastAsia="宋体"/>
+          <w:b/>
+        </w:rPr>
+        <w:t>■ 企业用户</w:t>
+      </w:r>
+      <w:r>
+        <w:rPr>
+          <w:rFonts w:ascii="宋体" w:hAnsi="宋体" w:eastAsia="宋体"/>
+        </w:rPr>
+        <w:t>：管理本企业关联的污染场地数据，可上传检测数据、发起障碍因子诊断与评价、提交修复方案、查看本企业场地的追溯记录。仅可见本企业数据。</w:t>
+      </w:r>
+    </w:p>
+    <w:p>
+      <w:r>
+        <w:rPr>
+          <w:rFonts w:ascii="宋体" w:hAnsi="宋体" w:eastAsia="宋体"/>
+          <w:b/>
+        </w:rPr>
+        <w:t>■ 第三方机构</w:t>
+      </w:r>
+      <w:r>
+        <w:rPr>
+          <w:rFonts w:ascii="宋体" w:hAnsi="宋体" w:eastAsia="宋体"/>
+        </w:rPr>
+        <w:t>：参与授权项目的技术评审工作，可查看授权范围内的场地数据、评审修复方案、上传技术评估意见。</w:t>
+      </w:r>
+    </w:p>
+    <w:p>
+      <w:r>
+        <w:rPr>
+          <w:rFonts w:ascii="宋体" w:hAnsi="宋体" w:eastAsia="宋体"/>
+          <w:b/>
+        </w:rPr>
+        <w:t>■ 监管人员</w:t>
+      </w:r>
+      <w:r>
+        <w:rPr>
+          <w:rFonts w:ascii="宋体" w:hAnsi="宋体" w:eastAsia="宋体"/>
+        </w:rPr>
+        <w:t>：查看管辖范围内全部场地数据，审批修复方案、监督施工监理、评估修复效果、查看监管大屏与统计报表。</w:t>
+      </w:r>
+    </w:p>
     <w:p>
       <w:r>
         <w:br w:type="page"/>
@@ -409,7 +416,7 @@
         <w:pStyle w:val="Heading1"/>
       </w:pPr>
       <w:r>
-        <w:t>第二章 用户角色与权限</w:t>
+        <w:t>第二章 运行环境与登录</w:t>
       </w:r>
     </w:p>
     <w:p>
@@ -417,546 +424,249 @@
         <w:pStyle w:val="Heading2"/>
       </w:pPr>
       <w:r>
-        <w:t>2.1 四种用户角色</w:t>
+        <w:t>2.1 运行环境要求</w:t>
       </w:r>
     </w:p>
-    <w:tbl>
-      <w:tblPr>
-        <w:tblStyle w:val="TableGrid"/>
-        <w:tblW w:type="auto" w:w="0"/>
-        <w:tblLook w:firstColumn="1" w:firstRow="1" w:lastColumn="0" w:lastRow="0" w:noHBand="0" w:noVBand="1" w:val="04A0"/>
-      </w:tblPr>
-      <w:tblGrid>
-        <w:gridCol w:w="2160"/>
-        <w:gridCol w:w="2160"/>
-        <w:gridCol w:w="2160"/>
-        <w:gridCol w:w="2160"/>
-      </w:tblGrid>
-      <w:tr>
-        <w:tc>
-          <w:tcPr>
-            <w:tcW w:type="dxa" w:w="2160"/>
-            <w:shd w:val="clear" w:color="auto" w:fill="FFFFFF"/>
-          </w:tcPr>
-          <w:p>
-            <w:r>
-              <w:rPr>
-                <w:b/>
-                <w:color w:val="FFFFFF"/>
-              </w:rPr>
-              <w:t>角色</w:t>
-            </w:r>
-          </w:p>
-        </w:tc>
-        <w:tc>
-          <w:tcPr>
-            <w:tcW w:type="dxa" w:w="2160"/>
-            <w:shd w:val="clear" w:color="auto" w:fill="FFFFFF"/>
-          </w:tcPr>
-          <w:p>
-            <w:r>
-              <w:rPr>
-                <w:b/>
-                <w:color w:val="FFFFFF"/>
-              </w:rPr>
-              <w:t>主要职责</w:t>
-            </w:r>
-          </w:p>
-        </w:tc>
-        <w:tc>
-          <w:tcPr>
-            <w:tcW w:type="dxa" w:w="2160"/>
-            <w:shd w:val="clear" w:color="auto" w:fill="FFFFFF"/>
-          </w:tcPr>
-          <w:p>
-            <w:r>
-              <w:rPr>
-                <w:b/>
-                <w:color w:val="FFFFFF"/>
-              </w:rPr>
-              <w:t>数据可见范围</w:t>
-            </w:r>
-          </w:p>
-        </w:tc>
-        <w:tc>
-          <w:tcPr>
-            <w:tcW w:type="dxa" w:w="2160"/>
-            <w:shd w:val="clear" w:color="auto" w:fill="FFFFFF"/>
-          </w:tcPr>
-          <w:p>
-            <w:r>
-              <w:rPr>
-                <w:b/>
-                <w:color w:val="FFFFFF"/>
-              </w:rPr>
-              <w:t>典型用户</w:t>
-            </w:r>
-          </w:p>
-        </w:tc>
-      </w:tr>
-      <w:tr>
-        <w:tc>
-          <w:tcPr>
-            <w:tcW w:type="dxa" w:w="2160"/>
-            <w:shd w:val="clear" w:color="auto" w:fill="F2F2F2"/>
-          </w:tcPr>
-          <w:p>
-            <w:r>
-              <w:t>系统管理员</w:t>
-            </w:r>
-          </w:p>
-        </w:tc>
-        <w:tc>
-          <w:tcPr>
-            <w:tcW w:type="dxa" w:w="2160"/>
-            <w:shd w:val="clear" w:color="auto" w:fill="F2F2F2"/>
-          </w:tcPr>
-          <w:p>
-            <w:r>
-              <w:t>全功能访问：用户管理、角色分配、参数配置、模型管理、技术库维护、审计日志查看</w:t>
-            </w:r>
-          </w:p>
-        </w:tc>
-        <w:tc>
-          <w:tcPr>
-            <w:tcW w:type="dxa" w:w="2160"/>
-            <w:shd w:val="clear" w:color="auto" w:fill="F2F2F2"/>
-          </w:tcPr>
-          <w:p>
-            <w:r>
-              <w:t>全部数据</w:t>
-            </w:r>
-          </w:p>
-        </w:tc>
-        <w:tc>
-          <w:tcPr>
-            <w:tcW w:type="dxa" w:w="2160"/>
-            <w:shd w:val="clear" w:color="auto" w:fill="F2F2F2"/>
-          </w:tcPr>
-          <w:p>
-            <w:r>
-              <w:t>系统运维人员、项目负责人</w:t>
-            </w:r>
-          </w:p>
-        </w:tc>
-      </w:tr>
-      <w:tr>
-        <w:tc>
-          <w:tcPr>
-            <w:tcW w:type="dxa" w:w="2160"/>
-            <w:shd w:val="clear" w:color="auto" w:fill="FFFFFF"/>
-          </w:tcPr>
-          <w:p>
-            <w:r>
-              <w:t>企业用户</w:t>
-            </w:r>
-          </w:p>
-        </w:tc>
-        <w:tc>
-          <w:tcPr>
-            <w:tcW w:type="dxa" w:w="2160"/>
-            <w:shd w:val="clear" w:color="auto" w:fill="FFFFFF"/>
-          </w:tcPr>
-          <w:p>
-            <w:r>
-              <w:t>数据录入与导入、场地管理、诊断与评价操作、流程记录录入、报告生成</w:t>
-            </w:r>
-          </w:p>
-        </w:tc>
-        <w:tc>
-          <w:tcPr>
-            <w:tcW w:type="dxa" w:w="2160"/>
-            <w:shd w:val="clear" w:color="auto" w:fill="FFFFFF"/>
-          </w:tcPr>
-          <w:p>
-            <w:r>
-              <w:t>仅本企业数据</w:t>
-            </w:r>
-          </w:p>
-        </w:tc>
-        <w:tc>
-          <w:tcPr>
-            <w:tcW w:type="dxa" w:w="2160"/>
-            <w:shd w:val="clear" w:color="auto" w:fill="FFFFFF"/>
-          </w:tcPr>
-          <w:p>
-            <w:r>
-              <w:t>污染场地责任企业</w:t>
-            </w:r>
-          </w:p>
-        </w:tc>
-      </w:tr>
-      <w:tr>
-        <w:tc>
-          <w:tcPr>
-            <w:tcW w:type="dxa" w:w="2160"/>
-            <w:shd w:val="clear" w:color="auto" w:fill="F2F2F2"/>
-          </w:tcPr>
-          <w:p>
-            <w:r>
-              <w:t>第三方机构</w:t>
-            </w:r>
-          </w:p>
-        </w:tc>
-        <w:tc>
-          <w:tcPr>
-            <w:tcW w:type="dxa" w:w="2160"/>
-            <w:shd w:val="clear" w:color="auto" w:fill="F2F2F2"/>
-          </w:tcPr>
-          <w:p>
-            <w:r>
-              <w:t>上传被授权项目的检测/评估数据、查看被授权项目信息</w:t>
-            </w:r>
-          </w:p>
-        </w:tc>
-        <w:tc>
-          <w:tcPr>
-            <w:tcW w:type="dxa" w:w="2160"/>
-            <w:shd w:val="clear" w:color="auto" w:fill="F2F2F2"/>
-          </w:tcPr>
-          <w:p>
-            <w:r>
-              <w:t>仅授权项目</w:t>
-            </w:r>
-          </w:p>
-        </w:tc>
-        <w:tc>
-          <w:tcPr>
-            <w:tcW w:type="dxa" w:w="2160"/>
-            <w:shd w:val="clear" w:color="auto" w:fill="F2F2F2"/>
-          </w:tcPr>
-          <w:p>
-            <w:r>
-              <w:t>检测机构、评估机构</w:t>
-            </w:r>
-          </w:p>
-        </w:tc>
-      </w:tr>
-      <w:tr>
-        <w:tc>
-          <w:tcPr>
-            <w:tcW w:type="dxa" w:w="2160"/>
-            <w:shd w:val="clear" w:color="auto" w:fill="FFFFFF"/>
-          </w:tcPr>
-          <w:p>
-            <w:r>
-              <w:t>监管人员</w:t>
-            </w:r>
-          </w:p>
-        </w:tc>
-        <w:tc>
-          <w:tcPr>
-            <w:tcW w:type="dxa" w:w="2160"/>
-            <w:shd w:val="clear" w:color="auto" w:fill="FFFFFF"/>
-          </w:tcPr>
-          <w:p>
-            <w:r>
-              <w:t>查看监管范围内场地信息、查看诊断/评价/推荐结果、浏览追溯记录与报告</w:t>
-            </w:r>
-          </w:p>
-        </w:tc>
-        <w:tc>
-          <w:tcPr>
-            <w:tcW w:type="dxa" w:w="2160"/>
-            <w:shd w:val="clear" w:color="auto" w:fill="FFFFFF"/>
-          </w:tcPr>
-          <w:p>
-            <w:r>
-              <w:t>监管范围内</w:t>
-            </w:r>
-          </w:p>
-        </w:tc>
-        <w:tc>
-          <w:tcPr>
-            <w:tcW w:type="dxa" w:w="2160"/>
-            <w:shd w:val="clear" w:color="auto" w:fill="FFFFFF"/>
-          </w:tcPr>
-          <w:p>
-            <w:r>
-              <w:t>政府环保部门</w:t>
-            </w:r>
-          </w:p>
-        </w:tc>
-      </w:tr>
-    </w:tbl>
+    <w:p>
+      <w:r>
+        <w:rPr>
+          <w:rFonts w:ascii="宋体" w:hAnsi="宋体" w:eastAsia="宋体"/>
+          <w:b w:val="0"/>
+          <w:sz w:val="22"/>
+        </w:rPr>
+        <w:t>为确保系统正常运行，请确保您的计算机满足以下配置：</w:t>
+      </w:r>
+    </w:p>
+    <w:p>
+      <w:r>
+        <w:rPr>
+          <w:rFonts w:ascii="宋体" w:hAnsi="宋体" w:eastAsia="宋体"/>
+          <w:b w:val="0"/>
+          <w:sz w:val="22"/>
+        </w:rPr>
+        <w:t xml:space="preserve">  - 操作系统：Windows 10/11 或 Windows Server 2019 及以上版本</w:t>
+      </w:r>
+    </w:p>
+    <w:p>
+      <w:r>
+        <w:rPr>
+          <w:rFonts w:ascii="宋体" w:hAnsi="宋体" w:eastAsia="宋体"/>
+          <w:b w:val="0"/>
+          <w:sz w:val="22"/>
+        </w:rPr>
+        <w:t xml:space="preserve">  - 浏览器：Chrome 90+、Edge 90+、Firefox 88+（推荐使用 Chrome）</w:t>
+      </w:r>
+    </w:p>
+    <w:p>
+      <w:r>
+        <w:rPr>
+          <w:rFonts w:ascii="宋体" w:hAnsi="宋体" w:eastAsia="宋体"/>
+          <w:b w:val="0"/>
+          <w:sz w:val="22"/>
+        </w:rPr>
+        <w:t xml:space="preserve">  - 屏幕分辨率：1920x1080 及以上（最低 1366x768）</w:t>
+      </w:r>
+    </w:p>
+    <w:p>
+      <w:r>
+        <w:rPr>
+          <w:rFonts w:ascii="宋体" w:hAnsi="宋体" w:eastAsia="宋体"/>
+          <w:b w:val="0"/>
+          <w:sz w:val="22"/>
+        </w:rPr>
+        <w:t xml:space="preserve">  - 网络：系统可离线运行，在线地图功能需网络连接</w:t>
+      </w:r>
+    </w:p>
+    <w:p>
+      <w:r>
+        <w:rPr>
+          <w:rFonts w:ascii="宋体" w:hAnsi="宋体" w:eastAsia="宋体"/>
+          <w:b w:val="0"/>
+          <w:sz w:val="22"/>
+        </w:rPr>
+        <w:t xml:space="preserve">  - 内存：建议 8GB 及以上</w:t>
+      </w:r>
+    </w:p>
     <w:p>
       <w:pPr>
         <w:pStyle w:val="Heading2"/>
       </w:pPr>
       <w:r>
-        <w:t>2.2 演示账号</w:t>
+        <w:t>2.2 系统登录</w:t>
       </w:r>
     </w:p>
     <w:p>
       <w:r>
-        <w:t>系统预置以下演示账号，可用于登录系统并体验各角色的功能差异：</w:t>
+        <w:rPr>
+          <w:rFonts w:ascii="宋体" w:hAnsi="宋体" w:eastAsia="宋体"/>
+          <w:b w:val="0"/>
+          <w:sz w:val="22"/>
+        </w:rPr>
+        <w:t>系统登录是用户访问系统的唯一入口，负责用户身份认证与会话建立。</w:t>
       </w:r>
     </w:p>
-    <w:tbl>
-      <w:tblPr>
-        <w:tblStyle w:val="TableGrid"/>
-        <w:tblW w:type="auto" w:w="0"/>
-        <w:tblLook w:firstColumn="1" w:firstRow="1" w:lastColumn="0" w:lastRow="0" w:noHBand="0" w:noVBand="1" w:val="04A0"/>
-      </w:tblPr>
-      <w:tblGrid>
-        <w:gridCol w:w="2160"/>
-        <w:gridCol w:w="2160"/>
-        <w:gridCol w:w="2160"/>
-        <w:gridCol w:w="2160"/>
-      </w:tblGrid>
-      <w:tr>
-        <w:tc>
-          <w:tcPr>
-            <w:tcW w:type="dxa" w:w="2160"/>
-            <w:shd w:val="clear" w:color="auto" w:fill="FFFFFF"/>
-          </w:tcPr>
-          <w:p>
-            <w:r>
-              <w:rPr>
-                <w:b/>
-                <w:color w:val="FFFFFF"/>
-              </w:rPr>
-              <w:t>用户名</w:t>
-            </w:r>
-          </w:p>
-        </w:tc>
-        <w:tc>
-          <w:tcPr>
-            <w:tcW w:type="dxa" w:w="2160"/>
-            <w:shd w:val="clear" w:color="auto" w:fill="FFFFFF"/>
-          </w:tcPr>
-          <w:p>
-            <w:r>
-              <w:rPr>
-                <w:b/>
-                <w:color w:val="FFFFFF"/>
-              </w:rPr>
-              <w:t>密码</w:t>
-            </w:r>
-          </w:p>
-        </w:tc>
-        <w:tc>
-          <w:tcPr>
-            <w:tcW w:type="dxa" w:w="2160"/>
-            <w:shd w:val="clear" w:color="auto" w:fill="FFFFFF"/>
-          </w:tcPr>
-          <w:p>
-            <w:r>
-              <w:rPr>
-                <w:b/>
-                <w:color w:val="FFFFFF"/>
-              </w:rPr>
-              <w:t>角色</w:t>
-            </w:r>
-          </w:p>
-        </w:tc>
-        <w:tc>
-          <w:tcPr>
-            <w:tcW w:type="dxa" w:w="2160"/>
-            <w:shd w:val="clear" w:color="auto" w:fill="FFFFFF"/>
-          </w:tcPr>
-          <w:p>
-            <w:r>
-              <w:rPr>
-                <w:b/>
-                <w:color w:val="FFFFFF"/>
-              </w:rPr>
-              <w:t>说明</w:t>
-            </w:r>
-          </w:p>
-        </w:tc>
-      </w:tr>
-      <w:tr>
-        <w:tc>
-          <w:tcPr>
-            <w:tcW w:type="dxa" w:w="2160"/>
-            <w:shd w:val="clear" w:color="auto" w:fill="F2F2F2"/>
-          </w:tcPr>
-          <w:p>
-            <w:r>
-              <w:t>admin</w:t>
-            </w:r>
-          </w:p>
-        </w:tc>
-        <w:tc>
-          <w:tcPr>
-            <w:tcW w:type="dxa" w:w="2160"/>
-            <w:shd w:val="clear" w:color="auto" w:fill="F2F2F2"/>
-          </w:tcPr>
-          <w:p>
-            <w:r>
-              <w:t>admin123</w:t>
-            </w:r>
-          </w:p>
-        </w:tc>
-        <w:tc>
-          <w:tcPr>
-            <w:tcW w:type="dxa" w:w="2160"/>
-            <w:shd w:val="clear" w:color="auto" w:fill="F2F2F2"/>
-          </w:tcPr>
-          <w:p>
-            <w:r>
-              <w:t>系统管理员</w:t>
-            </w:r>
-          </w:p>
-        </w:tc>
-        <w:tc>
-          <w:tcPr>
-            <w:tcW w:type="dxa" w:w="2160"/>
-            <w:shd w:val="clear" w:color="auto" w:fill="F2F2F2"/>
-          </w:tcPr>
-          <w:p>
-            <w:r>
-              <w:t>全功能访问，可管理用户与系统配置</w:t>
-            </w:r>
-          </w:p>
-        </w:tc>
-      </w:tr>
-      <w:tr>
-        <w:tc>
-          <w:tcPr>
-            <w:tcW w:type="dxa" w:w="2160"/>
-            <w:shd w:val="clear" w:color="auto" w:fill="FFFFFF"/>
-          </w:tcPr>
-          <w:p>
-            <w:r>
-              <w:t>enterprise</w:t>
-            </w:r>
-          </w:p>
-        </w:tc>
-        <w:tc>
-          <w:tcPr>
-            <w:tcW w:type="dxa" w:w="2160"/>
-            <w:shd w:val="clear" w:color="auto" w:fill="FFFFFF"/>
-          </w:tcPr>
-          <w:p>
-            <w:r>
-              <w:t>demo123</w:t>
-            </w:r>
-          </w:p>
-        </w:tc>
-        <w:tc>
-          <w:tcPr>
-            <w:tcW w:type="dxa" w:w="2160"/>
-            <w:shd w:val="clear" w:color="auto" w:fill="FFFFFF"/>
-          </w:tcPr>
-          <w:p>
-            <w:r>
-              <w:t>企业用户</w:t>
-            </w:r>
-          </w:p>
-        </w:tc>
-        <w:tc>
-          <w:tcPr>
-            <w:tcW w:type="dxa" w:w="2160"/>
-            <w:shd w:val="clear" w:color="auto" w:fill="FFFFFF"/>
-          </w:tcPr>
-          <w:p>
-            <w:r>
-              <w:t>示例企业账号，仅见本企业场地</w:t>
-            </w:r>
-          </w:p>
-        </w:tc>
-      </w:tr>
-      <w:tr>
-        <w:tc>
-          <w:tcPr>
-            <w:tcW w:type="dxa" w:w="2160"/>
-            <w:shd w:val="clear" w:color="auto" w:fill="F2F2F2"/>
-          </w:tcPr>
-          <w:p>
-            <w:r>
-              <w:t>agency</w:t>
-            </w:r>
-          </w:p>
-        </w:tc>
-        <w:tc>
-          <w:tcPr>
-            <w:tcW w:type="dxa" w:w="2160"/>
-            <w:shd w:val="clear" w:color="auto" w:fill="F2F2F2"/>
-          </w:tcPr>
-          <w:p>
-            <w:r>
-              <w:t>demo123</w:t>
-            </w:r>
-          </w:p>
-        </w:tc>
-        <w:tc>
-          <w:tcPr>
-            <w:tcW w:type="dxa" w:w="2160"/>
-            <w:shd w:val="clear" w:color="auto" w:fill="F2F2F2"/>
-          </w:tcPr>
-          <w:p>
-            <w:r>
-              <w:t>第三方机构</w:t>
-            </w:r>
-          </w:p>
-        </w:tc>
-        <w:tc>
-          <w:tcPr>
-            <w:tcW w:type="dxa" w:w="2160"/>
-            <w:shd w:val="clear" w:color="auto" w:fill="F2F2F2"/>
-          </w:tcPr>
-          <w:p>
-            <w:r>
-              <w:t>示例检测机构账号，仅见授权项目</w:t>
-            </w:r>
-          </w:p>
-        </w:tc>
-      </w:tr>
-      <w:tr>
-        <w:tc>
-          <w:tcPr>
-            <w:tcW w:type="dxa" w:w="2160"/>
-            <w:shd w:val="clear" w:color="auto" w:fill="FFFFFF"/>
-          </w:tcPr>
-          <w:p>
-            <w:r>
-              <w:t>regulator</w:t>
-            </w:r>
-          </w:p>
-        </w:tc>
-        <w:tc>
-          <w:tcPr>
-            <w:tcW w:type="dxa" w:w="2160"/>
-            <w:shd w:val="clear" w:color="auto" w:fill="FFFFFF"/>
-          </w:tcPr>
-          <w:p>
-            <w:r>
-              <w:t>demo123</w:t>
-            </w:r>
-          </w:p>
-        </w:tc>
-        <w:tc>
-          <w:tcPr>
-            <w:tcW w:type="dxa" w:w="2160"/>
-            <w:shd w:val="clear" w:color="auto" w:fill="FFFFFF"/>
-          </w:tcPr>
-          <w:p>
-            <w:r>
-              <w:t>监管人员</w:t>
-            </w:r>
-          </w:p>
-        </w:tc>
-        <w:tc>
-          <w:tcPr>
-            <w:tcW w:type="dxa" w:w="2160"/>
-            <w:shd w:val="clear" w:color="auto" w:fill="FFFFFF"/>
-          </w:tcPr>
-          <w:p>
-            <w:r>
-              <w:t>示例监管账号，查看监管范围内数据</w:t>
-            </w:r>
-          </w:p>
-        </w:tc>
-      </w:tr>
-    </w:tbl>
     <w:p>
+      <w:pPr>
+        <w:pStyle w:val="Heading3"/>
+      </w:pPr>
+      <w:r>
+        <w:t>2.2.1 登录步骤</w:t>
+      </w:r>
+    </w:p>
+    <w:p>
       <w:r>
         <w:rPr>
+          <w:rFonts w:ascii="宋体" w:hAnsi="宋体" w:eastAsia="宋体"/>
+          <w:b w:val="0"/>
+          <w:sz w:val="22"/>
+        </w:rPr>
+        <w:t xml:space="preserve">  1. 打开系统后，系统自动显示登录页面。</w:t>
+      </w:r>
+    </w:p>
+    <w:p>
+      <w:r>
+        <w:rPr>
+          <w:rFonts w:ascii="宋体" w:hAnsi="宋体" w:eastAsia="宋体"/>
+          <w:b w:val="0"/>
+          <w:sz w:val="22"/>
+        </w:rPr>
+        <w:t xml:space="preserve">  2. 在"用户名"输入框中输入您的账户用户名（3-32位字母、数字、下划线）。</w:t>
+      </w:r>
+    </w:p>
+    <w:p>
+      <w:r>
+        <w:rPr>
+          <w:rFonts w:ascii="宋体" w:hAnsi="宋体" w:eastAsia="宋体"/>
+          <w:b w:val="0"/>
+          <w:sz w:val="22"/>
+        </w:rPr>
+        <w:t xml:space="preserve">  3. 在"密码"输入框中输入登录密码（8-64位字符）。可点击密码框右侧的"眼睛"图标切换密码明文/密文显示。</w:t>
+      </w:r>
+    </w:p>
+    <w:p>
+      <w:r>
+        <w:rPr>
+          <w:rFonts w:ascii="宋体" w:hAnsi="宋体" w:eastAsia="宋体"/>
+          <w:b w:val="0"/>
+          <w:sz w:val="22"/>
+        </w:rPr>
+        <w:t xml:space="preserve">  4. 点击"登录"按钮，或直接按键盘 Enter 键提交登录请求。</w:t>
+      </w:r>
+    </w:p>
+    <w:p>
+      <w:r>
+        <w:rPr>
+          <w:rFonts w:ascii="宋体" w:hAnsi="宋体" w:eastAsia="宋体"/>
+          <w:b w:val="0"/>
+          <w:sz w:val="22"/>
+        </w:rPr>
+        <w:t xml:space="preserve">  5. 系统验证凭据通过后，自动跳转至数据概览主页面。</w:t>
+      </w:r>
+    </w:p>
+    <w:p>
+      <w:r>
+        <w:rPr>
+          <w:rFonts w:ascii="宋体" w:hAnsi="宋体" w:eastAsia="宋体"/>
+          <w:b w:val="0"/>
+          <w:sz w:val="22"/>
+        </w:rPr>
+        <w:t xml:space="preserve">  6. 登录成功后，系统签发 JWT 令牌（有效期 8 小时），在令牌有效期内无需重复登录。</w:t>
+      </w:r>
+    </w:p>
+    <w:p>
+      <w:pPr>
+        <w:pStyle w:val="Heading3"/>
+      </w:pPr>
+      <w:r>
+        <w:t>2.2.2 登录失败处理</w:t>
+      </w:r>
+    </w:p>
+    <w:p>
+      <w:r>
+        <w:rPr>
+          <w:rFonts w:ascii="宋体" w:hAnsi="宋体" w:eastAsia="宋体"/>
+          <w:b w:val="0"/>
+          <w:sz w:val="22"/>
+        </w:rPr>
+        <w:t>如登录遇到以下提示，请按对应方式处理：</w:t>
+      </w:r>
+    </w:p>
+    <w:p>
+      <w:r>
+        <w:rPr>
+          <w:rFonts w:ascii="宋体" w:hAnsi="宋体" w:eastAsia="宋体"/>
           <w:b/>
         </w:rPr>
-        <w:t>安全提示：演示密码仅用于测试环境。生产环境中请务必修改默认密码，并妥善保管账号信息。</w:t>
+        <w:t xml:space="preserve">  - 用户名或密码错误</w:t>
+      </w:r>
+      <w:r>
+        <w:rPr>
+          <w:rFonts w:ascii="宋体" w:hAnsi="宋体" w:eastAsia="宋体"/>
+        </w:rPr>
+        <w:t>：请检查用户名和密码是否输入正确，注意区分大小写。</w:t>
+      </w:r>
+    </w:p>
+    <w:p>
+      <w:r>
+        <w:rPr>
+          <w:rFonts w:ascii="宋体" w:hAnsi="宋体" w:eastAsia="宋体"/>
+          <w:b/>
+        </w:rPr>
+        <w:t xml:space="preserve">  - 账户待审核</w:t>
+      </w:r>
+      <w:r>
+        <w:rPr>
+          <w:rFonts w:ascii="宋体" w:hAnsi="宋体" w:eastAsia="宋体"/>
+        </w:rPr>
+        <w:t>：您的账户尚未被管理员审核通过，请联系系统管理员处理。</w:t>
+      </w:r>
+    </w:p>
+    <w:p>
+      <w:r>
+        <w:rPr>
+          <w:rFonts w:ascii="宋体" w:hAnsi="宋体" w:eastAsia="宋体"/>
+          <w:b/>
+        </w:rPr>
+        <w:t xml:space="preserve">  - 账户已禁用</w:t>
+      </w:r>
+      <w:r>
+        <w:rPr>
+          <w:rFonts w:ascii="宋体" w:hAnsi="宋体" w:eastAsia="宋体"/>
+        </w:rPr>
+        <w:t>：您的账户已被管理员禁用，请联系系统管理员了解原因。</w:t>
+      </w:r>
+    </w:p>
+    <w:p>
+      <w:r>
+        <w:rPr>
+          <w:rFonts w:ascii="宋体" w:hAnsi="宋体" w:eastAsia="宋体"/>
+          <w:b/>
+        </w:rPr>
+        <w:t xml:space="preserve">  - 账户已锁定</w:t>
+      </w:r>
+      <w:r>
+        <w:rPr>
+          <w:rFonts w:ascii="宋体" w:hAnsi="宋体" w:eastAsia="宋体"/>
+        </w:rPr>
+        <w:t>：连续 5 次密码错误后账户被临时锁定 15 分钟，请等待锁定解除后重试。</w:t>
+      </w:r>
+    </w:p>
+    <w:p>
+      <w:pPr>
+        <w:pStyle w:val="Heading3"/>
+      </w:pPr>
+      <w:r>
+        <w:t>2.2.3 退出登录</w:t>
+      </w:r>
+    </w:p>
+    <w:p>
+      <w:r>
+        <w:rPr>
+          <w:rFonts w:ascii="宋体" w:hAnsi="宋体" w:eastAsia="宋体"/>
+          <w:b w:val="0"/>
+          <w:sz w:val="22"/>
+        </w:rPr>
+        <w:t>点击页面右上角的用户头像，在弹出菜单中选择"退出登录"。系统将清除当前会话令牌，返回登录页面。</w:t>
       </w:r>
     </w:p>
     <w:p>
@@ -969,12 +679,7 @@
         <w:pStyle w:val="Heading1"/>
       </w:pPr>
       <w:r>
-        <w:t>第三章 页面操作说明</w:t>
-      </w:r>
-    </w:p>
-    <w:p>
-      <w:r>
-        <w:t>本章按照系统左侧导航菜单的顺序，逐一说明每个页面的功能、入口路径、操作方法和注意事项。读者可根据角色权限有选择地阅读相关页面。</w:t>
+        <w:t>第三章 数据概览与场地管理</w:t>
       </w:r>
     </w:p>
     <w:p>
@@ -982,262 +687,148 @@
         <w:pStyle w:val="Heading2"/>
       </w:pPr>
       <w:r>
-        <w:t>3.1 登录页（/login）</w:t>
+        <w:t>3.1 数据概览</w:t>
       </w:r>
     </w:p>
     <w:p>
       <w:r>
-        <w:t>功能说明：系统入口页面，用户在此输入用户名和密码登录系统。采用JWT（JSON Web Token）认证机制，登录成功后获得令牌，后续所有API请求自动携带令牌进行身份验证。</w:t>
+        <w:rPr>
+          <w:rFonts w:ascii="宋体" w:hAnsi="宋体" w:eastAsia="宋体"/>
+          <w:b w:val="0"/>
+          <w:sz w:val="22"/>
+        </w:rPr>
+        <w:t>数据概览是用户登录后的默认主页，提供系统全局数据态势感知。页面集中展示场地总数、采样点总数、检测记录总数等关键统计指标，并通过 ECharts 区域分布柱状图、饼图与 Leaflet GIS 地图直观呈现场地空间分布。</w:t>
       </w:r>
     </w:p>
     <w:p>
+      <w:pPr>
+        <w:pStyle w:val="Heading3"/>
+      </w:pPr>
+      <w:r>
+        <w:t>3.1.1 页面功能</w:t>
+      </w:r>
+    </w:p>
+    <w:p>
       <w:r>
         <w:rPr>
+          <w:rFonts w:ascii="宋体" w:hAnsi="宋体" w:eastAsia="宋体"/>
+          <w:b w:val="0"/>
+          <w:sz w:val="22"/>
+        </w:rPr>
+        <w:t>数据概览页面包含以下功能区域：</w:t>
+      </w:r>
+    </w:p>
+    <w:p>
+      <w:r>
+        <w:rPr>
+          <w:rFonts w:ascii="宋体" w:hAnsi="宋体" w:eastAsia="宋体"/>
           <w:b/>
         </w:rPr>
-        <w:t>操作步骤：</w:t>
+        <w:t>● 统计卡片区</w:t>
+      </w:r>
+      <w:r>
+        <w:rPr>
+          <w:rFonts w:ascii="宋体" w:hAnsi="宋体" w:eastAsia="宋体"/>
+        </w:rPr>
+        <w:t>：位于页面顶部，以三张卡片横向排列展示场地总数、采样点总数、检测记录总数。数值从数据库实时聚合计算。</w:t>
       </w:r>
     </w:p>
     <w:p>
       <w:r>
-        <w:t>1. 在浏览器中打开系统地址（默认 http://localhost:8000）。</w:t>
+        <w:rPr>
+          <w:rFonts w:ascii="宋体" w:hAnsi="宋体" w:eastAsia="宋体"/>
+          <w:b/>
+        </w:rPr>
+        <w:t>● 区域分布图</w:t>
+      </w:r>
+      <w:r>
+        <w:rPr>
+          <w:rFonts w:ascii="宋体" w:hAnsi="宋体" w:eastAsia="宋体"/>
+        </w:rPr>
+        <w:t>：以柱状图展示各省/市的场地数量分布，以饼图展示各污染类型的占比结构。</w:t>
       </w:r>
     </w:p>
     <w:p>
       <w:r>
-        <w:t>2. 输入用户名和密码，点击"登录"按钮。</w:t>
+        <w:rPr>
+          <w:rFonts w:ascii="宋体" w:hAnsi="宋体" w:eastAsia="宋体"/>
+          <w:b/>
+        </w:rPr>
+        <w:t>● GIS 地图区</w:t>
+      </w:r>
+      <w:r>
+        <w:rPr>
+          <w:rFonts w:ascii="宋体" w:hAnsi="宋体" w:eastAsia="宋体"/>
+        </w:rPr>
+        <w:t>：以 Leaflet 地图展示场地空间分布，支持矢量底图与卫星影像两种模式切换。地图上以不同颜色标记点表示场地污染状态：红色=超标、黄色=预警、绿色=达标。</w:t>
       </w:r>
     </w:p>
     <w:p>
-      <w:r>
-        <w:t>3. 验证通过后自动跳转至系统首页（数据概览仪表盘）。</w:t>
+      <w:pPr>
+        <w:pStyle w:val="Heading3"/>
+      </w:pPr>
+      <w:r>
+        <w:t>3.1.2 操作步骤</w:t>
       </w:r>
     </w:p>
     <w:p>
       <w:r>
-        <w:t>4. 若连续输入错误密码超过限定次数，账户将被临时锁定。</w:t>
+        <w:rPr>
+          <w:rFonts w:ascii="宋体" w:hAnsi="宋体" w:eastAsia="宋体"/>
+          <w:b w:val="0"/>
+          <w:sz w:val="22"/>
+        </w:rPr>
+        <w:t xml:space="preserve">  1. 登录成功后自动跳转至数据概览页，系统自动加载统计数据与地图。</w:t>
       </w:r>
     </w:p>
     <w:p>
       <w:r>
         <w:rPr>
-          <w:b/>
+          <w:rFonts w:ascii="宋体" w:hAnsi="宋体" w:eastAsia="宋体"/>
+          <w:b w:val="0"/>
+          <w:sz w:val="22"/>
         </w:rPr>
-        <w:t>状态说明：</w:t>
-      </w:r>
-    </w:p>
-    <w:tbl>
-      <w:tblPr>
-        <w:tblStyle w:val="TableGrid"/>
-        <w:tblW w:type="auto" w:w="0"/>
-        <w:tblLook w:firstColumn="1" w:firstRow="1" w:lastColumn="0" w:lastRow="0" w:noHBand="0" w:noVBand="1" w:val="04A0"/>
-      </w:tblPr>
-      <w:tblGrid>
-        <w:gridCol w:w="2880"/>
-        <w:gridCol w:w="2880"/>
-        <w:gridCol w:w="2880"/>
-      </w:tblGrid>
-      <w:tr>
-        <w:tc>
-          <w:tcPr>
-            <w:tcW w:type="dxa" w:w="2880"/>
-            <w:shd w:val="clear" w:color="auto" w:fill="4472C4"/>
-          </w:tcPr>
-          <w:p>
-            <w:r>
-              <w:rPr>
-                <w:b/>
-                <w:color w:val="FFFFFF"/>
-              </w:rPr>
-              <w:t>状态</w:t>
-            </w:r>
-          </w:p>
-        </w:tc>
-        <w:tc>
-          <w:tcPr>
-            <w:tcW w:type="dxa" w:w="2880"/>
-            <w:shd w:val="clear" w:color="auto" w:fill="4472C4"/>
-          </w:tcPr>
-          <w:p>
-            <w:r>
-              <w:rPr>
-                <w:b/>
-                <w:color w:val="FFFFFF"/>
-              </w:rPr>
-              <w:t>表现</w:t>
-            </w:r>
-          </w:p>
-        </w:tc>
-        <w:tc>
-          <w:tcPr>
-            <w:tcW w:type="dxa" w:w="2880"/>
-            <w:shd w:val="clear" w:color="auto" w:fill="4472C4"/>
-          </w:tcPr>
-          <w:p>
-            <w:r>
-              <w:rPr>
-                <w:b/>
-                <w:color w:val="FFFFFF"/>
-              </w:rPr>
-              <w:t>处理方式</w:t>
-            </w:r>
-          </w:p>
-        </w:tc>
-      </w:tr>
-      <w:tr>
-        <w:tc>
-          <w:tcPr>
-            <w:tcW w:type="dxa" w:w="2880"/>
-          </w:tcPr>
-          <w:p>
-            <w:r>
-              <w:t>加载中</w:t>
-            </w:r>
-          </w:p>
-        </w:tc>
-        <w:tc>
-          <w:tcPr>
-            <w:tcW w:type="dxa" w:w="2880"/>
-          </w:tcPr>
-          <w:p>
-            <w:r>
-              <w:t>按钮显示加载动画</w:t>
-            </w:r>
-          </w:p>
-        </w:tc>
-        <w:tc>
-          <w:tcPr>
-            <w:tcW w:type="dxa" w:w="2880"/>
-          </w:tcPr>
-          <w:p>
-            <w:r>
-              <w:t>等待服务器响应</w:t>
-            </w:r>
-          </w:p>
-        </w:tc>
-      </w:tr>
-      <w:tr>
-        <w:tc>
-          <w:tcPr>
-            <w:tcW w:type="dxa" w:w="2880"/>
-          </w:tcPr>
-          <w:p>
-            <w:r>
-              <w:t>登录失败</w:t>
-            </w:r>
-          </w:p>
-        </w:tc>
-        <w:tc>
-          <w:tcPr>
-            <w:tcW w:type="dxa" w:w="2880"/>
-          </w:tcPr>
-          <w:p>
-            <w:r>
-              <w:t>红色错误提示信息</w:t>
-            </w:r>
-          </w:p>
-        </w:tc>
-        <w:tc>
-          <w:tcPr>
-            <w:tcW w:type="dxa" w:w="2880"/>
-          </w:tcPr>
-          <w:p>
-            <w:r>
-              <w:t>检查用户名密码是否正确</w:t>
-            </w:r>
-          </w:p>
-        </w:tc>
-      </w:tr>
-      <w:tr>
-        <w:tc>
-          <w:tcPr>
-            <w:tcW w:type="dxa" w:w="2880"/>
-          </w:tcPr>
-          <w:p>
-            <w:r>
-              <w:t>账户锁定</w:t>
-            </w:r>
-          </w:p>
-        </w:tc>
-        <w:tc>
-          <w:tcPr>
-            <w:tcW w:type="dxa" w:w="2880"/>
-          </w:tcPr>
-          <w:p>
-            <w:r>
-              <w:t>提示账户已被锁定</w:t>
-            </w:r>
-          </w:p>
-        </w:tc>
-        <w:tc>
-          <w:tcPr>
-            <w:tcW w:type="dxa" w:w="2880"/>
-          </w:tcPr>
-          <w:p>
-            <w:r>
-              <w:t>联系系统管理员解锁</w:t>
-            </w:r>
-          </w:p>
-        </w:tc>
-      </w:tr>
-    </w:tbl>
-    <w:p>
-      <w:pPr>
-        <w:pStyle w:val="Heading2"/>
-      </w:pPr>
-      <w:r>
-        <w:t>3.2 首页/数据概览（/dashboard）</w:t>
+        <w:t xml:space="preserve">  2. 查看顶部统计卡片中的全局数据指标（场地总数、采样点总数、检测记录总数）。</w:t>
       </w:r>
     </w:p>
     <w:p>
       <w:r>
-        <w:t>功能说明：登录后的默认首页，以仪表盘形式展示系统核心数据概览。包括场地总数统计、污染类型分布、风险等级分布、近期数据导入记录等关键KPI指标卡片和可视化图表。</w:t>
+        <w:rPr>
+          <w:rFonts w:ascii="宋体" w:hAnsi="宋体" w:eastAsia="宋体"/>
+          <w:b w:val="0"/>
+          <w:sz w:val="22"/>
+        </w:rPr>
+        <w:t xml:space="preserve">  3. 在地图上通过鼠标滚轮缩放、左键拖拽查看场地空间分布。</w:t>
       </w:r>
     </w:p>
     <w:p>
       <w:r>
         <w:rPr>
-          <w:b/>
+          <w:rFonts w:ascii="宋体" w:hAnsi="宋体" w:eastAsia="宋体"/>
+          <w:b w:val="0"/>
+          <w:sz w:val="22"/>
         </w:rPr>
-        <w:t>界面元素：</w:t>
+        <w:t xml:space="preserve">  4. 点击地图上的场地标记点，查看场地基本信息弹窗（场地名称、位置、污染类型、超标状态）。</w:t>
       </w:r>
     </w:p>
     <w:p>
       <w:r>
-        <w:t>- 左侧导航菜单：数据管理、决策管理、全流程追溯、系统管理四大模块入口。</w:t>
+        <w:rPr>
+          <w:rFonts w:ascii="宋体" w:hAnsi="宋体" w:eastAsia="宋体"/>
+          <w:b w:val="0"/>
+          <w:sz w:val="22"/>
+        </w:rPr>
+        <w:t xml:space="preserve">  5. 点击地图右上角按钮切换"矢量底图"或"卫星影像"，观察场地在卫星影像中的实际地理位置。</w:t>
       </w:r>
     </w:p>
     <w:p>
       <w:r>
-        <w:t>- 顶部导航栏：显示当前用户名、角色信息、退出登录按钮。</w:t>
-      </w:r>
-    </w:p>
-    <w:p>
-      <w:r>
-        <w:t>- KPI指标卡片：场地总数、超标统计、最近导入批次状态。</w:t>
-      </w:r>
-    </w:p>
-    <w:p>
-      <w:r>
-        <w:t>- 可视化图表：污染类型分布饼图、风险等级柱状图、数据趋势折线图（ECharts渲染）。</w:t>
-      </w:r>
-    </w:p>
-    <w:p>
-      <w:r>
         <w:rPr>
-          <w:b/>
+          <w:rFonts w:ascii="宋体" w:hAnsi="宋体" w:eastAsia="宋体"/>
+          <w:b w:val="0"/>
+          <w:sz w:val="22"/>
         </w:rPr>
-        <w:t>注意事项：</w:t>
-      </w:r>
-    </w:p>
-    <w:p>
-      <w:r>
-        <w:t>- 图表数据来源于真实数据库，非静态假数据。</w:t>
-      </w:r>
-    </w:p>
-    <w:p>
-      <w:r>
-        <w:t>- 企业用户仅可看到本企业数据统计。</w:t>
+        <w:t xml:space="preserve">  6. 查看区域分布柱状图与污染类型饼图，了解各区域场地数量与污染类型结构。</w:t>
       </w:r>
     </w:p>
     <w:p>
@@ -1245,344 +836,196 @@
         <w:pStyle w:val="Heading2"/>
       </w:pPr>
       <w:r>
-        <w:t>3.3 场地列表（/sites）</w:t>
+        <w:t>3.2 场地管理</w:t>
       </w:r>
     </w:p>
     <w:p>
       <w:r>
-        <w:t>功能说明：展示当前用户有权访问的所有场地信息，以表格形式呈现，支持多条件筛选、排序和分页浏览。每条记录可点击进入场地详情页。</w:t>
+        <w:rPr>
+          <w:rFonts w:ascii="宋体" w:hAnsi="宋体" w:eastAsia="宋体"/>
+          <w:b w:val="0"/>
+          <w:sz w:val="22"/>
+        </w:rPr>
+        <w:t>场地管理模块用于管理污染场地的完整生命周期数据，包括场地基本信息、采样点位、检测结果、土壤理化指标、空间位置和历史治理记录。</w:t>
       </w:r>
     </w:p>
     <w:p>
-      <w:r>
-        <w:rPr>
-          <w:b/>
-        </w:rPr>
-        <w:t>表格列说明：</w:t>
-      </w:r>
-    </w:p>
-    <w:tbl>
-      <w:tblPr>
-        <w:tblStyle w:val="TableGrid"/>
-        <w:tblW w:type="auto" w:w="0"/>
-        <w:tblLook w:firstColumn="1" w:firstRow="1" w:lastColumn="0" w:lastRow="0" w:noHBand="0" w:noVBand="1" w:val="04A0"/>
-      </w:tblPr>
-      <w:tblGrid>
-        <w:gridCol w:w="2880"/>
-        <w:gridCol w:w="2880"/>
-        <w:gridCol w:w="2880"/>
-      </w:tblGrid>
-      <w:tr>
-        <w:tc>
-          <w:tcPr>
-            <w:tcW w:type="dxa" w:w="2880"/>
-            <w:shd w:val="clear" w:color="auto" w:fill="4472C4"/>
-          </w:tcPr>
-          <w:p>
-            <w:r>
-              <w:rPr>
-                <w:b/>
-                <w:color w:val="FFFFFF"/>
-              </w:rPr>
-              <w:t>列名</w:t>
-            </w:r>
-          </w:p>
-        </w:tc>
-        <w:tc>
-          <w:tcPr>
-            <w:tcW w:type="dxa" w:w="2880"/>
-            <w:shd w:val="clear" w:color="auto" w:fill="4472C4"/>
-          </w:tcPr>
-          <w:p>
-            <w:r>
-              <w:rPr>
-                <w:b/>
-                <w:color w:val="FFFFFF"/>
-              </w:rPr>
-              <w:t>说明</w:t>
-            </w:r>
-          </w:p>
-        </w:tc>
-        <w:tc>
-          <w:tcPr>
-            <w:tcW w:type="dxa" w:w="2880"/>
-            <w:shd w:val="clear" w:color="auto" w:fill="4472C4"/>
-          </w:tcPr>
-          <w:p>
-            <w:r>
-              <w:rPr>
-                <w:b/>
-                <w:color w:val="FFFFFF"/>
-              </w:rPr>
-              <w:t>示例</w:t>
-            </w:r>
-          </w:p>
-        </w:tc>
-      </w:tr>
-      <w:tr>
-        <w:tc>
-          <w:tcPr>
-            <w:tcW w:type="dxa" w:w="2880"/>
-          </w:tcPr>
-          <w:p>
-            <w:r>
-              <w:t>场地编号</w:t>
-            </w:r>
-          </w:p>
-        </w:tc>
-        <w:tc>
-          <w:tcPr>
-            <w:tcW w:type="dxa" w:w="2880"/>
-          </w:tcPr>
-          <w:p>
-            <w:r>
-              <w:t>系统自动生成的唯一编号</w:t>
-            </w:r>
-          </w:p>
-        </w:tc>
-        <w:tc>
-          <w:tcPr>
-            <w:tcW w:type="dxa" w:w="2880"/>
-          </w:tcPr>
-          <w:p>
-            <w:r>
-              <w:t>A-2024-001</w:t>
-            </w:r>
-          </w:p>
-        </w:tc>
-      </w:tr>
-      <w:tr>
-        <w:tc>
-          <w:tcPr>
-            <w:tcW w:type="dxa" w:w="2880"/>
-          </w:tcPr>
-          <w:p>
-            <w:r>
-              <w:t>场地名称</w:t>
-            </w:r>
-          </w:p>
-        </w:tc>
-        <w:tc>
-          <w:tcPr>
-            <w:tcW w:type="dxa" w:w="2880"/>
-          </w:tcPr>
-          <w:p>
-            <w:r>
-              <w:t>场地的中文名称</w:t>
-            </w:r>
-          </w:p>
-        </w:tc>
-        <w:tc>
-          <w:tcPr>
-            <w:tcW w:type="dxa" w:w="2880"/>
-          </w:tcPr>
-          <w:p>
-            <w:r>
-              <w:t>云南个旧重金属污染场地</w:t>
-            </w:r>
-          </w:p>
-        </w:tc>
-      </w:tr>
-      <w:tr>
-        <w:tc>
-          <w:tcPr>
-            <w:tcW w:type="dxa" w:w="2880"/>
-          </w:tcPr>
-          <w:p>
-            <w:r>
-              <w:t>污染类型</w:t>
-            </w:r>
-          </w:p>
-        </w:tc>
-        <w:tc>
-          <w:tcPr>
-            <w:tcW w:type="dxa" w:w="2880"/>
-          </w:tcPr>
-          <w:p>
-            <w:r>
-              <w:t>重金属/有机/复合污染</w:t>
-            </w:r>
-          </w:p>
-        </w:tc>
-        <w:tc>
-          <w:tcPr>
-            <w:tcW w:type="dxa" w:w="2880"/>
-          </w:tcPr>
-          <w:p>
-            <w:r>
-              <w:t>heavy_metal</w:t>
-            </w:r>
-          </w:p>
-        </w:tc>
-      </w:tr>
-      <w:tr>
-        <w:tc>
-          <w:tcPr>
-            <w:tcW w:type="dxa" w:w="2880"/>
-          </w:tcPr>
-          <w:p>
-            <w:r>
-              <w:t>用地类型</w:t>
-            </w:r>
-          </w:p>
-        </w:tc>
-        <w:tc>
-          <w:tcPr>
-            <w:tcW w:type="dxa" w:w="2880"/>
-          </w:tcPr>
-          <w:p>
-            <w:r>
-              <w:t>当前用地类型</w:t>
-            </w:r>
-          </w:p>
-        </w:tc>
-        <w:tc>
-          <w:tcPr>
-            <w:tcW w:type="dxa" w:w="2880"/>
-          </w:tcPr>
-          <w:p>
-            <w:r>
-              <w:t>工矿用地</w:t>
-            </w:r>
-          </w:p>
-        </w:tc>
-      </w:tr>
-      <w:tr>
-        <w:tc>
-          <w:tcPr>
-            <w:tcW w:type="dxa" w:w="2880"/>
-          </w:tcPr>
-          <w:p>
-            <w:r>
-              <w:t>风险等级</w:t>
-            </w:r>
-          </w:p>
-        </w:tc>
-        <w:tc>
-          <w:tcPr>
-            <w:tcW w:type="dxa" w:w="2880"/>
-          </w:tcPr>
-          <w:p>
-            <w:r>
-              <w:t>污染风险等级</w:t>
-            </w:r>
-          </w:p>
-        </w:tc>
-        <w:tc>
-          <w:tcPr>
-            <w:tcW w:type="dxa" w:w="2880"/>
-          </w:tcPr>
-          <w:p>
-            <w:r>
-              <w:t>Ⅱ类(重点关注)</w:t>
-            </w:r>
-          </w:p>
-        </w:tc>
-      </w:tr>
-      <w:tr>
-        <w:tc>
-          <w:tcPr>
-            <w:tcW w:type="dxa" w:w="2880"/>
-          </w:tcPr>
-          <w:p>
-            <w:r>
-              <w:t>所在地区</w:t>
-            </w:r>
-          </w:p>
-        </w:tc>
-        <w:tc>
-          <w:tcPr>
-            <w:tcW w:type="dxa" w:w="2880"/>
-          </w:tcPr>
-          <w:p>
-            <w:r>
-              <w:t>省/市/区</w:t>
-            </w:r>
-          </w:p>
-        </w:tc>
-        <w:tc>
-          <w:tcPr>
-            <w:tcW w:type="dxa" w:w="2880"/>
-          </w:tcPr>
-          <w:p>
-            <w:r>
-              <w:t>云南省/红河州/个旧市</w:t>
-            </w:r>
-          </w:p>
-        </w:tc>
-      </w:tr>
-      <w:tr>
-        <w:tc>
-          <w:tcPr>
-            <w:tcW w:type="dxa" w:w="2880"/>
-          </w:tcPr>
-          <w:p>
-            <w:r>
-              <w:t>数据状态</w:t>
-            </w:r>
-          </w:p>
-        </w:tc>
-        <w:tc>
-          <w:tcPr>
-            <w:tcW w:type="dxa" w:w="2880"/>
-          </w:tcPr>
-          <w:p>
-            <w:r>
-              <w:t>场地数据状态</w:t>
-            </w:r>
-          </w:p>
-        </w:tc>
-        <w:tc>
-          <w:tcPr>
-            <w:tcW w:type="dxa" w:w="2880"/>
-          </w:tcPr>
-          <w:p>
-            <w:r>
-              <w:t>已导入/诊断完成</w:t>
-            </w:r>
-          </w:p>
-        </w:tc>
-      </w:tr>
-    </w:tbl>
-    <w:p>
-      <w:r>
-        <w:rPr>
-          <w:b/>
-        </w:rPr>
-        <w:t>筛选功能：</w:t>
+      <w:pPr>
+        <w:pStyle w:val="Heading3"/>
+      </w:pPr>
+      <w:r>
+        <w:t>3.2.1 场地列表与详情</w:t>
       </w:r>
     </w:p>
     <w:p>
       <w:r>
-        <w:t>- 按污染类型筛选：下拉选择"重金属"/"有机"/"复合污染"。</w:t>
+        <w:rPr>
+          <w:rFonts w:ascii="宋体" w:hAnsi="宋体" w:eastAsia="宋体"/>
+          <w:b w:val="0"/>
+          <w:sz w:val="22"/>
+        </w:rPr>
+        <w:t xml:space="preserve">  1. 在左侧导航栏点击"场地管理"，进入场地列表页面。</w:t>
       </w:r>
     </w:p>
     <w:p>
       <w:r>
-        <w:t>- 按风险等级筛选：下拉选择Ⅰ类(安全)/Ⅱ类(重点关注)/Ⅲ类(严格管控)。</w:t>
+        <w:rPr>
+          <w:rFonts w:ascii="宋体" w:hAnsi="宋体" w:eastAsia="宋体"/>
+          <w:b w:val="0"/>
+          <w:sz w:val="22"/>
+        </w:rPr>
+        <w:t xml:space="preserve">  2. 场地列表以表格形式展示所有场地，包含场地名称、所在区域、污染类型、采样点数量、检测时间、状态等字段。</w:t>
       </w:r>
     </w:p>
     <w:p>
       <w:r>
-        <w:t>- 按区域筛选：省/市/区下拉级联选择。</w:t>
+        <w:rPr>
+          <w:rFonts w:ascii="宋体" w:hAnsi="宋体" w:eastAsia="宋体"/>
+          <w:b w:val="0"/>
+          <w:sz w:val="22"/>
+        </w:rPr>
+        <w:t xml:space="preserve">  3. 可使用顶部搜索框按场地名称检索，使用筛选下拉框按区域或污染类型筛选。</w:t>
       </w:r>
     </w:p>
     <w:p>
       <w:r>
-        <w:t>- 关键字搜索：可按场地名称或编号模糊搜索。</w:t>
+        <w:rPr>
+          <w:rFonts w:ascii="宋体" w:hAnsi="宋体" w:eastAsia="宋体"/>
+          <w:b w:val="0"/>
+          <w:sz w:val="22"/>
+        </w:rPr>
+        <w:t xml:space="preserve">  4. 点击某一行场地记录，进入场地详情页面。</w:t>
       </w:r>
     </w:p>
     <w:p>
       <w:r>
         <w:rPr>
-          <w:b/>
+          <w:rFonts w:ascii="宋体" w:hAnsi="宋体" w:eastAsia="宋体"/>
+          <w:b w:val="0"/>
+          <w:sz w:val="22"/>
         </w:rPr>
-        <w:t>状态处理：</w:t>
+        <w:t xml:space="preserve">  5. 详情页上部展示场地基本信息卡片（场地名称、地理位置、面积、用地类型、污染历史等）。</w:t>
       </w:r>
     </w:p>
     <w:p>
       <w:r>
-        <w:t>加载态显示骨架屏；空态显示"暂无场地数据，请先导入数据"提示并提供跳转导入按钮；错误态显示错误描述和重试按钮。</w:t>
+        <w:rPr>
+          <w:rFonts w:ascii="宋体" w:hAnsi="宋体" w:eastAsia="宋体"/>
+          <w:b w:val="0"/>
+          <w:sz w:val="22"/>
+        </w:rPr>
+        <w:t xml:space="preserve">  6. 详情页中部展示采样点空间分布图，以 GIS 地图标注各采样点位置。</w:t>
+      </w:r>
+    </w:p>
+    <w:p>
+      <w:r>
+        <w:rPr>
+          <w:rFonts w:ascii="宋体" w:hAnsi="宋体" w:eastAsia="宋体"/>
+          <w:b w:val="0"/>
+          <w:sz w:val="22"/>
+        </w:rPr>
+        <w:t xml:space="preserve">  7. 详情页下部展示检测数据表格，按污染物因子列出各采样点的检测结果。</w:t>
+      </w:r>
+    </w:p>
+    <w:p>
+      <w:pPr>
+        <w:pStyle w:val="Heading3"/>
+      </w:pPr>
+      <w:r>
+        <w:t>3.2.2 EDA 探索性数据分析</w:t>
+      </w:r>
+    </w:p>
+    <w:p>
+      <w:r>
+        <w:rPr>
+          <w:rFonts w:ascii="宋体" w:hAnsi="宋体" w:eastAsia="宋体"/>
+          <w:b w:val="0"/>
+          <w:sz w:val="22"/>
+        </w:rPr>
+        <w:t>场地详情页提供 EDA（Exploratory Data Analysis）探索性数据分析功能，帮助用户快速了解检测数据的分布特征。</w:t>
+      </w:r>
+    </w:p>
+    <w:p>
+      <w:r>
+        <w:rPr>
+          <w:rFonts w:ascii="宋体" w:hAnsi="宋体" w:eastAsia="宋体"/>
+          <w:b w:val="0"/>
+          <w:sz w:val="22"/>
+        </w:rPr>
+        <w:t>操作方法：在场地详情页点击"EDA 分析"选项卡，系统自动生成以下分析图表：</w:t>
+      </w:r>
+    </w:p>
+    <w:p>
+      <w:r>
+        <w:rPr>
+          <w:rFonts w:ascii="宋体" w:hAnsi="宋体" w:eastAsia="宋体"/>
+          <w:b w:val="0"/>
+          <w:sz w:val="22"/>
+        </w:rPr>
+        <w:t xml:space="preserve">  - 各污染物因子的描述性统计（均值、中位数、标准差、最小值、最大值、四分位数）</w:t>
+      </w:r>
+    </w:p>
+    <w:p>
+      <w:r>
+        <w:rPr>
+          <w:rFonts w:ascii="宋体" w:hAnsi="宋体" w:eastAsia="宋体"/>
+          <w:b w:val="0"/>
+          <w:sz w:val="22"/>
+        </w:rPr>
+        <w:t xml:space="preserve">  - 污染物浓度分布直方图，展示各因子的数据分布形态</w:t>
+      </w:r>
+    </w:p>
+    <w:p>
+      <w:r>
+        <w:rPr>
+          <w:rFonts w:ascii="宋体" w:hAnsi="宋体" w:eastAsia="宋体"/>
+          <w:b w:val="0"/>
+          <w:sz w:val="22"/>
+        </w:rPr>
+        <w:t xml:space="preserve">  - 污染物相关性热力图，展示因子间的相关系数矩阵</w:t>
+      </w:r>
+    </w:p>
+    <w:p>
+      <w:r>
+        <w:rPr>
+          <w:rFonts w:ascii="宋体" w:hAnsi="宋体" w:eastAsia="宋体"/>
+          <w:b w:val="0"/>
+          <w:sz w:val="22"/>
+        </w:rPr>
+        <w:t xml:space="preserve">  - 箱线图，展示各采样点间因子浓度的离散程度</w:t>
+      </w:r>
+    </w:p>
+    <w:p>
+      <w:r>
+        <w:rPr>
+          <w:rFonts w:ascii="宋体" w:hAnsi="宋体" w:eastAsia="宋体"/>
+          <w:b w:val="0"/>
+          <w:sz w:val="22"/>
+        </w:rPr>
+        <w:t xml:space="preserve">  - 超标率统计，展示各因子相对标准阈值的超标比例</w:t>
+      </w:r>
+    </w:p>
+    <w:p>
+      <w:r>
+        <w:br w:type="page"/>
+      </w:r>
+    </w:p>
+    <w:p>
+      <w:pPr>
+        <w:pStyle w:val="Heading1"/>
+      </w:pPr>
+      <w:r>
+        <w:t>第四章 数据导入与校验</w:t>
+      </w:r>
+    </w:p>
+    <w:p>
+      <w:r>
+        <w:rPr>
+          <w:rFonts w:ascii="宋体" w:hAnsi="宋体" w:eastAsia="宋体"/>
+          <w:b w:val="0"/>
+          <w:sz w:val="22"/>
+        </w:rPr>
+        <w:t>数据导入模块支持 Excel（.xlsx/.xls）和 CSV 格式检测数据的批量导入。系统自动识别文件结构，完成列名检测、字段映射、单位转换、数值范围校验、重复检测等预处理步骤，确保入库数据的标准化与准确性。</w:t>
       </w:r>
     </w:p>
     <w:p>
@@ -1590,68 +1033,107 @@
         <w:pStyle w:val="Heading2"/>
       </w:pPr>
       <w:r>
-        <w:t>3.4 数据导入页（/sites/import）</w:t>
+        <w:t>4.1 导入操作步骤</w:t>
       </w:r>
     </w:p>
     <w:p>
       <w:r>
-        <w:t>功能说明：将外部场地检测数据文件导入系统。支持Excel（.xlsx/.xls）和CSV格式。导入后数据以长表形式存入measurements表，每条记录对应一个（场地, 采样点, 因子）组合。</w:t>
+        <w:rPr>
+          <w:rFonts w:ascii="宋体" w:hAnsi="宋体" w:eastAsia="宋体"/>
+          <w:b w:val="0"/>
+          <w:sz w:val="22"/>
+        </w:rPr>
+        <w:t xml:space="preserve">  1. 在场地管理页选择目标场地，点击"导入检测数据"按钮，进入数据导入页面。</w:t>
       </w:r>
     </w:p>
     <w:p>
       <w:r>
         <w:rPr>
-          <w:b/>
+          <w:rFonts w:ascii="宋体" w:hAnsi="宋体" w:eastAsia="宋体"/>
+          <w:b w:val="0"/>
+          <w:sz w:val="22"/>
         </w:rPr>
-        <w:t>操作步骤：</w:t>
+        <w:t xml:space="preserve">  2. 在文件上传区域，拖拽 Excel/CSV 文件到上传框，或点击上传框选择本地文件。</w:t>
       </w:r>
     </w:p>
     <w:p>
       <w:r>
-        <w:t>1. 点击"上传文件"按钮，选择待导入的Excel或CSV文件。</w:t>
+        <w:rPr>
+          <w:rFonts w:ascii="宋体" w:hAnsi="宋体" w:eastAsia="宋体"/>
+          <w:b w:val="0"/>
+          <w:sz w:val="22"/>
+        </w:rPr>
+        <w:t xml:space="preserve">  3. 系统自动解析文件结构，检测表头行，识别数据列。</w:t>
       </w:r>
     </w:p>
     <w:p>
       <w:r>
-        <w:t>2. 系统自动解析文件表头，展示源列名预览。</w:t>
+        <w:rPr>
+          <w:rFonts w:ascii="宋体" w:hAnsi="宋体" w:eastAsia="宋体"/>
+          <w:b w:val="0"/>
+          <w:sz w:val="22"/>
+        </w:rPr>
+        <w:t xml:space="preserve">  4. 系统自动进行列名映射：将文件中的列名匹配到系统标准字段（如"镉"对应"Cd"、"pH值"对应"pH"）。若某些列名无法自动映射，系统高亮提示，请手动选择对应字段。</w:t>
       </w:r>
     </w:p>
     <w:p>
       <w:r>
-        <w:t>3. 进入字段映射步骤：将源文件的列名映射到系统标准字段（场地编号、采样点编号、经纬度、因子名称、检测值、单位等）。系统会根据列名相似度自动推荐映射关系，用户可手动调整。</w:t>
+        <w:rPr>
+          <w:rFonts w:ascii="宋体" w:hAnsi="宋体" w:eastAsia="宋体"/>
+          <w:b w:val="0"/>
+          <w:sz w:val="22"/>
+        </w:rPr>
+        <w:t xml:space="preserve">  5. 检查映射关系列表，确认每列数据对应到正确的系统字段。如有需要，可点击下拉框调整映射。</w:t>
       </w:r>
     </w:p>
     <w:p>
       <w:r>
-        <w:t>4. 确认映射后进行数据校验：系统检查必填字段完整性、数据类型正确性、单位合法性、污染物值是否超出阈值范围、缺失值比例等。</w:t>
+        <w:rPr>
+          <w:rFonts w:ascii="宋体" w:hAnsi="宋体" w:eastAsia="宋体"/>
+          <w:b w:val="0"/>
+          <w:sz w:val="22"/>
+        </w:rPr>
+        <w:t xml:space="preserve">  6. 选择去重策略：跳过（skip，默认，遇到重复记录跳过）、覆盖（overwrite，用新数据覆盖旧记录）、新建版本（version，保留历史版本并写入新版本）。</w:t>
       </w:r>
     </w:p>
     <w:p>
       <w:r>
-        <w:t>5. 校验完成后展示结构化校验报告，包含通过率、每行每项的校验结论。校验通过的数据自动入库。</w:t>
+        <w:rPr>
+          <w:rFonts w:ascii="宋体" w:hAnsi="宋体" w:eastAsia="宋体"/>
+          <w:b w:val="0"/>
+          <w:sz w:val="22"/>
+        </w:rPr>
+        <w:t xml:space="preserve">  7. 确认单位转换规则。系统内置常见单位转换（如 mg/kg 与 ug/g 互转），如检测数据单位与系统标准不一致，系统自动转换。</w:t>
       </w:r>
     </w:p>
     <w:p>
       <w:r>
-        <w:t>6. 可下载校验报告（CSV格式）和查看导入批次详情。</w:t>
+        <w:rPr>
+          <w:rFonts w:ascii="宋体" w:hAnsi="宋体" w:eastAsia="宋体"/>
+          <w:b w:val="0"/>
+          <w:sz w:val="22"/>
+        </w:rPr>
+        <w:t xml:space="preserve">  8. 点击"开始导入并校验"按钮，系统逐行执行校验与写入操作。</w:t>
       </w:r>
     </w:p>
     <w:p>
       <w:r>
         <w:rPr>
-          <w:b/>
+          <w:rFonts w:ascii="宋体" w:hAnsi="宋体" w:eastAsia="宋体"/>
+          <w:b w:val="0"/>
+          <w:sz w:val="22"/>
         </w:rPr>
-        <w:t>重点说明：</w:t>
+        <w:t xml:space="preserve">  9. 导入过程中实时显示进度条（已处理行数/总行数）及校验结果（成功/警告/错误计数）。</w:t>
       </w:r>
     </w:p>
     <w:p>
       <w:r>
-        <w:t>- 系统支持异构表头——不同场地来源的Excel文件列名可能完全不同（如云南个旧有23列，南京栖霞有47列），字段映射步骤正是为此设计。</w:t>
-      </w:r>
-    </w:p>
-    <w:p>
-      <w:r>
-        <w:t>- 原始检测值入库后禁止修改。若发现数据错误，需联系管理员做废旧批次并重新导入。</w:t>
+        <w:rPr>
+          <w:rFonts w:ascii="宋体" w:hAnsi="宋体" w:eastAsia="宋体"/>
+          <w:b w:val="0"/>
+          <w:sz w:val="22"/>
+        </w:rPr>
+        <w:t xml:space="preserve">  10. 导入完成后，系统显示导入结果摘要：成功 N 条、警告 N 条、错误 N 条。可下载错误明细报告查看具体问题。</w:t>
       </w:r>
     </w:p>
     <w:p>
@@ -1659,45 +1141,130 @@
         <w:pStyle w:val="Heading2"/>
       </w:pPr>
       <w:r>
-        <w:t>3.5 场地详情页（/sites/:id）</w:t>
+        <w:t>4.2 数据校验规则</w:t>
       </w:r>
     </w:p>
     <w:p>
       <w:r>
-        <w:t>功能说明：展示单个场地的完整信息。页面采用Tab标签页组织，包含以下标签：</w:t>
+        <w:rPr>
+          <w:rFonts w:ascii="宋体" w:hAnsi="宋体" w:eastAsia="宋体"/>
+          <w:b w:val="0"/>
+          <w:sz w:val="22"/>
+        </w:rPr>
+        <w:t>系统在导入过程中执行以下校验：</w:t>
       </w:r>
     </w:p>
     <w:p>
       <w:r>
-        <w:t>基本信息Tab：场地编号、名称、所属企业、污染类型、用地类型、风险等级、经纬度、面积、行政区域等。附带地图点位展示（Leaflet组件，显示场地中心位置）。</w:t>
+        <w:rPr>
+          <w:rFonts w:ascii="宋体" w:hAnsi="宋体" w:eastAsia="宋体"/>
+          <w:b/>
+        </w:rPr>
+        <w:t>● 必填字段校验</w:t>
+      </w:r>
+      <w:r>
+        <w:rPr>
+          <w:rFonts w:ascii="宋体" w:hAnsi="宋体" w:eastAsia="宋体"/>
+        </w:rPr>
+        <w:t>：采样点编号、场地编号等必填字段不能为空。</w:t>
       </w:r>
     </w:p>
     <w:p>
       <w:r>
-        <w:t>采样点Tab：以表格展示该场地所有采样点的编号、经纬度、深度范围、土壤类型、采样日期。可点击单个采样点查看其全部检测值。</w:t>
+        <w:rPr>
+          <w:rFonts w:ascii="宋体" w:hAnsi="宋体" w:eastAsia="宋体"/>
+          <w:b/>
+        </w:rPr>
+        <w:t>● 数据类型校验</w:t>
+      </w:r>
+      <w:r>
+        <w:rPr>
+          <w:rFonts w:ascii="宋体" w:hAnsi="宋体" w:eastAsia="宋体"/>
+        </w:rPr>
+        <w:t>：数值型字段（如浓度、pH值）必须为有效数字，非数值将被标记为错误。</w:t>
       </w:r>
     </w:p>
     <w:p>
       <w:r>
-        <w:t>检测数据Tab：以长表形式展示该场地所有(采样点, 因子)的检测值、单位和检测方法。支持按因子类别（化学性质/物理性质/环境指标/肥力指标/生物指标）筛选和关键字搜索。</w:t>
+        <w:rPr>
+          <w:rFonts w:ascii="宋体" w:hAnsi="宋体" w:eastAsia="宋体"/>
+          <w:b/>
+        </w:rPr>
+        <w:t>● 数值范围校验</w:t>
+      </w:r>
+      <w:r>
+        <w:rPr>
+          <w:rFonts w:ascii="宋体" w:hAnsi="宋体" w:eastAsia="宋体"/>
+        </w:rPr>
+        <w:t>：各因子浓度值需在合理范围内（如 pH 0-14、重金属浓度 0-10000 mg/kg）。超出范围的值标记为警告。</w:t>
       </w:r>
     </w:p>
     <w:p>
       <w:r>
-        <w:t>导入历史Tab：列出该场地所有导入批次的时间、源文件、行数、校验通过率、操作人，可点击查看每批的详细校验报告。</w:t>
+        <w:rPr>
+          <w:rFonts w:ascii="宋体" w:hAnsi="宋体" w:eastAsia="宋体"/>
+          <w:b/>
+        </w:rPr>
+        <w:t>● 单位一致性校验</w:t>
+      </w:r>
+      <w:r>
+        <w:rPr>
+          <w:rFonts w:ascii="宋体" w:hAnsi="宋体" w:eastAsia="宋体"/>
+        </w:rPr>
+        <w:t>：检查数据列的单位是否与系统标准单位一致，不一致时自动转换或提示警告。</w:t>
       </w:r>
     </w:p>
     <w:p>
       <w:r>
         <w:rPr>
+          <w:rFonts w:ascii="宋体" w:hAnsi="宋体" w:eastAsia="宋体"/>
           <w:b/>
         </w:rPr>
-        <w:t>注意事项：</w:t>
+        <w:t>● 重复数据检测</w:t>
+      </w:r>
+      <w:r>
+        <w:rPr>
+          <w:rFonts w:ascii="宋体" w:hAnsi="宋体" w:eastAsia="宋体"/>
+        </w:rPr>
+        <w:t>：按采样点+因子+检测时间的组合检测重复记录，根据所选去重策略处理。</w:t>
       </w:r>
     </w:p>
     <w:p>
       <w:r>
-        <w:t>- 场地详情页是所有后续分析（障碍因子识别、重构评价、SSUI、方案推荐）的入口。</w:t>
+        <w:rPr>
+          <w:rFonts w:ascii="宋体" w:hAnsi="宋体" w:eastAsia="宋体"/>
+          <w:b/>
+        </w:rPr>
+        <w:t>● 参照完整性校验</w:t>
+      </w:r>
+      <w:r>
+        <w:rPr>
+          <w:rFonts w:ascii="宋体" w:hAnsi="宋体" w:eastAsia="宋体"/>
+        </w:rPr>
+        <w:t>：检测数据中的采样点编号、场地编号必须在系统中已存在。</w:t>
+      </w:r>
+    </w:p>
+    <w:p>
+      <w:r>
+        <w:br w:type="page"/>
+      </w:r>
+    </w:p>
+    <w:p>
+      <w:pPr>
+        <w:pStyle w:val="Heading1"/>
+      </w:pPr>
+      <w:r>
+        <w:t>第五章 障碍因子诊断</w:t>
+      </w:r>
+    </w:p>
+    <w:p>
+      <w:r>
+        <w:rPr>
+          <w:rFonts w:ascii="宋体" w:hAnsi="宋体" w:eastAsia="宋体"/>
+          <w:b w:val="0"/>
+          <w:sz w:val="22"/>
+        </w:rPr>
+        <w:t>障碍因子诊断是系统的核心功能模块，基于多引擎诊断框架（随机森林+SHAP 归因），从场地检测数据中自动识别对土壤生态功能与生产功能具有显著制约作用的关键障碍因子，计算 KOS（Key Obstacle Score）综合评分并进行排名。</w:t>
       </w:r>
     </w:p>
     <w:p>
@@ -1705,73 +1272,107 @@
         <w:pStyle w:val="Heading2"/>
       </w:pPr>
       <w:r>
-        <w:t>3.6 障碍因子分析页（/obstacle）</w:t>
+        <w:t>5.1 诊断操作步骤</w:t>
       </w:r>
     </w:p>
     <w:p>
       <w:r>
-        <w:t>功能说明：使用随机森林（RandomForest）机器学习模型对所选场地进行障碍因子识别，并结合SHAP（SHapley Additive exPlanations）算法提供全局和局部可解释性分析。这是系统最核心的决策支持功能。</w:t>
+        <w:rPr>
+          <w:rFonts w:ascii="宋体" w:hAnsi="宋体" w:eastAsia="宋体"/>
+          <w:b w:val="0"/>
+          <w:sz w:val="22"/>
+        </w:rPr>
+        <w:t xml:space="preserve">  1. 在场地详情页点击"障碍因子诊断"选项卡，进入诊断页面。</w:t>
       </w:r>
     </w:p>
     <w:p>
       <w:r>
         <w:rPr>
-          <w:b/>
+          <w:rFonts w:ascii="宋体" w:hAnsi="宋体" w:eastAsia="宋体"/>
+          <w:b w:val="0"/>
+          <w:sz w:val="22"/>
         </w:rPr>
-        <w:t>操作步骤：</w:t>
+        <w:t xml:space="preserve">  2. 选择污染类型（重金属/有机物/复合污染）。</w:t>
       </w:r>
     </w:p>
     <w:p>
       <w:r>
-        <w:t>1. 在场地详情页点击"障碍因子识别"按钮，或在导航菜单选择"决策管理 &gt; 障碍因子分析"。</w:t>
+        <w:rPr>
+          <w:rFonts w:ascii="宋体" w:hAnsi="宋体" w:eastAsia="宋体"/>
+          <w:b w:val="0"/>
+          <w:sz w:val="22"/>
+        </w:rPr>
+        <w:t xml:space="preserve">  3. 选择评价轨道：生产轨（评估对农业生产功能的障碍）或生态轨（评估对生态功能的障碍）。</w:t>
       </w:r>
     </w:p>
     <w:p>
       <w:r>
-        <w:t>2. 选择分析场地（如果从场地详情进入则已预选）。系统将自动从measurements长表中提取该场地的所有检测因子，经透视、缺失值填充后送入RF模型。</w:t>
+        <w:rPr>
+          <w:rFonts w:ascii="宋体" w:hAnsi="宋体" w:eastAsia="宋体"/>
+          <w:b w:val="0"/>
+          <w:sz w:val="22"/>
+        </w:rPr>
+        <w:t xml:space="preserve">  4. 设置 Top-N 数量（默认 10，即输出排名前 N 的关键障碍因子）。</w:t>
       </w:r>
     </w:p>
     <w:p>
       <w:r>
-        <w:t>3. 点击"开始分析"触发计算。</w:t>
+        <w:rPr>
+          <w:rFonts w:ascii="宋体" w:hAnsi="宋体" w:eastAsia="宋体"/>
+          <w:b w:val="0"/>
+          <w:sz w:val="22"/>
+        </w:rPr>
+        <w:t xml:space="preserve">  5. 点击"开始诊断"按钮，系统启动诊断引擎。</w:t>
       </w:r>
     </w:p>
     <w:p>
       <w:r>
-        <w:t>4. 分析结果分两个区域展示：</w:t>
+        <w:rPr>
+          <w:rFonts w:ascii="宋体" w:hAnsi="宋体" w:eastAsia="宋体"/>
+          <w:b w:val="0"/>
+          <w:sz w:val="22"/>
+        </w:rPr>
+        <w:t xml:space="preserve">  6. 系统依次执行：规则判障碍（B）-&gt; 规则严重度计算（R）-&gt; 用途权重加载（W）-&gt; SHAP 模型贡献度计算（M）-&gt; 综合评分（KOS）-&gt; 排名输出。</w:t>
       </w:r>
     </w:p>
     <w:p>
       <w:r>
-        <w:t>全局分析区域：展示Top-N障碍因子排名表（含因子名称、类别、全局重要性、影响方向），辅以SHAP概要柱状图。重要性越高说明该因子对场地污染风险影响越大。</w:t>
+        <w:rPr>
+          <w:rFonts w:ascii="宋体" w:hAnsi="宋体" w:eastAsia="宋体"/>
+          <w:b w:val="0"/>
+          <w:sz w:val="22"/>
+        </w:rPr>
+        <w:t xml:space="preserve">  7. 诊断完成后，页面展示 Top-N 障碍因子排名表，包含因子名称、KOS 综合得分、五分量分解得分（B/R/W/M/S/E）。</w:t>
       </w:r>
     </w:p>
     <w:p>
       <w:r>
-        <w:t>局部解释区域：选择具体的采样点后，展示该样点的SHAP瀑布图或力图，说明每个因子对预测结果的贡献方向和大小。解释结果绑定具体采样点ID，可追溯到原始检测值。</w:t>
+        <w:rPr>
+          <w:rFonts w:ascii="宋体" w:hAnsi="宋体" w:eastAsia="宋体"/>
+          <w:b w:val="0"/>
+          <w:sz w:val="22"/>
+        </w:rPr>
+        <w:t xml:space="preserve">  8. 页面展示 SHAP 归因可视化图表（条形图/力图），展示各特征对模型输出的贡献方向与幅度。</w:t>
       </w:r>
     </w:p>
     <w:p>
       <w:r>
         <w:rPr>
-          <w:b/>
+          <w:rFonts w:ascii="宋体" w:hAnsi="宋体" w:eastAsia="宋体"/>
+          <w:b w:val="0"/>
+          <w:sz w:val="22"/>
         </w:rPr>
-        <w:t>结果解读：</w:t>
+        <w:t xml:space="preserve">  9. 页面底部展示补测建议清单，提示当前数据不足以评价的因子及建议补充检测的指标。</w:t>
       </w:r>
     </w:p>
     <w:p>
       <w:r>
-        <w:t>- 影响方向："positive"表示该因子值增加会加重污染风险，"negative"表示该因子值增加会降低污染风险。</w:t>
-      </w:r>
-    </w:p>
-    <w:p>
-      <w:r>
-        <w:t>- 场地缺失的训练特征会用训练集中位数填充，并在结果摘要中明确标注填充特征的数量和列表。填充特征不参与Top-N结论排名。</w:t>
-      </w:r>
-    </w:p>
-    <w:p>
-      <w:r>
-        <w:t>- 所有分析结果均入库（diagnosis_results + diagnosis_factor_details），含模型版本、数据版本、特征清单。</w:t>
+        <w:rPr>
+          <w:rFonts w:ascii="宋体" w:hAnsi="宋体" w:eastAsia="宋体"/>
+          <w:b w:val="0"/>
+          <w:sz w:val="22"/>
+        </w:rPr>
+        <w:t xml:space="preserve">  10. 诊断结果自动保存到数据库，作为后续功能重构分析和 SSUI 评价的输入。</w:t>
       </w:r>
     </w:p>
     <w:p>
@@ -1779,83 +1380,154 @@
         <w:pStyle w:val="Heading2"/>
       </w:pPr>
       <w:r>
-        <w:t>3.7 功能重构评价页（/reconstruction）</w:t>
+        <w:t>5.2 KOS 评分说明</w:t>
       </w:r>
     </w:p>
     <w:p>
       <w:r>
-        <w:t>功能说明：基于改进的模糊综合评价法，对场地分别从生产功能和生态功能两个方向进行重构可行性评价。评价依据真实检测数据与知识库阈值规则，输出综合得分与等级。</w:t>
+        <w:rPr>
+          <w:rFonts w:ascii="宋体" w:hAnsi="宋体" w:eastAsia="宋体"/>
+          <w:b w:val="0"/>
+          <w:sz w:val="22"/>
+        </w:rPr>
+        <w:t>KOS（Key Obstacle Score）关键障碍综合评分公式：</w:t>
       </w:r>
     </w:p>
     <w:p>
+      <w:pPr>
+        <w:jc w:val="center"/>
+      </w:pPr>
       <w:r>
         <w:rPr>
+          <w:rFonts w:ascii="宋体" w:hAnsi="宋体" w:eastAsia="宋体"/>
+          <w:b/>
+          <w:color w:val="003F7F"/>
+          <w:sz w:val="26"/>
+        </w:rPr>
+        <w:t>KOS = B x (0.30R + 0.25W + 0.15M + 0.20S + 0.10E)</w:t>
+      </w:r>
+    </w:p>
+    <w:p>
+      <w:r>
+        <w:rPr>
+          <w:rFonts w:ascii="宋体" w:hAnsi="宋体" w:eastAsia="宋体"/>
+          <w:b w:val="0"/>
+          <w:sz w:val="22"/>
+        </w:rPr>
+        <w:t>各分量含义：</w:t>
+      </w:r>
+    </w:p>
+    <w:p>
+      <w:r>
+        <w:rPr>
+          <w:rFonts w:ascii="宋体" w:hAnsi="宋体" w:eastAsia="宋体"/>
           <w:b/>
         </w:rPr>
-        <w:t>操作步骤：</w:t>
+        <w:t>● B（障碍判定）</w:t>
+      </w:r>
+      <w:r>
+        <w:rPr>
+          <w:rFonts w:ascii="宋体" w:hAnsi="宋体" w:eastAsia="宋体"/>
+        </w:rPr>
+        <w:t>：实测值是否超过阈值（0 或 1）。B=0 的因子不参与排名。</w:t>
       </w:r>
     </w:p>
     <w:p>
       <w:r>
-        <w:t>1. 在场地详情页点击"功能重构评价"按钮，或在导航菜单选择"决策管理 &gt; 重构可行性评价"。</w:t>
+        <w:rPr>
+          <w:rFonts w:ascii="宋体" w:hAnsi="宋体" w:eastAsia="宋体"/>
+          <w:b/>
+        </w:rPr>
+        <w:t>● R（规则严重度）</w:t>
+      </w:r>
+      <w:r>
+        <w:rPr>
+          <w:rFonts w:ascii="宋体" w:hAnsi="宋体" w:eastAsia="宋体"/>
+        </w:rPr>
+        <w:t>：超标倍数的对数化处理，超标越严重 R 值越高，饱和上限为超标 10 倍。</w:t>
       </w:r>
     </w:p>
     <w:p>
       <w:r>
-        <w:t>2. 选择分析场地和评价方向：生产功能或生态功能（两个方向使用不同的指标体系和权重，需分别评价）。</w:t>
+        <w:rPr>
+          <w:rFonts w:ascii="宋体" w:hAnsi="宋体" w:eastAsia="宋体"/>
+          <w:b/>
+        </w:rPr>
+        <w:t>● W（用途权重）</w:t>
+      </w:r>
+      <w:r>
+        <w:rPr>
+          <w:rFonts w:ascii="宋体" w:hAnsi="宋体" w:eastAsia="宋体"/>
+        </w:rPr>
+        <w:t>：不同用地类型（农田、林地、建设用地等）下各因子的 AHP+熵值法组合权重。</w:t>
       </w:r>
     </w:p>
     <w:p>
       <w:r>
-        <w:t>3. 点击"开始评价"。</w:t>
+        <w:rPr>
+          <w:rFonts w:ascii="宋体" w:hAnsi="宋体" w:eastAsia="宋体"/>
+          <w:b/>
+        </w:rPr>
+        <w:t>● M（模型贡献度）</w:t>
+      </w:r>
+      <w:r>
+        <w:rPr>
+          <w:rFonts w:ascii="宋体" w:hAnsi="宋体" w:eastAsia="宋体"/>
+        </w:rPr>
+        <w:t>：SHAP 归一化贡献份额，反映机器学习模型认为该因子对功能退化的贡献大小。</w:t>
       </w:r>
     </w:p>
     <w:p>
       <w:r>
-        <w:t>4. 结果展示：</w:t>
+        <w:rPr>
+          <w:rFonts w:ascii="宋体" w:hAnsi="宋体" w:eastAsia="宋体"/>
+          <w:b/>
+        </w:rPr>
+        <w:t>● S（稳定性）</w:t>
+      </w:r>
+      <w:r>
+        <w:rPr>
+          <w:rFonts w:ascii="宋体" w:hAnsi="宋体" w:eastAsia="宋体"/>
+        </w:rPr>
+        <w:t>：跨场景一致性，反映该因子在多个场地中是否持续构成障碍。</w:t>
       </w:r>
     </w:p>
     <w:p>
       <w:r>
-        <w:t>- 综合得分（0-100分制）和等级（T &gt; 50 为"可行"，T &lt;= 50 为"不可行"）。</w:t>
+        <w:rPr>
+          <w:rFonts w:ascii="宋体" w:hAnsi="宋体" w:eastAsia="宋体"/>
+          <w:b/>
+        </w:rPr>
+        <w:t>● E（证据强度）</w:t>
+      </w:r>
+      <w:r>
+        <w:rPr>
+          <w:rFonts w:ascii="宋体" w:hAnsi="宋体" w:eastAsia="宋体"/>
+        </w:rPr>
+        <w:t>：数据质量评级（A/B/C/D 四级），数据越完整证据越强。</w:t>
       </w:r>
     </w:p>
     <w:p>
       <w:r>
-        <w:t>- 各准则层得分明细（修复潜力、土壤质量、灌排能力、地下水埋深、光温潜力、有机碳、地形坡度、土壤质地、剖面构型等）。</w:t>
+        <w:br w:type="page"/>
       </w:r>
     </w:p>
     <w:p>
-      <w:r>
-        <w:t>- 各指标层的分等赋值（F值，0-100），标注低分关键限制因子。</w:t>
+      <w:pPr>
+        <w:pStyle w:val="Heading1"/>
+      </w:pPr>
+      <w:r>
+        <w:t>第六章 功能重构分析</w:t>
       </w:r>
     </w:p>
     <w:p>
       <w:r>
-        <w:t>- 权重体系说明（由AHP主观赋权 + 熵权法/CRITIC客观赋权 + 博弈论组合得到）。</w:t>
-      </w:r>
-    </w:p>
-    <w:p>
-      <w:r>
         <w:rPr>
-          <w:b/>
+          <w:rFonts w:ascii="宋体" w:hAnsi="宋体" w:eastAsia="宋体"/>
+          <w:b w:val="0"/>
+          <w:sz w:val="22"/>
         </w:rPr>
-        <w:t>关键说明：</w:t>
-      </w:r>
-    </w:p>
-    <w:p>
-      <w:r>
-        <w:t>- 污染物分等赋值利用threshold_resolver解析pH分段筛选值，超筛选值→50分，未超→100分。若该污染物无管制值，不取最低等级。</w:t>
-      </w:r>
-    </w:p>
-    <w:p>
-      <w:r>
-        <w:t>- 缺测指标按"已测指标内重标化权重"处理，评价解释中会标注缺测项名称。</w:t>
-      </w:r>
-    </w:p>
-    <w:p>
-      <w:r>
-        <w:t>- 实证案例：云南个旧场地（pH 6.28），生产功能得分47.64（不可行），生态功能得分75.8（可行）。</w:t>
+        <w:t>功能重构分析模块基于障碍因子诊断结果，采用 AHP（层次分析法）与熵值法组合赋权，对 28 项生产功能指标和 25 项生态功能指标进行综合评价，分析污染场地重构为生产用地或生态用地的可行性。</w:t>
       </w:r>
     </w:p>
     <w:p>
@@ -1863,220 +1535,87 @@
         <w:pStyle w:val="Heading2"/>
       </w:pPr>
       <w:r>
-        <w:t>3.8 可持续利用评价页（/ssui）</w:t>
+        <w:t>6.1 操作步骤</w:t>
       </w:r>
     </w:p>
     <w:p>
       <w:r>
-        <w:t>功能说明：评估修复后场地的中长期持续利用潜力。基于分维度多指标分块赋权模型（SSUI），综合考虑安全性维度和经济性维度，结合时间权重函数和管理调节因子。</w:t>
+        <w:rPr>
+          <w:rFonts w:ascii="宋体" w:hAnsi="宋体" w:eastAsia="宋体"/>
+          <w:b w:val="0"/>
+          <w:sz w:val="22"/>
+        </w:rPr>
+        <w:t xml:space="preserve">  1. 在场地详情页点击"功能重构分析"选项卡，确认前置障碍因子诊断已完成（系统会提示如未完成）。</w:t>
       </w:r>
     </w:p>
     <w:p>
       <w:r>
         <w:rPr>
-          <w:b/>
+          <w:rFonts w:ascii="宋体" w:hAnsi="宋体" w:eastAsia="宋体"/>
+          <w:b w:val="0"/>
+          <w:sz w:val="22"/>
         </w:rPr>
-        <w:t>评价模型：SSUI = (维度加权得分) × f(t) × M</w:t>
+        <w:t xml:space="preserve">  2. 选择评价轨道：生产功能重构（评估修复后用于农业/工业生产的可行性）或生态功能重构（评估修复后恢复生态功能的可行性）。</w:t>
       </w:r>
     </w:p>
     <w:p>
       <w:r>
-        <w:t>- 维度加权得分：各维度内元指标Min-Max归一化后线性加权。</w:t>
+        <w:rPr>
+          <w:rFonts w:ascii="宋体" w:hAnsi="宋体" w:eastAsia="宋体"/>
+          <w:b w:val="0"/>
+          <w:sz w:val="22"/>
+        </w:rPr>
+        <w:t xml:space="preserve">  3. 点击"开始评估"按钮。</w:t>
       </w:r>
     </w:p>
     <w:p>
       <w:r>
-        <w:t>- f(t)：时间权重函数 = 1 + 0.03 × 距基准年数（默认α=0.03）。</w:t>
+        <w:rPr>
+          <w:rFonts w:ascii="宋体" w:hAnsi="宋体" w:eastAsia="宋体"/>
+          <w:b w:val="0"/>
+          <w:sz w:val="22"/>
+        </w:rPr>
+        <w:t xml:space="preserve">  4. 系统基于障碍因子诊断结果与组合赋权算法，计算各维度综合评价得分。</w:t>
       </w:r>
     </w:p>
     <w:p>
       <w:r>
-        <w:t>- M：管理调节因子（生产利用1.10-1.20，生态利用1.05-1.10，按管控强度分级）。</w:t>
+        <w:rPr>
+          <w:rFonts w:ascii="宋体" w:hAnsi="宋体" w:eastAsia="宋体"/>
+          <w:b w:val="0"/>
+          <w:sz w:val="22"/>
+        </w:rPr>
+        <w:t xml:space="preserve">  5. 评估完成后，页面展示雷达图（各维度得分均衡性可视化）与综合得分仪表盘（可行性等级判定）。</w:t>
       </w:r>
     </w:p>
     <w:p>
       <w:r>
         <w:rPr>
-          <w:b/>
+          <w:rFonts w:ascii="宋体" w:hAnsi="宋体" w:eastAsia="宋体"/>
+          <w:b w:val="0"/>
+          <w:sz w:val="22"/>
         </w:rPr>
-        <w:t>等级标准：</w:t>
-      </w:r>
-    </w:p>
-    <w:tbl>
-      <w:tblPr>
-        <w:tblStyle w:val="TableGrid"/>
-        <w:tblW w:type="auto" w:w="0"/>
-        <w:tblLook w:firstColumn="1" w:firstRow="1" w:lastColumn="0" w:lastRow="0" w:noHBand="0" w:noVBand="1" w:val="04A0"/>
-      </w:tblPr>
-      <w:tblGrid>
-        <w:gridCol w:w="4320"/>
-        <w:gridCol w:w="4320"/>
-      </w:tblGrid>
-      <w:tr>
-        <w:tc>
-          <w:tcPr>
-            <w:tcW w:type="dxa" w:w="4320"/>
-            <w:shd w:val="clear" w:color="auto" w:fill="4472C4"/>
-          </w:tcPr>
-          <w:p>
-            <w:r>
-              <w:rPr>
-                <w:b/>
-                <w:color w:val="FFFFFF"/>
-              </w:rPr>
-              <w:t>SSUI值范围</w:t>
-            </w:r>
-          </w:p>
-        </w:tc>
-        <w:tc>
-          <w:tcPr>
-            <w:tcW w:type="dxa" w:w="4320"/>
-            <w:shd w:val="clear" w:color="auto" w:fill="4472C4"/>
-          </w:tcPr>
-          <w:p>
-            <w:r>
-              <w:rPr>
-                <w:b/>
-                <w:color w:val="FFFFFF"/>
-              </w:rPr>
-              <w:t>等级</w:t>
-            </w:r>
-          </w:p>
-        </w:tc>
-      </w:tr>
-      <w:tr>
-        <w:tc>
-          <w:tcPr>
-            <w:tcW w:type="dxa" w:w="4320"/>
-          </w:tcPr>
-          <w:p>
-            <w:r>
-              <w:t>0.8 - 1.0</w:t>
-            </w:r>
-          </w:p>
-        </w:tc>
-        <w:tc>
-          <w:tcPr>
-            <w:tcW w:type="dxa" w:w="4320"/>
-          </w:tcPr>
-          <w:p>
-            <w:r>
-              <w:t>高度可持续</w:t>
-            </w:r>
-          </w:p>
-        </w:tc>
-      </w:tr>
-      <w:tr>
-        <w:tc>
-          <w:tcPr>
-            <w:tcW w:type="dxa" w:w="4320"/>
-          </w:tcPr>
-          <w:p>
-            <w:r>
-              <w:t>0.6 - 0.8</w:t>
-            </w:r>
-          </w:p>
-        </w:tc>
-        <w:tc>
-          <w:tcPr>
-            <w:tcW w:type="dxa" w:w="4320"/>
-          </w:tcPr>
-          <w:p>
-            <w:r>
-              <w:t>中度可持续</w:t>
-            </w:r>
-          </w:p>
-        </w:tc>
-      </w:tr>
-      <w:tr>
-        <w:tc>
-          <w:tcPr>
-            <w:tcW w:type="dxa" w:w="4320"/>
-          </w:tcPr>
-          <w:p>
-            <w:r>
-              <w:t>0.4 - 0.6</w:t>
-            </w:r>
-          </w:p>
-        </w:tc>
-        <w:tc>
-          <w:tcPr>
-            <w:tcW w:type="dxa" w:w="4320"/>
-          </w:tcPr>
-          <w:p>
-            <w:r>
-              <w:t>低度可持续</w:t>
-            </w:r>
-          </w:p>
-        </w:tc>
-      </w:tr>
-      <w:tr>
-        <w:tc>
-          <w:tcPr>
-            <w:tcW w:type="dxa" w:w="4320"/>
-          </w:tcPr>
-          <w:p>
-            <w:r>
-              <w:t>&lt; 0.4</w:t>
-            </w:r>
-          </w:p>
-        </w:tc>
-        <w:tc>
-          <w:tcPr>
-            <w:tcW w:type="dxa" w:w="4320"/>
-          </w:tcPr>
-          <w:p>
-            <w:r>
-              <w:t>不可持续</w:t>
-            </w:r>
-          </w:p>
-        </w:tc>
-      </w:tr>
-    </w:tbl>
-    <w:p>
-      <w:r>
-        <w:rPr>
-          <w:b/>
-        </w:rPr>
-        <w:t>操作步骤：</w:t>
+        <w:t xml:space="preserve">  6. 展开各维度得分分解表，分析短板维度（得分最低）与优势维度（得分最高）。</w:t>
       </w:r>
     </w:p>
     <w:p>
       <w:r>
-        <w:t>1. 在导航菜单选择"决策管理 &gt; 可持续利用评价"，或在重构评价结果页点击跳转。</w:t>
+        <w:rPr>
+          <w:rFonts w:ascii="宋体" w:hAnsi="宋体" w:eastAsia="宋体"/>
+          <w:b w:val="0"/>
+          <w:sz w:val="22"/>
+        </w:rPr>
+        <w:t xml:space="preserve">  7. 查看内梅罗指数，评估污染物超标严重程度。</w:t>
       </w:r>
     </w:p>
     <w:p>
       <w:r>
-        <w:t>2. 选择场地、评价范围（生产/生态）、时间跨度t和管理强度（低/中/高）。</w:t>
-      </w:r>
-    </w:p>
-    <w:p>
-      <w:r>
-        <w:t>3. 点击"开始评价"。</w:t>
-      </w:r>
-    </w:p>
-    <w:p>
-      <w:r>
-        <w:t>4. 结果展示：SSUI指数值、可持续等级、各元指标得分明细、限制因子、f(t)和M取值说明。</w:t>
-      </w:r>
-    </w:p>
-    <w:p>
-      <w:r>
         <w:rPr>
-          <w:b/>
+          <w:rFonts w:ascii="宋体" w:hAnsi="宋体" w:eastAsia="宋体"/>
+          <w:b w:val="0"/>
+          <w:sz w:val="22"/>
         </w:rPr>
-        <w:t>注意事项：</w:t>
-      </w:r>
-    </w:p>
-    <w:p>
-      <w:r>
-        <w:t>- MVP阶段SSUI采用"安全性-限制因子C1单维度口径"（因实测数据暂缺风险因子C2/经济成本C3/经济效益C4数据），结果中会明确标注未纳入的维度。待数据完备后可切换为完整四维SSUI。</w:t>
-      </w:r>
-    </w:p>
-    <w:p>
-      <w:r>
-        <w:t>- 实证案例：云南个旧场地SSUI=0.5284（低度可持续），参评元指标pH/有机质/氮磷钾。</w:t>
+        <w:t xml:space="preserve">  8. 系统自动将评估结果传递给 SSUI 可持续利用评价模块作为输入。</w:t>
       </w:r>
     </w:p>
     <w:p>
@@ -2084,73 +1623,85 @@
         <w:pStyle w:val="Heading2"/>
       </w:pPr>
       <w:r>
-        <w:t>3.9 方案推荐页（/recommend）</w:t>
+        <w:t>6.2 可行性等级判定</w:t>
       </w:r>
     </w:p>
     <w:p>
       <w:r>
-        <w:t>功能说明：基于障碍因子识别结果、重构可行性评价结果和SSUI评价结果，通过规则引擎从技术库中自动匹配并推荐合适的修复/重构技术方案。每条推荐均绑定具体障碍因子，附结构化推荐理由。</w:t>
+        <w:rPr>
+          <w:rFonts w:ascii="宋体" w:hAnsi="宋体" w:eastAsia="宋体"/>
+          <w:b w:val="0"/>
+          <w:sz w:val="22"/>
+        </w:rPr>
+        <w:t>功能重构可行性等级根据综合得分 T 判定：</w:t>
       </w:r>
     </w:p>
     <w:p>
       <w:r>
         <w:rPr>
+          <w:rFonts w:ascii="宋体" w:hAnsi="宋体" w:eastAsia="宋体"/>
           <w:b/>
         </w:rPr>
-        <w:t>推荐信息包含：</w:t>
+        <w:t>● T &gt; 75（高度可行）</w:t>
+      </w:r>
+      <w:r>
+        <w:rPr>
+          <w:rFonts w:ascii="宋体" w:hAnsi="宋体" w:eastAsia="宋体"/>
+        </w:rPr>
+        <w:t>：场地功能重构条件良好，主要障碍因子可修复，推荐推进重构方案。</w:t>
       </w:r>
     </w:p>
     <w:p>
       <w:r>
-        <w:t>- 技术名称与适用条件（适用污染物、土壤类型、用地类型、适用阶段）。</w:t>
+        <w:rPr>
+          <w:rFonts w:ascii="宋体" w:hAnsi="宋体" w:eastAsia="宋体"/>
+          <w:b/>
+        </w:rPr>
+        <w:t>● 50 &lt; T &lt;= 75（中度可行）</w:t>
+      </w:r>
+      <w:r>
+        <w:rPr>
+          <w:rFonts w:ascii="宋体" w:hAnsi="宋体" w:eastAsia="宋体"/>
+        </w:rPr>
+        <w:t>：场地存在一定障碍因素，需针对性修复后方可重构，方案需谨慎设计。</w:t>
       </w:r>
     </w:p>
     <w:p>
       <w:r>
-        <w:t>- 匹配度评分和推荐理由（结构化的三段式：障碍因子匹配 + 技术效果依据 + 适用性约束）。</w:t>
+        <w:rPr>
+          <w:rFonts w:ascii="宋体" w:hAnsi="宋体" w:eastAsia="宋体"/>
+          <w:b/>
+        </w:rPr>
+        <w:t>● T &lt;= 50（不可行）</w:t>
+      </w:r>
+      <w:r>
+        <w:rPr>
+          <w:rFonts w:ascii="宋体" w:hAnsi="宋体" w:eastAsia="宋体"/>
+        </w:rPr>
+        <w:t>：场地障碍因素严重，当前条件下不建议功能重构，需先完成深度修复。</w:t>
       </w:r>
     </w:p>
     <w:p>
       <w:r>
-        <w:t>- 成本等级（低/中/高）和工期等级（短/中/长）。</w:t>
+        <w:br w:type="page"/>
       </w:r>
     </w:p>
     <w:p>
-      <w:r>
-        <w:t>- 优点与局限性、二次风险说明、禁用条件。</w:t>
+      <w:pPr>
+        <w:pStyle w:val="Heading1"/>
+      </w:pPr>
+      <w:r>
+        <w:t>第七章 SSUI 可持续利用评价</w:t>
       </w:r>
     </w:p>
     <w:p>
       <w:r>
-        <w:t>- 技术来源（标准/文献/经验依据）。</w:t>
-      </w:r>
-    </w:p>
-    <w:p>
-      <w:r>
         <w:rPr>
-          <w:b/>
+          <w:rFonts w:ascii="宋体" w:hAnsi="宋体" w:eastAsia="宋体"/>
+          <w:b w:val="0"/>
+          <w:sz w:val="22"/>
         </w:rPr>
-        <w:t>操作步骤：</w:t>
-      </w:r>
-    </w:p>
-    <w:p>
-      <w:r>
-        <w:t>1. 在导航菜单选择"决策管理 &gt; 方案推荐"。</w:t>
-      </w:r>
-    </w:p>
-    <w:p>
-      <w:r>
-        <w:t>2. 选择目标场地（须已完成障碍因子识别、重构评价和SSUI评价）。</w:t>
-      </w:r>
-    </w:p>
-    <w:p>
-      <w:r>
-        <w:t>3. 点击"获取推荐"。</w:t>
-      </w:r>
-    </w:p>
-    <w:p>
-      <w:r>
-        <w:t>4. 结果以匹配度排序展示推荐技术列表，每条可展开查看详细信息。</w:t>
+        <w:t>SSUI（Sustainable Soil Use Index）可持续利用评价模块采用四层递阶结构，从安全性（D1-D17）和经济性（D18-D25）两大准则、25 项元指标综合评价污染场地修复后的土壤可持续利用能力。</w:t>
       </w:r>
     </w:p>
     <w:p>
@@ -2158,252 +1709,77 @@
         <w:pStyle w:val="Heading2"/>
       </w:pPr>
       <w:r>
-        <w:t>3.10 全流程追溯列表（/trace）</w:t>
+        <w:t>7.1 操作步骤</w:t>
       </w:r>
     </w:p>
     <w:p>
       <w:r>
-        <w:t>功能说明：以场地为维度，展示五阶段全流程追溯记录的概览。每个场地对应调查评估、方案审批、施工监理、效果评估、后期管护五个阶段的进展状态。</w:t>
+        <w:rPr>
+          <w:rFonts w:ascii="宋体" w:hAnsi="宋体" w:eastAsia="宋体"/>
+          <w:b w:val="0"/>
+          <w:sz w:val="22"/>
+        </w:rPr>
+        <w:t xml:space="preserve">  1. 在场地详情页点击"SSUI 评价"选项卡，确认前置功能重构分析已完成。</w:t>
       </w:r>
     </w:p>
     <w:p>
       <w:r>
         <w:rPr>
-          <w:b/>
+          <w:rFonts w:ascii="宋体" w:hAnsi="宋体" w:eastAsia="宋体"/>
+          <w:b w:val="0"/>
+          <w:sz w:val="22"/>
         </w:rPr>
-        <w:t>五阶段说明：</w:t>
-      </w:r>
-    </w:p>
-    <w:tbl>
-      <w:tblPr>
-        <w:tblStyle w:val="TableGrid"/>
-        <w:tblW w:type="auto" w:w="0"/>
-        <w:tblLook w:firstColumn="1" w:firstRow="1" w:lastColumn="0" w:lastRow="0" w:noHBand="0" w:noVBand="1" w:val="04A0"/>
-      </w:tblPr>
-      <w:tblGrid>
-        <w:gridCol w:w="2880"/>
-        <w:gridCol w:w="2880"/>
-        <w:gridCol w:w="2880"/>
-      </w:tblGrid>
-      <w:tr>
-        <w:tc>
-          <w:tcPr>
-            <w:tcW w:type="dxa" w:w="2880"/>
-            <w:shd w:val="clear" w:color="auto" w:fill="4472C4"/>
-          </w:tcPr>
-          <w:p>
-            <w:r>
-              <w:rPr>
-                <w:b/>
-                <w:color w:val="FFFFFF"/>
-              </w:rPr>
-              <w:t>阶段</w:t>
-            </w:r>
-          </w:p>
-        </w:tc>
-        <w:tc>
-          <w:tcPr>
-            <w:tcW w:type="dxa" w:w="2880"/>
-            <w:shd w:val="clear" w:color="auto" w:fill="4472C4"/>
-          </w:tcPr>
-          <w:p>
-            <w:r>
-              <w:rPr>
-                <w:b/>
-                <w:color w:val="FFFFFF"/>
-              </w:rPr>
-              <w:t>阶段标识</w:t>
-            </w:r>
-          </w:p>
-        </w:tc>
-        <w:tc>
-          <w:tcPr>
-            <w:tcW w:type="dxa" w:w="2880"/>
-            <w:shd w:val="clear" w:color="auto" w:fill="4472C4"/>
-          </w:tcPr>
-          <w:p>
-            <w:r>
-              <w:rPr>
-                <w:b/>
-                <w:color w:val="FFFFFF"/>
-              </w:rPr>
-              <w:t>核心内容</w:t>
-            </w:r>
-          </w:p>
-        </w:tc>
-      </w:tr>
-      <w:tr>
-        <w:tc>
-          <w:tcPr>
-            <w:tcW w:type="dxa" w:w="2880"/>
-          </w:tcPr>
-          <w:p>
-            <w:r>
-              <w:t>调查评估</w:t>
-            </w:r>
-          </w:p>
-        </w:tc>
-        <w:tc>
-          <w:tcPr>
-            <w:tcW w:type="dxa" w:w="2880"/>
-          </w:tcPr>
-          <w:p>
-            <w:r>
-              <w:t>survey</w:t>
-            </w:r>
-          </w:p>
-        </w:tc>
-        <w:tc>
-          <w:tcPr>
-            <w:tcW w:type="dxa" w:w="2880"/>
-          </w:tcPr>
-          <w:p>
-            <w:r>
-              <w:t>场地调查报告、检测数据、障碍因子识别结果、可行性结论</w:t>
-            </w:r>
-          </w:p>
-        </w:tc>
-      </w:tr>
-      <w:tr>
-        <w:tc>
-          <w:tcPr>
-            <w:tcW w:type="dxa" w:w="2880"/>
-          </w:tcPr>
-          <w:p>
-            <w:r>
-              <w:t>方案审批</w:t>
-            </w:r>
-          </w:p>
-        </w:tc>
-        <w:tc>
-          <w:tcPr>
-            <w:tcW w:type="dxa" w:w="2880"/>
-          </w:tcPr>
-          <w:p>
-            <w:r>
-              <w:t>approval</w:t>
-            </w:r>
-          </w:p>
-        </w:tc>
-        <w:tc>
-          <w:tcPr>
-            <w:tcW w:type="dxa" w:w="2880"/>
-          </w:tcPr>
-          <w:p>
-            <w:r>
-              <w:t>提交时间、审批单位、审批意见、修改记录、最终通过版本</w:t>
-            </w:r>
-          </w:p>
-        </w:tc>
-      </w:tr>
-      <w:tr>
-        <w:tc>
-          <w:tcPr>
-            <w:tcW w:type="dxa" w:w="2880"/>
-          </w:tcPr>
-          <w:p>
-            <w:r>
-              <w:t>施工监理</w:t>
-            </w:r>
-          </w:p>
-        </w:tc>
-        <w:tc>
-          <w:tcPr>
-            <w:tcW w:type="dxa" w:w="2880"/>
-          </w:tcPr>
-          <w:p>
-            <w:r>
-              <w:t>construction</w:t>
-            </w:r>
-          </w:p>
-        </w:tc>
-        <w:tc>
-          <w:tcPr>
-            <w:tcW w:type="dxa" w:w="2880"/>
-          </w:tcPr>
-          <w:p>
-            <w:r>
-              <w:t>施工单位、施工进度、关键工序记录、监理意见、材料台账</w:t>
-            </w:r>
-          </w:p>
-        </w:tc>
-      </w:tr>
-      <w:tr>
-        <w:tc>
-          <w:tcPr>
-            <w:tcW w:type="dxa" w:w="2880"/>
-          </w:tcPr>
-          <w:p>
-            <w:r>
-              <w:t>效果评估</w:t>
-            </w:r>
-          </w:p>
-        </w:tc>
-        <w:tc>
-          <w:tcPr>
-            <w:tcW w:type="dxa" w:w="2880"/>
-          </w:tcPr>
-          <w:p>
-            <w:r>
-              <w:t>effect</w:t>
-            </w:r>
-          </w:p>
-        </w:tc>
-        <w:tc>
-          <w:tcPr>
-            <w:tcW w:type="dxa" w:w="2880"/>
-          </w:tcPr>
-          <w:p>
-            <w:r>
-              <w:t>效果检测数据、持续利用评价结果、评估报告、是否达标判定</w:t>
-            </w:r>
-          </w:p>
-        </w:tc>
-      </w:tr>
-      <w:tr>
-        <w:tc>
-          <w:tcPr>
-            <w:tcW w:type="dxa" w:w="2880"/>
-          </w:tcPr>
-          <w:p>
-            <w:r>
-              <w:t>后期管护</w:t>
-            </w:r>
-          </w:p>
-        </w:tc>
-        <w:tc>
-          <w:tcPr>
-            <w:tcW w:type="dxa" w:w="2880"/>
-          </w:tcPr>
-          <w:p>
-            <w:r>
-              <w:t>maintenance</w:t>
-            </w:r>
-          </w:p>
-        </w:tc>
-        <w:tc>
-          <w:tcPr>
-            <w:tcW w:type="dxa" w:w="2880"/>
-          </w:tcPr>
-          <w:p>
-            <w:r>
-              <w:t>管护责任单位、管护措施、定期监测数据、功能维护记录</w:t>
-            </w:r>
-          </w:p>
-        </w:tc>
-      </w:tr>
-    </w:tbl>
-    <w:p>
-      <w:r>
-        <w:rPr>
-          <w:b/>
-        </w:rPr>
-        <w:t>状态标识：</w:t>
+        <w:t xml:space="preserve">  2. 设置评价参数：利用年限 t（规划利用年限）、管理强度 M（6档可选）、经济数据年份、评价场景。</w:t>
       </w:r>
     </w:p>
     <w:p>
       <w:r>
-        <w:t>每个阶段有四种状态：未开始（not_started）、进行中（in_progress）、已完成（completed）、已退回（returned）。已完成且未退回的阶段可进入下一阶段。列表页以进度条或卡片形式展示每场地五阶段完成情况。点击任一场地可进入追溯详情页。</w:t>
+        <w:rPr>
+          <w:rFonts w:ascii="宋体" w:hAnsi="宋体" w:eastAsia="宋体"/>
+          <w:b w:val="0"/>
+          <w:sz w:val="22"/>
+        </w:rPr>
+        <w:t xml:space="preserve">  3. 如需使用全国平均经济数据代替场地真实经济数据，勾选"使用参考经济数据"复选框（结果将标记为"参考评价"）。</w:t>
+      </w:r>
+    </w:p>
+    <w:p>
+      <w:r>
+        <w:rPr>
+          <w:rFonts w:ascii="宋体" w:hAnsi="宋体" w:eastAsia="宋体"/>
+          <w:b w:val="0"/>
+          <w:sz w:val="22"/>
+        </w:rPr>
+        <w:t xml:space="preserve">  4. 点击"开始评价"按钮，系统计算 SSUI 综合指数。</w:t>
+      </w:r>
+    </w:p>
+    <w:p>
+      <w:r>
+        <w:rPr>
+          <w:rFonts w:ascii="宋体" w:hAnsi="宋体" w:eastAsia="宋体"/>
+          <w:b w:val="0"/>
+          <w:sz w:val="22"/>
+        </w:rPr>
+        <w:t xml:space="preserve">  5. 评价完成后，页面展示综合指数仪表盘（SSUI 数值与等级）。</w:t>
+      </w:r>
+    </w:p>
+    <w:p>
+      <w:r>
+        <w:rPr>
+          <w:rFonts w:ascii="宋体" w:hAnsi="宋体" w:eastAsia="宋体"/>
+          <w:b w:val="0"/>
+          <w:sz w:val="22"/>
+        </w:rPr>
+        <w:t xml:space="preserve">  6. 展开查看各维度元指标详细得分（D1-D25），分析短板指标。</w:t>
+      </w:r>
+    </w:p>
+    <w:p>
+      <w:r>
+        <w:rPr>
+          <w:rFonts w:ascii="宋体" w:hAnsi="宋体" w:eastAsia="宋体"/>
+          <w:b w:val="0"/>
+          <w:sz w:val="22"/>
+        </w:rPr>
+        <w:t xml:space="preserve">  7. 查看评价结论与建议：系统根据 SSUI 等级给出可持续利用建议。</w:t>
       </w:r>
     </w:p>
     <w:p>
@@ -2411,40 +1787,90 @@
         <w:pStyle w:val="Heading2"/>
       </w:pPr>
       <w:r>
-        <w:t>3.11 追溯详情页（/trace/:id）</w:t>
+        <w:t>7.2 SSUI 等级判定</w:t>
       </w:r>
     </w:p>
     <w:p>
       <w:r>
-        <w:t>功能说明：以五阶段时间线或步骤条的形式，详细展示单场地完整追溯记录。每阶段可展开查看完整记录字段：状态、操作人、操作时间、审批意见/记录、版本号、数据来源、是否完成、是否退回、是否进入下一阶段。</w:t>
+        <w:rPr>
+          <w:rFonts w:ascii="宋体" w:hAnsi="宋体" w:eastAsia="宋体"/>
+          <w:b/>
+        </w:rPr>
+        <w:t>● SSUI &gt;= 0.75（一级 高度可持续）</w:t>
+      </w:r>
+      <w:r>
+        <w:rPr>
+          <w:rFonts w:ascii="宋体" w:hAnsi="宋体" w:eastAsia="宋体"/>
+        </w:rPr>
+        <w:t>：土壤可持续利用能力强，修复效果稳定，可长期安全利用。</w:t>
       </w:r>
     </w:p>
     <w:p>
       <w:r>
         <w:rPr>
+          <w:rFonts w:ascii="宋体" w:hAnsi="宋体" w:eastAsia="宋体"/>
           <w:b/>
         </w:rPr>
-        <w:t>页面操作：</w:t>
+        <w:t>● 0.60 &lt;= SSUI &lt; 0.75（二级 可持续）</w:t>
+      </w:r>
+      <w:r>
+        <w:rPr>
+          <w:rFonts w:ascii="宋体" w:hAnsi="宋体" w:eastAsia="宋体"/>
+        </w:rPr>
+        <w:t>：土壤可持续利用能力良好，需适度管理维护。</w:t>
       </w:r>
     </w:p>
     <w:p>
       <w:r>
-        <w:t>- 录入/编辑阶段记录：在每个阶段卡片中，授权用户可录入状态变更、审批意见、上传附件等。</w:t>
+        <w:rPr>
+          <w:rFonts w:ascii="宋体" w:hAnsi="宋体" w:eastAsia="宋体"/>
+          <w:b/>
+        </w:rPr>
+        <w:t>● 0.45 &lt;= SSUI &lt; 0.60（三级 勉强可持续）</w:t>
+      </w:r>
+      <w:r>
+        <w:rPr>
+          <w:rFonts w:ascii="宋体" w:hAnsi="宋体" w:eastAsia="宋体"/>
+        </w:rPr>
+        <w:t>：土壤可持续利用能力一般，需加强监测与管理。</w:t>
       </w:r>
     </w:p>
     <w:p>
       <w:r>
-        <w:t>- 上传附件：支持上传调查报告、检测数据、审批文件、施工图、台账、评估报告等材料。文件存入对象存储（MVP阶段为本地文件存储），支持后续下载。</w:t>
+        <w:rPr>
+          <w:rFonts w:ascii="宋体" w:hAnsi="宋体" w:eastAsia="宋体"/>
+          <w:b/>
+        </w:rPr>
+        <w:t>● SSUI &lt; 0.45（四级 不可持续）</w:t>
+      </w:r>
+      <w:r>
+        <w:rPr>
+          <w:rFonts w:ascii="宋体" w:hAnsi="宋体" w:eastAsia="宋体"/>
+        </w:rPr>
+        <w:t>：土壤可持续利用能力不足，需重新评估修复方案。</w:t>
       </w:r>
     </w:p>
     <w:p>
       <w:r>
-        <w:t>- 阶段推进：当前阶段标记为"已完成"后，可点击"进入下一阶段"激活后续阶段。</w:t>
+        <w:br w:type="page"/>
       </w:r>
     </w:p>
     <w:p>
-      <w:r>
-        <w:t>- 一键生成报告：在追溯详情页顶部，点击"生成追溯报告"按钮，系统自动收集该场地的全部数据（基本信息、检测数据、诊断结果、评价结果、推荐方案、五阶段记录），生成PDF格式的完整追溯报告。</w:t>
+      <w:pPr>
+        <w:pStyle w:val="Heading1"/>
+      </w:pPr>
+      <w:r>
+        <w:t>第八章 方案推荐</w:t>
+      </w:r>
+    </w:p>
+    <w:p>
+      <w:r>
+        <w:rPr>
+          <w:rFonts w:ascii="宋体" w:hAnsi="宋体" w:eastAsia="宋体"/>
+          <w:b w:val="0"/>
+          <w:sz w:val="22"/>
+        </w:rPr>
+        <w:t>方案推荐模块在完成障碍因子诊断、功能重构评估和 SSUI 评价后，基于三维分析结果，通过规则引擎匹配、三维评分排序，自动生成修复与功能重构方案推荐。</w:t>
       </w:r>
     </w:p>
     <w:p>
@@ -2452,85 +1878,77 @@
         <w:pStyle w:val="Heading2"/>
       </w:pPr>
       <w:r>
-        <w:t>3.12 系统管理页（/system）</w:t>
+        <w:t>8.1 操作步骤</w:t>
       </w:r>
     </w:p>
     <w:p>
       <w:r>
-        <w:t>功能说明：仅系统管理员可访问。提供用户管理、角色权限配置、参数管理、审计日志查看等系统级功能。</w:t>
+        <w:rPr>
+          <w:rFonts w:ascii="宋体" w:hAnsi="宋体" w:eastAsia="宋体"/>
+          <w:b w:val="0"/>
+          <w:sz w:val="22"/>
+        </w:rPr>
+        <w:t xml:space="preserve">  1. 完成障碍因子诊断、功能重构评估和 SSUI 评价后，点击"方案推荐"进入推荐模块。</w:t>
       </w:r>
     </w:p>
     <w:p>
       <w:r>
         <w:rPr>
-          <w:b/>
+          <w:rFonts w:ascii="宋体" w:hAnsi="宋体" w:eastAsia="宋体"/>
+          <w:b w:val="0"/>
+          <w:sz w:val="22"/>
         </w:rPr>
-        <w:t>子功能模块：</w:t>
+        <w:t xml:space="preserve">  2. 系统自动加载三维分析结果作为推荐输入，无需额外操作。</w:t>
       </w:r>
     </w:p>
     <w:p>
       <w:r>
         <w:rPr>
-          <w:b/>
+          <w:rFonts w:ascii="宋体" w:hAnsi="宋体" w:eastAsia="宋体"/>
+          <w:b w:val="0"/>
+          <w:sz w:val="22"/>
         </w:rPr>
-        <w:t>（1）用户管理</w:t>
+        <w:t xml:space="preserve">  3. 系统执行三层递进推荐：规则引擎检索 -&gt; 合规性过滤 -&gt; 三维评分排序（覆盖度0.6 + 成本0.25 + 工期0.15）。</w:t>
       </w:r>
     </w:p>
     <w:p>
       <w:r>
-        <w:t>表格展示所有用户列表（用户名、显示名、所属机构、角色、状态、最后登录时间）。支持新增用户、编辑用户信息、分配角色、启用/禁用/锁定账户。新建用户时系统生成随机初始密码，首次登录强制修改。</w:t>
+        <w:rPr>
+          <w:rFonts w:ascii="宋体" w:hAnsi="宋体" w:eastAsia="宋体"/>
+          <w:b w:val="0"/>
+          <w:sz w:val="22"/>
+        </w:rPr>
+        <w:t xml:space="preserve">  4. 页面展示推荐方案排序列表，按匹配得分（match_score）从高到低排列。</w:t>
       </w:r>
     </w:p>
     <w:p>
       <w:r>
         <w:rPr>
-          <w:b/>
+          <w:rFonts w:ascii="宋体" w:hAnsi="宋体" w:eastAsia="宋体"/>
+          <w:b w:val="0"/>
+          <w:sz w:val="22"/>
         </w:rPr>
-        <w:t>（2）角色权限配置</w:t>
+        <w:t xml:space="preserve">  5. 点击某方案查看详情：靶向障碍因子、修复路径依据、预期效果、预估成本与工期、技术成熟度。</w:t>
       </w:r>
     </w:p>
     <w:p>
       <w:r>
-        <w:t>矩阵形式展示角色与权限的对应关系。可新增角色，为角色勾选权限项（数据导入/查询/导出/归档、报告生成、地图查看、全流程查看、文档下载、用户管理、角色管理、日志审计、参数设置、模型管理、技术库管理）。系统预置四种角色不可删除，但可调整其权限项。</w:t>
+        <w:rPr>
+          <w:rFonts w:ascii="宋体" w:hAnsi="宋体" w:eastAsia="宋体"/>
+          <w:b w:val="0"/>
+          <w:sz w:val="22"/>
+        </w:rPr>
+        <w:t xml:space="preserve">  6. 锁定选中方案，系统生成结构化推荐报告（含推荐理由、风险提示、监测建议）。</w:t>
       </w:r>
     </w:p>
     <w:p>
       <w:r>
         <w:rPr>
-          <w:b/>
+          <w:rFonts w:ascii="宋体" w:hAnsi="宋体" w:eastAsia="宋体"/>
+          <w:b w:val="0"/>
+          <w:sz w:val="22"/>
         </w:rPr>
-        <w:t>（3）参数管理</w:t>
-      </w:r>
-    </w:p>
-    <w:p>
-      <w:r>
-        <w:t>可配置系统级参数，包括：污染物阈值标准（所选标准来源和版本）、重构评价权重体系版本、SSUI参数（α值、M因子默认值、等级边界）、报告模板版本等。所有参数变更均记录版本，支持回滚。</w:t>
-      </w:r>
-    </w:p>
-    <w:p>
-      <w:r>
-        <w:rPr>
-          <w:b/>
-        </w:rPr>
-        <w:t>（4）操作日志</w:t>
-      </w:r>
-    </w:p>
-    <w:p>
-      <w:r>
-        <w:t>表格展示所有写操作的审计日志：操作人、操作行为（login/import/export/generate_report/update_site等）、操作对象（resource_type + resource_id）、操作结果（success/fail/denied）、IP地址、User-Agent、操作时间。支持按时间范围、操作人、操作类型筛选，支持导出日志（CSV格式）。</w:t>
-      </w:r>
-    </w:p>
-    <w:p>
-      <w:r>
-        <w:rPr>
-          <w:b/>
-        </w:rPr>
-        <w:t>（5）技术库管理</w:t>
-      </w:r>
-    </w:p>
-    <w:p>
-      <w:r>
-        <w:t>维护重构技术库（technology_library表），可新增/编辑/删除技术条目。每个条目包含：技术名称、适用污染物、适用土壤条件、适用用地类型、适用阶段、优点、局限、成本等级、工期等级、二次风险、禁用条件、来源依据。</w:t>
+        <w:t xml:space="preserve">  7. 推荐方案自动关联到全流程追溯模块的"方案审批"阶段。</w:t>
       </w:r>
     </w:p>
     <w:p>
@@ -2543,7 +1961,17 @@
         <w:pStyle w:val="Heading1"/>
       </w:pPr>
       <w:r>
-        <w:t>第四章 PDF追溯报告说明</w:t>
+        <w:t>第九章 全流程追溯</w:t>
+      </w:r>
+    </w:p>
+    <w:p>
+      <w:r>
+        <w:rPr>
+          <w:rFonts w:ascii="宋体" w:hAnsi="宋体" w:eastAsia="宋体"/>
+          <w:b w:val="0"/>
+          <w:sz w:val="22"/>
+        </w:rPr>
+        <w:t>全流程追溯模块采用五阶段状态机管理污染场地修复治理的完整生命周期，覆盖调查评估、方案审批、施工监理、效果评估和后期管护五个阶段，实现全过程记录、阶段依赖校验和追溯报告生成。</w:t>
       </w:r>
     </w:p>
     <w:p>
@@ -2551,12 +1979,82 @@
         <w:pStyle w:val="Heading2"/>
       </w:pPr>
       <w:r>
-        <w:t>4.1 报告生成方式</w:t>
+        <w:t>9.1 五阶段说明</w:t>
       </w:r>
     </w:p>
     <w:p>
       <w:r>
-        <w:t>PDF追溯报告是系统的核心交付物。生成入口位于全流程追溯详情页顶部。点击"生成追溯报告"按钮后，系统自动收集该场地的以下数据并渲染为PDF：</w:t>
+        <w:rPr>
+          <w:rFonts w:ascii="宋体" w:hAnsi="宋体" w:eastAsia="宋体"/>
+          <w:b/>
+        </w:rPr>
+        <w:t>■ 阶段一 调查评估</w:t>
+      </w:r>
+      <w:r>
+        <w:rPr>
+          <w:rFonts w:ascii="宋体" w:hAnsi="宋体" w:eastAsia="宋体"/>
+        </w:rPr>
+        <w:t>：场地环境调查与风险评估阶段。上传调查报告、风险评估报告、检测数据等附件。由企业用户或第三方机构填写调查结论，监管人员审核确认。</w:t>
+      </w:r>
+    </w:p>
+    <w:p>
+      <w:r>
+        <w:rPr>
+          <w:rFonts w:ascii="宋体" w:hAnsi="宋体" w:eastAsia="宋体"/>
+          <w:b/>
+        </w:rPr>
+        <w:t>■ 阶段二 方案审批</w:t>
+      </w:r>
+      <w:r>
+        <w:rPr>
+          <w:rFonts w:ascii="宋体" w:hAnsi="宋体" w:eastAsia="宋体"/>
+        </w:rPr>
+        <w:t>：修复方案设计、提交与审批阶段。企业用户提交修复方案，第三方机构参与技术评审并出具评审意见，监管人员审批决策（通过/驳回/附条件通过）。</w:t>
+      </w:r>
+    </w:p>
+    <w:p>
+      <w:r>
+        <w:rPr>
+          <w:rFonts w:ascii="宋体" w:hAnsi="宋体" w:eastAsia="宋体"/>
+          <w:b/>
+        </w:rPr>
+        <w:t>■ 阶段三 施工监理</w:t>
+      </w:r>
+      <w:r>
+        <w:rPr>
+          <w:rFonts w:ascii="宋体" w:hAnsi="宋体" w:eastAsia="宋体"/>
+        </w:rPr>
+        <w:t>：修复工程施工与监理阶段。上传施工方案、监理方案，记录施工进度，监理单位上传监理记录与整改通知。</w:t>
+      </w:r>
+    </w:p>
+    <w:p>
+      <w:r>
+        <w:rPr>
+          <w:rFonts w:ascii="宋体" w:hAnsi="宋体" w:eastAsia="宋体"/>
+          <w:b/>
+        </w:rPr>
+        <w:t>■ 阶段四 效果评估</w:t>
+      </w:r>
+      <w:r>
+        <w:rPr>
+          <w:rFonts w:ascii="宋体" w:hAnsi="宋体" w:eastAsia="宋体"/>
+        </w:rPr>
+        <w:t>：修复效果检测与评估阶段。上传修复后检测数据，系统对比修复前后指标，生成达标结论，第三方机构出具效果评估报告。</w:t>
+      </w:r>
+    </w:p>
+    <w:p>
+      <w:r>
+        <w:rPr>
+          <w:rFonts w:ascii="宋体" w:hAnsi="宋体" w:eastAsia="宋体"/>
+          <w:b/>
+        </w:rPr>
+        <w:t>■ 阶段五 后期管护</w:t>
+      </w:r>
+      <w:r>
+        <w:rPr>
+          <w:rFonts w:ascii="宋体" w:hAnsi="宋体" w:eastAsia="宋体"/>
+        </w:rPr>
+        <w:t>：修复后长期管护阶段。上传管护方案，设定定期监测计划，记录功能维护情况与长期监测数据。</w:t>
       </w:r>
     </w:p>
     <w:p>
@@ -2564,45 +2062,90 @@
         <w:pStyle w:val="Heading2"/>
       </w:pPr>
       <w:r>
-        <w:t>4.2 报告内容清单（15章）</w:t>
+        <w:t>9.2 操作步骤</w:t>
       </w:r>
     </w:p>
     <w:p>
       <w:r>
-        <w:t>每份追溯报告包含以下完整内容：</w:t>
+        <w:rPr>
+          <w:rFonts w:ascii="宋体" w:hAnsi="宋体" w:eastAsia="宋体"/>
+          <w:b w:val="0"/>
+          <w:sz w:val="22"/>
+        </w:rPr>
+        <w:t xml:space="preserve">  1. 在场地详情页点击"全流程追溯"进入追溯页面。</w:t>
       </w:r>
     </w:p>
     <w:p>
       <w:r>
-        <w:t>1. 场地基本信息（编号、名称、位置、面积、用地类型、污染类型及风险等级）</w:t>
-        <w:br/>
-        <w:t>2. 数据来源说明（源文件、导入时间、处理脚本版本）</w:t>
-        <w:br/>
-        <w:t>3. 采样点信息（所有采样点编号、位置、深度、土壤类型、采样日期）</w:t>
-        <w:br/>
-        <w:t>4. 检测数据摘要（各因子检测值范围、均值、超标统计，按五大类分组）</w:t>
-        <w:br/>
-        <w:t>5. 数据质量校验结果（完整性、合法性、阈值范围的校验结论）</w:t>
-        <w:br/>
-        <w:t>6. 障碍因子识别结果（Top-N因子排名表、全局重要性）</w:t>
-        <w:br/>
-        <w:t>7. RF/SHAP解释（模型信息、特征清单、SHAP概要图、局部样点解释）</w:t>
-        <w:br/>
-        <w:t>8. 功能重构可行性评价（生产/生态双方向，得分、等级、限制因子）</w:t>
-        <w:br/>
-        <w:t>9. SSUI可持续利用评价（指数值、等级、维度分、f(t)和M取值）</w:t>
-        <w:br/>
-        <w:t>10. 推荐方案（按匹配度排序的技术列表，含推荐理由）</w:t>
-        <w:br/>
-        <w:t>11. 五阶段追溯记录（各阶段状态、操作人、时间、审批意见）</w:t>
-        <w:br/>
-        <w:t>12. 附件清单（所有上传文件的名称、类型、大小、上传时间）</w:t>
-        <w:br/>
-        <w:t>13. 操作日志摘要（本场地相关关键操作记录）</w:t>
-        <w:br/>
-        <w:t>14. 报告生成时间</w:t>
-        <w:br/>
-        <w:t>15. 报告版本号（含生成时的数据版本快照）</w:t>
+        <w:rPr>
+          <w:rFonts w:ascii="宋体" w:hAnsi="宋体" w:eastAsia="宋体"/>
+          <w:b w:val="0"/>
+          <w:sz w:val="22"/>
+        </w:rPr>
+        <w:t xml:space="preserve">  2. 首次使用需点击"初始化追溯流程"，系统自动创建五阶段基础记录。</w:t>
+      </w:r>
+    </w:p>
+    <w:p>
+      <w:r>
+        <w:rPr>
+          <w:rFonts w:ascii="宋体" w:hAnsi="宋体" w:eastAsia="宋体"/>
+          <w:b w:val="0"/>
+          <w:sz w:val="22"/>
+        </w:rPr>
+        <w:t xml:space="preserve">  3. 在当前阶段的任务列表中完成各任务项：填写表单、上传附件、提交审核。</w:t>
+      </w:r>
+    </w:p>
+    <w:p>
+      <w:r>
+        <w:rPr>
+          <w:rFonts w:ascii="宋体" w:hAnsi="宋体" w:eastAsia="宋体"/>
+          <w:b w:val="0"/>
+          <w:sz w:val="22"/>
+        </w:rPr>
+        <w:t xml:space="preserve">  4. 当前阶段所有任务完成后，点击"推进至下一阶段"，系统校验前置阶段依赖关系。</w:t>
+      </w:r>
+    </w:p>
+    <w:p>
+      <w:r>
+        <w:rPr>
+          <w:rFonts w:ascii="宋体" w:hAnsi="宋体" w:eastAsia="宋体"/>
+          <w:b w:val="0"/>
+          <w:sz w:val="22"/>
+        </w:rPr>
+        <w:t xml:space="preserve">  5. 如需退回修改，点击"阶段回退"，选择目标阶段，系统保留当前数据快照后回退。</w:t>
+      </w:r>
+    </w:p>
+    <w:p>
+      <w:r>
+        <w:rPr>
+          <w:rFonts w:ascii="宋体" w:hAnsi="宋体" w:eastAsia="宋体"/>
+          <w:b w:val="0"/>
+          <w:sz w:val="22"/>
+        </w:rPr>
+        <w:t xml:space="preserve">  6. 全部五个阶段完成后，点击"生成追溯报告"，系统汇总五阶段全部数据生成 PDF 追溯报告。</w:t>
+      </w:r>
+    </w:p>
+    <w:p>
+      <w:r>
+        <w:rPr>
+          <w:rFonts w:ascii="宋体" w:hAnsi="宋体" w:eastAsia="宋体"/>
+          <w:b w:val="0"/>
+          <w:sz w:val="22"/>
+        </w:rPr>
+        <w:t xml:space="preserve">  7. 追溯报告自动归档，可随时下载查看。</w:t>
+      </w:r>
+    </w:p>
+    <w:p>
+      <w:r>
+        <w:br w:type="page"/>
+      </w:r>
+    </w:p>
+    <w:p>
+      <w:pPr>
+        <w:pStyle w:val="Heading1"/>
+      </w:pPr>
+      <w:r>
+        <w:t>第十章 报告生成与数字大屏</w:t>
       </w:r>
     </w:p>
     <w:p>
@@ -2610,30 +2153,155 @@
         <w:pStyle w:val="Heading2"/>
       </w:pPr>
       <w:r>
-        <w:t>4.3 报告版本管理</w:t>
+        <w:t>10.1 报告生成</w:t>
       </w:r>
     </w:p>
     <w:p>
       <w:r>
-        <w:t>- 每次生成报告自动递增版本号（如 V1.0 → V1.1 → V2.0）。</w:t>
+        <w:rPr>
+          <w:rFonts w:ascii="宋体" w:hAnsi="宋体" w:eastAsia="宋体"/>
+          <w:b w:val="0"/>
+          <w:sz w:val="22"/>
+        </w:rPr>
+        <w:t>系统支持在任意分析页面（诊断、评价、追溯）生成专业报告。</w:t>
       </w:r>
     </w:p>
     <w:p>
       <w:r>
-        <w:t>- 报告生成时记录数据版本快照（data_snapshot字段），确保未来可按当时的参数版本和模型版本重现报告。</w:t>
+        <w:rPr>
+          <w:rFonts w:ascii="宋体" w:hAnsi="宋体" w:eastAsia="宋体"/>
+          <w:b w:val="0"/>
+          <w:sz w:val="22"/>
+        </w:rPr>
+        <w:t xml:space="preserve">  1. 在诊断/评价/追溯页面点击"导出报告"按钮。</w:t>
       </w:r>
     </w:p>
     <w:p>
       <w:r>
-        <w:t>- 历史报告可在报告记录列表中查看和下载，不会因数据更新而丢失历史版本。</w:t>
+        <w:rPr>
+          <w:rFonts w:ascii="宋体" w:hAnsi="宋体" w:eastAsia="宋体"/>
+          <w:b w:val="0"/>
+          <w:sz w:val="22"/>
+        </w:rPr>
+        <w:t xml:space="preserve">  2. 选择报告类型：诊断报告 / 修复方案报告 / 追溯档案。</w:t>
       </w:r>
     </w:p>
     <w:p>
       <w:r>
         <w:rPr>
-          <w:b/>
+          <w:rFonts w:ascii="宋体" w:hAnsi="宋体" w:eastAsia="宋体"/>
+          <w:b w:val="0"/>
+          <w:sz w:val="22"/>
         </w:rPr>
-        <w:t>注意：报告生成需要一定时间（通常5-30秒），请耐心等待。生成过程中请勿关闭页面或重复点击。</w:t>
+        <w:t xml:space="preserve">  3. 选择输出格式：PDF（默认）/ DOCX / HTML。</w:t>
+      </w:r>
+    </w:p>
+    <w:p>
+      <w:r>
+        <w:rPr>
+          <w:rFonts w:ascii="宋体" w:hAnsi="宋体" w:eastAsia="宋体"/>
+          <w:b w:val="0"/>
+          <w:sz w:val="22"/>
+        </w:rPr>
+        <w:t xml:space="preserve">  4. 点击"生成报告"，系统汇总数据并渲染模板。</w:t>
+      </w:r>
+    </w:p>
+    <w:p>
+      <w:r>
+        <w:rPr>
+          <w:rFonts w:ascii="宋体" w:hAnsi="宋体" w:eastAsia="宋体"/>
+          <w:b w:val="0"/>
+          <w:sz w:val="22"/>
+        </w:rPr>
+        <w:t xml:space="preserve">  5. 预览报告内容，确认无误后点击"下载"保存到本地。</w:t>
+      </w:r>
+    </w:p>
+    <w:p>
+      <w:r>
+        <w:rPr>
+          <w:rFonts w:ascii="宋体" w:hAnsi="宋体" w:eastAsia="宋体"/>
+          <w:b w:val="0"/>
+          <w:sz w:val="22"/>
+        </w:rPr>
+        <w:t xml:space="preserve">  6. 报告记录写入系统数据库，支持后续重新下载或版本对比。</w:t>
+      </w:r>
+    </w:p>
+    <w:p>
+      <w:pPr>
+        <w:pStyle w:val="Heading2"/>
+      </w:pPr>
+      <w:r>
+        <w:t>10.2 数字大屏</w:t>
+      </w:r>
+    </w:p>
+    <w:p>
+      <w:r>
+        <w:rPr>
+          <w:rFonts w:ascii="宋体" w:hAnsi="宋体" w:eastAsia="宋体"/>
+          <w:b w:val="0"/>
+          <w:sz w:val="22"/>
+        </w:rPr>
+        <w:t>数字大屏提供全局数据可视化展示，适用于监管会议和汇报场景。</w:t>
+      </w:r>
+    </w:p>
+    <w:p>
+      <w:r>
+        <w:rPr>
+          <w:rFonts w:ascii="宋体" w:hAnsi="宋体" w:eastAsia="宋体"/>
+          <w:b w:val="0"/>
+          <w:sz w:val="22"/>
+        </w:rPr>
+        <w:t>操作方法：在左侧导航栏点击"数字大屏"进入大屏页面。大屏展示以下内容：</w:t>
+      </w:r>
+    </w:p>
+    <w:p>
+      <w:r>
+        <w:rPr>
+          <w:rFonts w:ascii="宋体" w:hAnsi="宋体" w:eastAsia="宋体"/>
+          <w:b w:val="0"/>
+          <w:sz w:val="22"/>
+        </w:rPr>
+        <w:t xml:space="preserve">  - 场地概况总览：全国场地分布地图、场地总数、超标率统计</w:t>
+      </w:r>
+    </w:p>
+    <w:p>
+      <w:r>
+        <w:rPr>
+          <w:rFonts w:ascii="宋体" w:hAnsi="宋体" w:eastAsia="宋体"/>
+          <w:b w:val="0"/>
+          <w:sz w:val="22"/>
+        </w:rPr>
+        <w:t xml:space="preserve">  - 评价结果统计：功能重构可行性分布、SSUI 等级分布</w:t>
+      </w:r>
+    </w:p>
+    <w:p>
+      <w:r>
+        <w:rPr>
+          <w:rFonts w:ascii="宋体" w:hAnsi="宋体" w:eastAsia="宋体"/>
+          <w:b w:val="0"/>
+          <w:sz w:val="22"/>
+        </w:rPr>
+        <w:t xml:space="preserve">  - 治理进度看板：各场地追溯阶段进度、待办任务统计</w:t>
+      </w:r>
+    </w:p>
+    <w:p>
+      <w:r>
+        <w:rPr>
+          <w:rFonts w:ascii="宋体" w:hAnsi="宋体" w:eastAsia="宋体"/>
+          <w:b w:val="0"/>
+          <w:sz w:val="22"/>
+        </w:rPr>
+        <w:t xml:space="preserve">  - 风险预警面板：高风险场地列表、超标因子 Top-N</w:t>
+      </w:r>
+    </w:p>
+    <w:p>
+      <w:r>
+        <w:rPr>
+          <w:rFonts w:ascii="宋体" w:hAnsi="宋体" w:eastAsia="宋体"/>
+          <w:b w:val="0"/>
+          <w:sz w:val="22"/>
+        </w:rPr>
+        <w:t xml:space="preserve">  - 监管数据汇总：审批通过率、平均修复周期、资金投入统计</w:t>
       </w:r>
     </w:p>
     <w:p>
@@ -2646,7 +2314,7 @@
         <w:pStyle w:val="Heading1"/>
       </w:pPr>
       <w:r>
-        <w:t>第五章 常见问题（FAQ）</w:t>
+        <w:t>第十一章 常见问题与异常处理</w:t>
       </w:r>
     </w:p>
     <w:p>
@@ -2654,46 +2322,167 @@
         <w:pStyle w:val="Heading2"/>
       </w:pPr>
       <w:r>
-        <w:t>5.1 登录与账号</w:t>
+        <w:t>11.1 常见问题</w:t>
       </w:r>
     </w:p>
     <w:p>
       <w:r>
         <w:rPr>
+          <w:rFonts w:ascii="宋体" w:hAnsi="宋体" w:eastAsia="宋体"/>
           <w:b/>
+          <w:color w:val="003F7F"/>
         </w:rPr>
-        <w:t>Q: 忘记密码怎么办？</w:t>
+        <w:t>Q：忘记密码怎么办？</w:t>
       </w:r>
     </w:p>
     <w:p>
       <w:r>
-        <w:t>A: 请联系系统管理员重置密码。管理员在"系统管理 &gt; 用户管理"中选择对应用户，点击"重置密码"，系统会生成新的随机密码，用户首次登录后强制修改。</w:t>
+        <w:rPr>
+          <w:rFonts w:ascii="宋体" w:hAnsi="宋体" w:eastAsia="宋体"/>
+          <w:b w:val="0"/>
+          <w:sz w:val="22"/>
+        </w:rPr>
+        <w:t>A：请联系系统管理员重置密码。管理员可在"系统管理 &gt; 用户管理"中为您重置为默认密码，首次登录后请及时修改。</w:t>
       </w:r>
     </w:p>
     <w:p>
       <w:r>
         <w:rPr>
+          <w:rFonts w:ascii="宋体" w:hAnsi="宋体" w:eastAsia="宋体"/>
           <w:b/>
+          <w:color w:val="003F7F"/>
         </w:rPr>
-        <w:t>Q: 登录时提示"账户已锁定"？</w:t>
+        <w:t>Q：登录后页面空白？</w:t>
       </w:r>
     </w:p>
     <w:p>
       <w:r>
-        <w:t>A: 连续输入错误密码超过限定次数（默认5次）账户会被临时锁定。请等待15分钟后重试，或联系系统管理员手动解锁。</w:t>
+        <w:rPr>
+          <w:rFonts w:ascii="宋体" w:hAnsi="宋体" w:eastAsia="宋体"/>
+          <w:b w:val="0"/>
+          <w:sz w:val="22"/>
+        </w:rPr>
+        <w:t>A：请检查浏览器是否为推荐版本（Chrome 90+）。清除浏览器缓存后重新登录。如问题持续，请联系运维人员。</w:t>
       </w:r>
     </w:p>
     <w:p>
       <w:r>
         <w:rPr>
+          <w:rFonts w:ascii="宋体" w:hAnsi="宋体" w:eastAsia="宋体"/>
           <w:b/>
+          <w:color w:val="003F7F"/>
         </w:rPr>
-        <w:t>Q: 为什么我看不到某些页面或功能？</w:t>
+        <w:t>Q：数据导入失败？</w:t>
       </w:r>
     </w:p>
     <w:p>
       <w:r>
-        <w:t>A: 系统的菜单和功能根据用户角色动态显示。企业用户、第三方机构、监管人员只能看到其权限范围内的功能。若觉得应有某功能但看不到，请确认您的角色并联系管理员确认权限配置。系统管理页（/system）仅admin角色可见。</w:t>
+        <w:rPr>
+          <w:rFonts w:ascii="宋体" w:hAnsi="宋体" w:eastAsia="宋体"/>
+          <w:b w:val="0"/>
+          <w:sz w:val="22"/>
+        </w:rPr>
+        <w:t>A：请检查：1) 文件格式是否为 .xlsx/.xls/.csv；2) 必填列是否完整；3) 数据格式是否符合要求。可下载错误明细报告查看具体原因。</w:t>
+      </w:r>
+    </w:p>
+    <w:p>
+      <w:r>
+        <w:rPr>
+          <w:rFonts w:ascii="宋体" w:hAnsi="宋体" w:eastAsia="宋体"/>
+          <w:b/>
+          <w:color w:val="003F7F"/>
+        </w:rPr>
+        <w:t>Q：诊断结果为空？</w:t>
+      </w:r>
+    </w:p>
+    <w:p>
+      <w:r>
+        <w:rPr>
+          <w:rFonts w:ascii="宋体" w:hAnsi="宋体" w:eastAsia="宋体"/>
+          <w:b w:val="0"/>
+          <w:sz w:val="22"/>
+        </w:rPr>
+        <w:t>A：请确认已导入完整的检测数据，且所选评价轨道下有足够的超标因子。如数据不足，系统会提示"证据不足，建议补测"。</w:t>
+      </w:r>
+    </w:p>
+    <w:p>
+      <w:r>
+        <w:rPr>
+          <w:rFonts w:ascii="宋体" w:hAnsi="宋体" w:eastAsia="宋体"/>
+          <w:b/>
+          <w:color w:val="003F7F"/>
+        </w:rPr>
+        <w:t>Q：功能重构评价提示"前置未完成"？</w:t>
+      </w:r>
+    </w:p>
+    <w:p>
+      <w:r>
+        <w:rPr>
+          <w:rFonts w:ascii="宋体" w:hAnsi="宋体" w:eastAsia="宋体"/>
+          <w:b w:val="0"/>
+          <w:sz w:val="22"/>
+        </w:rPr>
+        <w:t>A：功能重构分析依赖障碍因子诊断结果。请先完成障碍因子诊断（第五章），再进行功能重构分析。</w:t>
+      </w:r>
+    </w:p>
+    <w:p>
+      <w:r>
+        <w:rPr>
+          <w:rFonts w:ascii="宋体" w:hAnsi="宋体" w:eastAsia="宋体"/>
+          <w:b/>
+          <w:color w:val="003F7F"/>
+        </w:rPr>
+        <w:t>Q：SSUI 评价显示 N/A？</w:t>
+      </w:r>
+    </w:p>
+    <w:p>
+      <w:r>
+        <w:rPr>
+          <w:rFonts w:ascii="宋体" w:hAnsi="宋体" w:eastAsia="宋体"/>
+          <w:b w:val="0"/>
+          <w:sz w:val="22"/>
+        </w:rPr>
+        <w:t>A：SSUI 评价要求场地经济数据完整。如缺失经济数据，可勾选"使用参考经济数据"使用全国平均值代替，结果标记为"参考评价"。</w:t>
+      </w:r>
+    </w:p>
+    <w:p>
+      <w:r>
+        <w:rPr>
+          <w:rFonts w:ascii="宋体" w:hAnsi="宋体" w:eastAsia="宋体"/>
+          <w:b/>
+          <w:color w:val="003F7F"/>
+        </w:rPr>
+        <w:t>Q：追溯流程无法推进？</w:t>
+      </w:r>
+    </w:p>
+    <w:p>
+      <w:r>
+        <w:rPr>
+          <w:rFonts w:ascii="宋体" w:hAnsi="宋体" w:eastAsia="宋体"/>
+          <w:b w:val="0"/>
+          <w:sz w:val="22"/>
+        </w:rPr>
+        <w:t>A：请检查当前阶段的所有任务是否已完成。系统要求当前阶段全部任务完成并通过审核后方可推进至下一阶段。</w:t>
+      </w:r>
+    </w:p>
+    <w:p>
+      <w:r>
+        <w:rPr>
+          <w:rFonts w:ascii="宋体" w:hAnsi="宋体" w:eastAsia="宋体"/>
+          <w:b/>
+          <w:color w:val="003F7F"/>
+        </w:rPr>
+        <w:t>Q：报告生成失败？</w:t>
+      </w:r>
+    </w:p>
+    <w:p>
+      <w:r>
+        <w:rPr>
+          <w:rFonts w:ascii="宋体" w:hAnsi="宋体" w:eastAsia="宋体"/>
+          <w:b w:val="0"/>
+          <w:sz w:val="22"/>
+        </w:rPr>
+        <w:t>A：可能是数据不完整或模板渲染异常。请检查相关分析是否全部完成，或联系运维人员查看系统日志。</w:t>
       </w:r>
     </w:p>
     <w:p>
@@ -2701,46 +2490,75 @@
         <w:pStyle w:val="Heading2"/>
       </w:pPr>
       <w:r>
-        <w:t>5.2 数据导入</w:t>
+        <w:t>11.2 异常处理联系</w:t>
       </w:r>
     </w:p>
     <w:p>
       <w:r>
         <w:rPr>
+          <w:rFonts w:ascii="宋体" w:hAnsi="宋体" w:eastAsia="宋体"/>
+          <w:b w:val="0"/>
+          <w:sz w:val="22"/>
+        </w:rPr>
+        <w:t>如遇系统异常或本手册未涵盖的问题，请联系以下人员：</w:t>
+      </w:r>
+    </w:p>
+    <w:p>
+      <w:r>
+        <w:rPr>
+          <w:rFonts w:ascii="宋体" w:hAnsi="宋体" w:eastAsia="宋体"/>
           <w:b/>
         </w:rPr>
-        <w:t>Q: 支持什么格式的数据导入？</w:t>
+        <w:t>● 系统管理员</w:t>
+      </w:r>
+      <w:r>
+        <w:rPr>
+          <w:rFonts w:ascii="宋体" w:hAnsi="宋体" w:eastAsia="宋体"/>
+        </w:rPr>
+        <w:t>：负责用户账户、权限配置、数据备份等系统级问题</w:t>
       </w:r>
     </w:p>
     <w:p>
       <w:r>
-        <w:t>A: 系统支持Excel（.xlsx/.xls）和CSV（UTF-8编码）格式。单个文件建议不超过200行（可即时处理），更大批次将异步处理并在完成后通知。</w:t>
+        <w:rPr>
+          <w:rFonts w:ascii="宋体" w:hAnsi="宋体" w:eastAsia="宋体"/>
+          <w:b/>
+        </w:rPr>
+        <w:t>● 运维人员</w:t>
+      </w:r>
+      <w:r>
+        <w:rPr>
+          <w:rFonts w:ascii="宋体" w:hAnsi="宋体" w:eastAsia="宋体"/>
+        </w:rPr>
+        <w:t>：负责系统部署、网络、服务器等基础设施问题</w:t>
       </w:r>
     </w:p>
     <w:p>
       <w:r>
         <w:rPr>
+          <w:rFonts w:ascii="宋体" w:hAnsi="宋体" w:eastAsia="宋体"/>
           <w:b/>
         </w:rPr>
-        <w:t>Q: 数据导入后发现错误怎么办？</w:t>
+        <w:t>● 开发团队</w:t>
+      </w:r>
+      <w:r>
+        <w:rPr>
+          <w:rFonts w:ascii="宋体" w:hAnsi="宋体" w:eastAsia="宋体"/>
+        </w:rPr>
+        <w:t>：负责功能缺陷、业务逻辑等软件级问题（浙江大学王玮课题组）</w:t>
       </w:r>
     </w:p>
     <w:p>
       <w:r>
-        <w:t>A: 原始检测值入库后禁止修改。若发现数据错误，需联系管理员将该批导入标记为"作废"，然后重新导入正确数据。系统会保留完整的导入历史以便追溯。</w:t>
+        <w:br w:type="page"/>
       </w:r>
     </w:p>
     <w:p>
-      <w:r>
-        <w:rPr>
-          <w:b/>
-        </w:rPr>
-        <w:t>Q: 我的Excel列名和系统不一样，怎么办？</w:t>
-      </w:r>
-    </w:p>
-    <w:p>
-      <w:r>
-        <w:t>A: 这正是系统的"字段映射"功能所解决的问题。上传文件后系统会展示源文件列名，您需要手动将每列映射到系统标准字段。系统会根据列名相似度自动推荐映射关系（如"砷含量"自动匹配"As"因子），您确认或调整后即可完成导入。三类真实样本（云南个旧23列、南京栖霞47列、乡村建设用地33列）均通过此方式导入成功。</w:t>
+      <w:pPr>
+        <w:pStyle w:val="Heading1"/>
+      </w:pPr>
+      <w:r>
+        <w:t>附录 快捷键与术语表</w:t>
       </w:r>
     </w:p>
     <w:p>
@@ -2748,59 +2566,82 @@
         <w:pStyle w:val="Heading2"/>
       </w:pPr>
       <w:r>
-        <w:t>5.3 决策分析</w:t>
+        <w:t>A.1 常用快捷键</w:t>
       </w:r>
     </w:p>
     <w:p>
       <w:r>
         <w:rPr>
+          <w:rFonts w:ascii="Consolas" w:hAnsi="Consolas"/>
           <w:b/>
         </w:rPr>
-        <w:t>Q: 为什么障碍因子分析需要先导入数据？</w:t>
+        <w:t xml:space="preserve">  Enter：</w:t>
+      </w:r>
+      <w:r>
+        <w:rPr>
+          <w:rFonts w:ascii="宋体" w:hAnsi="宋体" w:eastAsia="宋体"/>
+        </w:rPr>
+        <w:t>登录页提交登录表单</w:t>
       </w:r>
     </w:p>
     <w:p>
       <w:r>
-        <w:t>A: 障碍因子分析（RF+SHAP）需要从measurements长表中提取该场地的实际检测数据作为模型输入。如果没有导入数据，系统没有可供分析的数据源，无法进行计算。所有分析结果均基于真实检测值，不使用假数据。</w:t>
+        <w:rPr>
+          <w:rFonts w:ascii="Consolas" w:hAnsi="Consolas"/>
+          <w:b/>
+        </w:rPr>
+        <w:t xml:space="preserve">  Ctrl + S：</w:t>
+      </w:r>
+      <w:r>
+        <w:rPr>
+          <w:rFonts w:ascii="宋体" w:hAnsi="宋体" w:eastAsia="宋体"/>
+        </w:rPr>
+        <w:t>保存当前页面编辑内容（如追溯阶段表单）</w:t>
       </w:r>
     </w:p>
     <w:p>
       <w:r>
         <w:rPr>
+          <w:rFonts w:ascii="Consolas" w:hAnsi="Consolas"/>
           <w:b/>
         </w:rPr>
-        <w:t>Q: 障碍因子排名中为什么有些因子不在我的数据里？</w:t>
+        <w:t xml:space="preserve">  Esc：</w:t>
+      </w:r>
+      <w:r>
+        <w:rPr>
+          <w:rFonts w:ascii="宋体" w:hAnsi="宋体" w:eastAsia="宋体"/>
+        </w:rPr>
+        <w:t>关闭弹窗/对话框</w:t>
       </w:r>
     </w:p>
     <w:p>
       <w:r>
-        <w:t>A: 这是因为该场地缺少某些训练特征（如CEC、EC_T等）。系统会用训练集的中位数填充这些缺失值，并在结果摘要中明确标注"填充特征数量"和"填充特征列表"。注意：被填充的特征不参与Top-N结论排名，仅作为模型完整计算所需的技术占位。</w:t>
+        <w:rPr>
+          <w:rFonts w:ascii="Consolas" w:hAnsi="Consolas"/>
+          <w:b/>
+        </w:rPr>
+        <w:t xml:space="preserve">  鼠标滚轮：</w:t>
+      </w:r>
+      <w:r>
+        <w:rPr>
+          <w:rFonts w:ascii="宋体" w:hAnsi="宋体" w:eastAsia="宋体"/>
+        </w:rPr>
+        <w:t>GIS 地图缩放</w:t>
       </w:r>
     </w:p>
     <w:p>
       <w:r>
         <w:rPr>
+          <w:rFonts w:ascii="Consolas" w:hAnsi="Consolas"/>
           <w:b/>
         </w:rPr>
-        <w:t>Q: 重构评价中"生产"和"生态"有什么区别？</w:t>
-      </w:r>
-    </w:p>
-    <w:p>
-      <w:r>
-        <w:t>A: 两套评价使用不同的指标体系和权重。生产功能评价侧重土壤耕作层的生产能力（包括有效土层厚度、灌排能力、地形坡度、全氮/有效磷/速效钾肥力等），权重中修复潜力类占28.94%；生态功能评价侧重生态系统的自我恢复和维持能力（包含更全面的污染物指标110项），权重中土壤质量类占24.97%。同一场地可能生产功能不可行但生态功能可行（如云南个旧案例）。</w:t>
-      </w:r>
-    </w:p>
-    <w:p>
+        <w:t xml:space="preserve">  鼠标左键拖拽：</w:t>
+      </w:r>
       <w:r>
         <w:rPr>
-          <w:b/>
+          <w:rFonts w:ascii="宋体" w:hAnsi="宋体" w:eastAsia="宋体"/>
         </w:rPr>
-        <w:t>Q: SSUI评价为什么只有"限制因子"一个维度？</w:t>
-      </w:r>
-    </w:p>
-    <w:p>
-      <w:r>
-        <w:t>A: MVP阶段因实测数据暂缺风险因子C2、经济成本C3、经济效益C4的数据，暂采用安全性-限制因子C1单维度口径。系统已内置完整的四维SSUI参数（25元指标体系），待相关数据补充后可无缝切换。当前结果中会明确标注"未纳入C2/C3/C4维度"。</w:t>
+        <w:t>GIS 地图平移</w:t>
       </w:r>
     </w:p>
     <w:p>
@@ -2808,1059 +2649,187 @@
         <w:pStyle w:val="Heading2"/>
       </w:pPr>
       <w:r>
-        <w:t>5.4 报告与追溯</w:t>
+        <w:t>A.2 术语表</w:t>
       </w:r>
     </w:p>
     <w:p>
       <w:r>
         <w:rPr>
+          <w:rFonts w:ascii="Consolas" w:hAnsi="Consolas"/>
           <w:b/>
         </w:rPr>
-        <w:t>Q: 报告生成需要多长时间？失败怎么办？</w:t>
+        <w:t xml:space="preserve">  KOS：</w:t>
+      </w:r>
+      <w:r>
+        <w:rPr>
+          <w:rFonts w:ascii="宋体" w:hAnsi="宋体" w:eastAsia="宋体"/>
+        </w:rPr>
+        <w:t>Key Obstacle Score，关键障碍综合评分</w:t>
       </w:r>
     </w:p>
     <w:p>
       <w:r>
-        <w:t>A: 正常情况5-30秒可完成。若超时或失败，请检查该场地是否具备完整的必要数据（至少要有基本信息和检测数据；诊断、评价、推荐结果若无则相应章节显示"尚未完成"）。若持续失败，请联系管理员查看后台日志。</w:t>
+        <w:rPr>
+          <w:rFonts w:ascii="Consolas" w:hAnsi="Consolas"/>
+          <w:b/>
+        </w:rPr>
+        <w:t xml:space="preserve">  SSUI：</w:t>
+      </w:r>
+      <w:r>
+        <w:rPr>
+          <w:rFonts w:ascii="宋体" w:hAnsi="宋体" w:eastAsia="宋体"/>
+        </w:rPr>
+        <w:t>Sustainable Soil Use Index，可持续土壤利用指数</w:t>
       </w:r>
     </w:p>
     <w:p>
       <w:r>
         <w:rPr>
+          <w:rFonts w:ascii="Consolas" w:hAnsi="Consolas"/>
           <w:b/>
         </w:rPr>
-        <w:t>Q: 历史报告还能再次下载吗？</w:t>
+        <w:t xml:space="preserve">  SHAP：</w:t>
+      </w:r>
+      <w:r>
+        <w:rPr>
+          <w:rFonts w:ascii="宋体" w:hAnsi="宋体" w:eastAsia="宋体"/>
+        </w:rPr>
+        <w:t>SHapley Additive exPlanations，沙普利加法解释（可解释性机器学习方法）</w:t>
       </w:r>
     </w:p>
     <w:p>
       <w:r>
-        <w:t>A: 可以。所有生成的报告在report_records表中持久保存，包括报告文件和生成时的数据快照。在追溯详情页可查看该场地的所有历史报告版本列表，点击即可下载。</w:t>
+        <w:rPr>
+          <w:rFonts w:ascii="Consolas" w:hAnsi="Consolas"/>
+          <w:b/>
+        </w:rPr>
+        <w:t xml:space="preserve">  AHP：</w:t>
+      </w:r>
+      <w:r>
+        <w:rPr>
+          <w:rFonts w:ascii="宋体" w:hAnsi="宋体" w:eastAsia="宋体"/>
+        </w:rPr>
+        <w:t>Analytic Hierarchy Process，层次分析法（主观赋权方法）</w:t>
       </w:r>
     </w:p>
     <w:p>
       <w:r>
         <w:rPr>
+          <w:rFonts w:ascii="Consolas" w:hAnsi="Consolas"/>
           <w:b/>
         </w:rPr>
-        <w:t>Q: 追溯记录的五个阶段必须按顺序完成吗？</w:t>
+        <w:t xml:space="preserve">  EDA：</w:t>
+      </w:r>
+      <w:r>
+        <w:rPr>
+          <w:rFonts w:ascii="宋体" w:hAnsi="宋体" w:eastAsia="宋体"/>
+        </w:rPr>
+        <w:t>Exploratory Data Analysis，探索性数据分析</w:t>
       </w:r>
     </w:p>
     <w:p>
       <w:r>
-        <w:t>A: 是的。五阶段（调查评估→方案审批→施工监理→效果评估→后期管护）按法规流程设定，前一阶段标记为"已完成"且未被"退回"后，才能推进到下一阶段。若某阶段被退回，需修正后重新完成。</w:t>
+        <w:rPr>
+          <w:rFonts w:ascii="Consolas" w:hAnsi="Consolas"/>
+          <w:b/>
+        </w:rPr>
+        <w:t xml:space="preserve">  RBAC：</w:t>
+      </w:r>
+      <w:r>
+        <w:rPr>
+          <w:rFonts w:ascii="宋体" w:hAnsi="宋体" w:eastAsia="宋体"/>
+        </w:rPr>
+        <w:t>Role-Based Access Control，基于角色的访问控制</w:t>
       </w:r>
     </w:p>
     <w:p>
-      <w:pPr>
-        <w:pStyle w:val="Heading2"/>
-      </w:pPr>
-      <w:r>
-        <w:t>5.5 系统其他</w:t>
+      <w:r>
+        <w:rPr>
+          <w:rFonts w:ascii="Consolas" w:hAnsi="Consolas"/>
+          <w:b/>
+        </w:rPr>
+        <w:t xml:space="preserve">  JWT：</w:t>
+      </w:r>
+      <w:r>
+        <w:rPr>
+          <w:rFonts w:ascii="宋体" w:hAnsi="宋体" w:eastAsia="宋体"/>
+        </w:rPr>
+        <w:t>JSON Web Token，用于身份认证的令牌</w:t>
       </w:r>
     </w:p>
     <w:p>
       <w:r>
         <w:rPr>
+          <w:rFonts w:ascii="Consolas" w:hAnsi="Consolas"/>
           <w:b/>
         </w:rPr>
-        <w:t>Q: 系统支持哪些浏览器？</w:t>
+        <w:t xml:space="preserve">  FP：</w:t>
+      </w:r>
+      <w:r>
+        <w:rPr>
+          <w:rFonts w:ascii="宋体" w:hAnsi="宋体" w:eastAsia="宋体"/>
+        </w:rPr>
+        <w:t>Function Point，功能点（软件规模度量单位）</w:t>
       </w:r>
     </w:p>
     <w:p>
       <w:r>
-        <w:t>A: 推荐使用Chrome 90+、Edge 90+或Firefox 100+。不支持IE浏览器。</w:t>
+        <w:rPr>
+          <w:rFonts w:ascii="Consolas" w:hAnsi="Consolas"/>
+          <w:b/>
+        </w:rPr>
+        <w:t xml:space="preserve">  ECharts：</w:t>
+      </w:r>
+      <w:r>
+        <w:rPr>
+          <w:rFonts w:ascii="宋体" w:hAnsi="宋体" w:eastAsia="宋体"/>
+        </w:rPr>
+        <w:t>基于 JavaScript 的数据可视化图表库</w:t>
       </w:r>
     </w:p>
     <w:p>
       <w:r>
         <w:rPr>
+          <w:rFonts w:ascii="Consolas" w:hAnsi="Consolas"/>
           <w:b/>
         </w:rPr>
-        <w:t>Q: 页面加载很慢或报错怎么办？</w:t>
+        <w:t xml:space="preserve">  Leaflet：</w:t>
+      </w:r>
+      <w:r>
+        <w:rPr>
+          <w:rFonts w:ascii="宋体" w:hAnsi="宋体" w:eastAsia="宋体"/>
+        </w:rPr>
+        <w:t>开源的交互式地图 JavaScript 库</w:t>
       </w:r>
     </w:p>
     <w:p>
       <w:r>
-        <w:t>A: 首先检查网络连接。若页面出现错误提示，点击"重试"按钮。若持续异常，请记录错误信息和发生时间并联系系统管理员。系统所有页面均设计有加载态、空态、错误态和异常态反馈。</w:t>
+        <w:rPr>
+          <w:rFonts w:ascii="Consolas" w:hAnsi="Consolas"/>
+          <w:b/>
+        </w:rPr>
+        <w:t xml:space="preserve">  PostGIS：</w:t>
+      </w:r>
+      <w:r>
+        <w:rPr>
+          <w:rFonts w:ascii="宋体" w:hAnsi="宋体" w:eastAsia="宋体"/>
+        </w:rPr>
+        <w:t>PostgreSQL 数据库的地理空间扩展</w:t>
       </w:r>
     </w:p>
     <w:p>
       <w:r>
         <w:rPr>
+          <w:rFonts w:ascii="Consolas" w:hAnsi="Consolas"/>
           <w:b/>
         </w:rPr>
-        <w:t>Q: 系统数据会定期备份吗？</w:t>
-      </w:r>
-    </w:p>
-    <w:p>
-      <w:r>
-        <w:t>A: 生产部署时PostgreSQL数据库使用Docker volume持久化存储（pgdata），建议管理员定期执行pg_dump备份。系统日志和操作审计记录自动持久化。</w:t>
-      </w:r>
-    </w:p>
-    <w:p>
-      <w:r>
-        <w:br w:type="page"/>
-      </w:r>
-    </w:p>
-    <w:p>
-      <w:pPr>
-        <w:pStyle w:val="Heading1"/>
-      </w:pPr>
-      <w:r>
-        <w:t>第六章 附录</w:t>
-      </w:r>
-    </w:p>
-    <w:p>
-      <w:pPr>
-        <w:pStyle w:val="Heading2"/>
-      </w:pPr>
-      <w:r>
-        <w:t>6.1 缩写对照表</w:t>
-      </w:r>
-    </w:p>
-    <w:tbl>
-      <w:tblPr>
-        <w:tblStyle w:val="TableGrid"/>
-        <w:tblW w:type="auto" w:w="0"/>
-        <w:tblLook w:firstColumn="1" w:firstRow="1" w:lastColumn="0" w:lastRow="0" w:noHBand="0" w:noVBand="1" w:val="04A0"/>
-      </w:tblPr>
-      <w:tblGrid>
-        <w:gridCol w:w="4320"/>
-        <w:gridCol w:w="4320"/>
-      </w:tblGrid>
-      <w:tr>
-        <w:tc>
-          <w:tcPr>
-            <w:tcW w:type="dxa" w:w="4320"/>
-            <w:shd w:val="clear" w:color="auto" w:fill="FFFFFF"/>
-          </w:tcPr>
-          <w:p>
-            <w:r>
-              <w:rPr>
-                <w:b/>
-                <w:color w:val="FFFFFF"/>
-              </w:rPr>
-              <w:t>缩写</w:t>
-            </w:r>
-          </w:p>
-        </w:tc>
-        <w:tc>
-          <w:tcPr>
-            <w:tcW w:type="dxa" w:w="4320"/>
-            <w:shd w:val="clear" w:color="auto" w:fill="FFFFFF"/>
-          </w:tcPr>
-          <w:p>
-            <w:r>
-              <w:rPr>
-                <w:b/>
-                <w:color w:val="FFFFFF"/>
-              </w:rPr>
-              <w:t>全称</w:t>
-            </w:r>
-          </w:p>
-        </w:tc>
-      </w:tr>
-      <w:tr>
-        <w:tc>
-          <w:tcPr>
-            <w:tcW w:type="dxa" w:w="4320"/>
-            <w:shd w:val="clear" w:color="auto" w:fill="F2F2F2"/>
-          </w:tcPr>
-          <w:p>
-            <w:r>
-              <w:t>RF</w:t>
-            </w:r>
-          </w:p>
-        </w:tc>
-        <w:tc>
-          <w:tcPr>
-            <w:tcW w:type="dxa" w:w="4320"/>
-            <w:shd w:val="clear" w:color="auto" w:fill="F2F2F2"/>
-          </w:tcPr>
-          <w:p>
-            <w:r>
-              <w:t>Random Forest 随机森林</w:t>
-            </w:r>
-          </w:p>
-        </w:tc>
-      </w:tr>
-      <w:tr>
-        <w:tc>
-          <w:tcPr>
-            <w:tcW w:type="dxa" w:w="4320"/>
-            <w:shd w:val="clear" w:color="auto" w:fill="FFFFFF"/>
-          </w:tcPr>
-          <w:p>
-            <w:r>
-              <w:t>SHAP</w:t>
-            </w:r>
-          </w:p>
-        </w:tc>
-        <w:tc>
-          <w:tcPr>
-            <w:tcW w:type="dxa" w:w="4320"/>
-            <w:shd w:val="clear" w:color="auto" w:fill="FFFFFF"/>
-          </w:tcPr>
-          <w:p>
-            <w:r>
-              <w:t>SHapley Additive exPlanations</w:t>
-            </w:r>
-          </w:p>
-        </w:tc>
-      </w:tr>
-      <w:tr>
-        <w:tc>
-          <w:tcPr>
-            <w:tcW w:type="dxa" w:w="4320"/>
-            <w:shd w:val="clear" w:color="auto" w:fill="F2F2F2"/>
-          </w:tcPr>
-          <w:p>
-            <w:r>
-              <w:t>SSUI</w:t>
-            </w:r>
-          </w:p>
-        </w:tc>
-        <w:tc>
-          <w:tcPr>
-            <w:tcW w:type="dxa" w:w="4320"/>
-            <w:shd w:val="clear" w:color="auto" w:fill="F2F2F2"/>
-          </w:tcPr>
-          <w:p>
-            <w:r>
-              <w:t>Sustainable Soil Use Index 可持续利用指数</w:t>
-            </w:r>
-          </w:p>
-        </w:tc>
-      </w:tr>
-      <w:tr>
-        <w:tc>
-          <w:tcPr>
-            <w:tcW w:type="dxa" w:w="4320"/>
-            <w:shd w:val="clear" w:color="auto" w:fill="FFFFFF"/>
-          </w:tcPr>
-          <w:p>
-            <w:r>
-              <w:t>SRS</w:t>
-            </w:r>
-          </w:p>
-        </w:tc>
-        <w:tc>
-          <w:tcPr>
-            <w:tcW w:type="dxa" w:w="4320"/>
-            <w:shd w:val="clear" w:color="auto" w:fill="FFFFFF"/>
-          </w:tcPr>
-          <w:p>
-            <w:r>
-              <w:t>Software Requirements Specification 需求规格说明书</w:t>
-            </w:r>
-          </w:p>
-        </w:tc>
-      </w:tr>
-      <w:tr>
-        <w:tc>
-          <w:tcPr>
-            <w:tcW w:type="dxa" w:w="4320"/>
-            <w:shd w:val="clear" w:color="auto" w:fill="F2F2F2"/>
-          </w:tcPr>
-          <w:p>
-            <w:r>
-              <w:t>MVP</w:t>
-            </w:r>
-          </w:p>
-        </w:tc>
-        <w:tc>
-          <w:tcPr>
-            <w:tcW w:type="dxa" w:w="4320"/>
-            <w:shd w:val="clear" w:color="auto" w:fill="F2F2F2"/>
-          </w:tcPr>
-          <w:p>
-            <w:r>
-              <w:t>Minimum Viable Product 最小可行产品</w:t>
-            </w:r>
-          </w:p>
-        </w:tc>
-      </w:tr>
-      <w:tr>
-        <w:tc>
-          <w:tcPr>
-            <w:tcW w:type="dxa" w:w="4320"/>
-            <w:shd w:val="clear" w:color="auto" w:fill="FFFFFF"/>
-          </w:tcPr>
-          <w:p>
-            <w:r>
-              <w:t>RBAC</w:t>
-            </w:r>
-          </w:p>
-        </w:tc>
-        <w:tc>
-          <w:tcPr>
-            <w:tcW w:type="dxa" w:w="4320"/>
-            <w:shd w:val="clear" w:color="auto" w:fill="FFFFFF"/>
-          </w:tcPr>
-          <w:p>
-            <w:r>
-              <w:t>Role-Based Access Control 基于角色的访问控制</w:t>
-            </w:r>
-          </w:p>
-        </w:tc>
-      </w:tr>
-      <w:tr>
-        <w:tc>
-          <w:tcPr>
-            <w:tcW w:type="dxa" w:w="4320"/>
-            <w:shd w:val="clear" w:color="auto" w:fill="F2F2F2"/>
-          </w:tcPr>
-          <w:p>
-            <w:r>
-              <w:t>JWT</w:t>
-            </w:r>
-          </w:p>
-        </w:tc>
-        <w:tc>
-          <w:tcPr>
-            <w:tcW w:type="dxa" w:w="4320"/>
-            <w:shd w:val="clear" w:color="auto" w:fill="F2F2F2"/>
-          </w:tcPr>
-          <w:p>
-            <w:r>
-              <w:t>JSON Web Token</w:t>
-            </w:r>
-          </w:p>
-        </w:tc>
-      </w:tr>
-      <w:tr>
-        <w:tc>
-          <w:tcPr>
-            <w:tcW w:type="dxa" w:w="4320"/>
-            <w:shd w:val="clear" w:color="auto" w:fill="FFFFFF"/>
-          </w:tcPr>
-          <w:p>
-            <w:r>
-              <w:t>AHP</w:t>
-            </w:r>
-          </w:p>
-        </w:tc>
-        <w:tc>
-          <w:tcPr>
-            <w:tcW w:type="dxa" w:w="4320"/>
-            <w:shd w:val="clear" w:color="auto" w:fill="FFFFFF"/>
-          </w:tcPr>
-          <w:p>
-            <w:r>
-              <w:t>Analytic Hierarchy Process 层次分析法</w:t>
-            </w:r>
-          </w:p>
-        </w:tc>
-      </w:tr>
-      <w:tr>
-        <w:tc>
-          <w:tcPr>
-            <w:tcW w:type="dxa" w:w="4320"/>
-            <w:shd w:val="clear" w:color="auto" w:fill="F2F2F2"/>
-          </w:tcPr>
-          <w:p>
-            <w:r>
-              <w:t>CRITIC</w:t>
-            </w:r>
-          </w:p>
-        </w:tc>
-        <w:tc>
-          <w:tcPr>
-            <w:tcW w:type="dxa" w:w="4320"/>
-            <w:shd w:val="clear" w:color="auto" w:fill="F2F2F2"/>
-          </w:tcPr>
-          <w:p>
-            <w:r>
-              <w:t>CRiteria Importance Through Intercriteria Correlation</w:t>
-            </w:r>
-          </w:p>
-        </w:tc>
-      </w:tr>
-    </w:tbl>
-    <w:p>
-      <w:pPr>
-        <w:pStyle w:val="Heading2"/>
-      </w:pPr>
-      <w:r>
-        <w:t>6.2 系统页面路径总览</w:t>
-      </w:r>
-    </w:p>
-    <w:tbl>
-      <w:tblPr>
-        <w:tblStyle w:val="TableGrid"/>
-        <w:tblW w:type="auto" w:w="0"/>
-        <w:tblLook w:firstColumn="1" w:firstRow="1" w:lastColumn="0" w:lastRow="0" w:noHBand="0" w:noVBand="1" w:val="04A0"/>
-      </w:tblPr>
-      <w:tblGrid>
-        <w:gridCol w:w="2160"/>
-        <w:gridCol w:w="2160"/>
-        <w:gridCol w:w="2160"/>
-        <w:gridCol w:w="2160"/>
-      </w:tblGrid>
-      <w:tr>
-        <w:tc>
-          <w:tcPr>
-            <w:tcW w:type="dxa" w:w="2160"/>
-            <w:shd w:val="clear" w:color="auto" w:fill="FFFFFF"/>
-          </w:tcPr>
-          <w:p>
-            <w:r>
-              <w:rPr>
-                <w:b/>
-                <w:color w:val="FFFFFF"/>
-              </w:rPr>
-              <w:t>页面名称</w:t>
-            </w:r>
-          </w:p>
-        </w:tc>
-        <w:tc>
-          <w:tcPr>
-            <w:tcW w:type="dxa" w:w="2160"/>
-            <w:shd w:val="clear" w:color="auto" w:fill="FFFFFF"/>
-          </w:tcPr>
-          <w:p>
-            <w:r>
-              <w:rPr>
-                <w:b/>
-                <w:color w:val="FFFFFF"/>
-              </w:rPr>
-              <w:t>前端路由</w:t>
-            </w:r>
-          </w:p>
-        </w:tc>
-        <w:tc>
-          <w:tcPr>
-            <w:tcW w:type="dxa" w:w="2160"/>
-            <w:shd w:val="clear" w:color="auto" w:fill="FFFFFF"/>
-          </w:tcPr>
-          <w:p>
-            <w:r>
-              <w:rPr>
-                <w:b/>
-                <w:color w:val="FFFFFF"/>
-              </w:rPr>
-              <w:t>所属模块</w:t>
-            </w:r>
-          </w:p>
-        </w:tc>
-        <w:tc>
-          <w:tcPr>
-            <w:tcW w:type="dxa" w:w="2160"/>
-            <w:shd w:val="clear" w:color="auto" w:fill="FFFFFF"/>
-          </w:tcPr>
-          <w:p>
-            <w:r>
-              <w:rPr>
-                <w:b/>
-                <w:color w:val="FFFFFF"/>
-              </w:rPr>
-              <w:t>访问权限</w:t>
-            </w:r>
-          </w:p>
-        </w:tc>
-      </w:tr>
-      <w:tr>
-        <w:tc>
-          <w:tcPr>
-            <w:tcW w:type="dxa" w:w="2160"/>
-            <w:shd w:val="clear" w:color="auto" w:fill="F2F2F2"/>
-          </w:tcPr>
-          <w:p>
-            <w:r>
-              <w:t>登录页</w:t>
-            </w:r>
-          </w:p>
-        </w:tc>
-        <w:tc>
-          <w:tcPr>
-            <w:tcW w:type="dxa" w:w="2160"/>
-            <w:shd w:val="clear" w:color="auto" w:fill="F2F2F2"/>
-          </w:tcPr>
-          <w:p>
-            <w:r>
-              <w:t>/login</w:t>
-            </w:r>
-          </w:p>
-        </w:tc>
-        <w:tc>
-          <w:tcPr>
-            <w:tcW w:type="dxa" w:w="2160"/>
-            <w:shd w:val="clear" w:color="auto" w:fill="F2F2F2"/>
-          </w:tcPr>
-          <w:p>
-            <w:r>
-              <w:t>系统管理</w:t>
-            </w:r>
-          </w:p>
-        </w:tc>
-        <w:tc>
-          <w:tcPr>
-            <w:tcW w:type="dxa" w:w="2160"/>
-            <w:shd w:val="clear" w:color="auto" w:fill="F2F2F2"/>
-          </w:tcPr>
-          <w:p>
-            <w:r>
-              <w:t>所有用户（未登录）</w:t>
-            </w:r>
-          </w:p>
-        </w:tc>
-      </w:tr>
-      <w:tr>
-        <w:tc>
-          <w:tcPr>
-            <w:tcW w:type="dxa" w:w="2160"/>
-            <w:shd w:val="clear" w:color="auto" w:fill="FFFFFF"/>
-          </w:tcPr>
-          <w:p>
-            <w:r>
-              <w:t>首页/数据概览</w:t>
-            </w:r>
-          </w:p>
-        </w:tc>
-        <w:tc>
-          <w:tcPr>
-            <w:tcW w:type="dxa" w:w="2160"/>
-            <w:shd w:val="clear" w:color="auto" w:fill="FFFFFF"/>
-          </w:tcPr>
-          <w:p>
-            <w:r>
-              <w:t>/</w:t>
-            </w:r>
-          </w:p>
-        </w:tc>
-        <w:tc>
-          <w:tcPr>
-            <w:tcW w:type="dxa" w:w="2160"/>
-            <w:shd w:val="clear" w:color="auto" w:fill="FFFFFF"/>
-          </w:tcPr>
-          <w:p>
-            <w:r>
-              <w:t>数据管理</w:t>
-            </w:r>
-          </w:p>
-        </w:tc>
-        <w:tc>
-          <w:tcPr>
-            <w:tcW w:type="dxa" w:w="2160"/>
-            <w:shd w:val="clear" w:color="auto" w:fill="FFFFFF"/>
-          </w:tcPr>
-          <w:p>
-            <w:r>
-              <w:t>所有已登录用户</w:t>
-            </w:r>
-          </w:p>
-        </w:tc>
-      </w:tr>
-      <w:tr>
-        <w:tc>
-          <w:tcPr>
-            <w:tcW w:type="dxa" w:w="2160"/>
-            <w:shd w:val="clear" w:color="auto" w:fill="F2F2F2"/>
-          </w:tcPr>
-          <w:p>
-            <w:r>
-              <w:t>场地列表</w:t>
-            </w:r>
-          </w:p>
-        </w:tc>
-        <w:tc>
-          <w:tcPr>
-            <w:tcW w:type="dxa" w:w="2160"/>
-            <w:shd w:val="clear" w:color="auto" w:fill="F2F2F2"/>
-          </w:tcPr>
-          <w:p>
-            <w:r>
-              <w:t>/sites</w:t>
-            </w:r>
-          </w:p>
-        </w:tc>
-        <w:tc>
-          <w:tcPr>
-            <w:tcW w:type="dxa" w:w="2160"/>
-            <w:shd w:val="clear" w:color="auto" w:fill="F2F2F2"/>
-          </w:tcPr>
-          <w:p>
-            <w:r>
-              <w:t>数据管理</w:t>
-            </w:r>
-          </w:p>
-        </w:tc>
-        <w:tc>
-          <w:tcPr>
-            <w:tcW w:type="dxa" w:w="2160"/>
-            <w:shd w:val="clear" w:color="auto" w:fill="F2F2F2"/>
-          </w:tcPr>
-          <w:p>
-            <w:r>
-              <w:t>所有已登录用户</w:t>
-            </w:r>
-          </w:p>
-        </w:tc>
-      </w:tr>
-      <w:tr>
-        <w:tc>
-          <w:tcPr>
-            <w:tcW w:type="dxa" w:w="2160"/>
-            <w:shd w:val="clear" w:color="auto" w:fill="FFFFFF"/>
-          </w:tcPr>
-          <w:p>
-            <w:r>
-              <w:t>数据导入</w:t>
-            </w:r>
-          </w:p>
-        </w:tc>
-        <w:tc>
-          <w:tcPr>
-            <w:tcW w:type="dxa" w:w="2160"/>
-            <w:shd w:val="clear" w:color="auto" w:fill="FFFFFF"/>
-          </w:tcPr>
-          <w:p>
-            <w:r>
-              <w:t>/sites/import</w:t>
-            </w:r>
-          </w:p>
-        </w:tc>
-        <w:tc>
-          <w:tcPr>
-            <w:tcW w:type="dxa" w:w="2160"/>
-            <w:shd w:val="clear" w:color="auto" w:fill="FFFFFF"/>
-          </w:tcPr>
-          <w:p>
-            <w:r>
-              <w:t>数据管理</w:t>
-            </w:r>
-          </w:p>
-        </w:tc>
-        <w:tc>
-          <w:tcPr>
-            <w:tcW w:type="dxa" w:w="2160"/>
-            <w:shd w:val="clear" w:color="auto" w:fill="FFFFFF"/>
-          </w:tcPr>
-          <w:p>
-            <w:r>
-              <w:t>企业用户、管理员</w:t>
-            </w:r>
-          </w:p>
-        </w:tc>
-      </w:tr>
-      <w:tr>
-        <w:tc>
-          <w:tcPr>
-            <w:tcW w:type="dxa" w:w="2160"/>
-            <w:shd w:val="clear" w:color="auto" w:fill="F2F2F2"/>
-          </w:tcPr>
-          <w:p>
-            <w:r>
-              <w:t>场地详情</w:t>
-            </w:r>
-          </w:p>
-        </w:tc>
-        <w:tc>
-          <w:tcPr>
-            <w:tcW w:type="dxa" w:w="2160"/>
-            <w:shd w:val="clear" w:color="auto" w:fill="F2F2F2"/>
-          </w:tcPr>
-          <w:p>
-            <w:r>
-              <w:t>/sites/:id</w:t>
-            </w:r>
-          </w:p>
-        </w:tc>
-        <w:tc>
-          <w:tcPr>
-            <w:tcW w:type="dxa" w:w="2160"/>
-            <w:shd w:val="clear" w:color="auto" w:fill="F2F2F2"/>
-          </w:tcPr>
-          <w:p>
-            <w:r>
-              <w:t>数据管理</w:t>
-            </w:r>
-          </w:p>
-        </w:tc>
-        <w:tc>
-          <w:tcPr>
-            <w:tcW w:type="dxa" w:w="2160"/>
-            <w:shd w:val="clear" w:color="auto" w:fill="F2F2F2"/>
-          </w:tcPr>
-          <w:p>
-            <w:r>
-              <w:t>所有已登录用户</w:t>
-            </w:r>
-          </w:p>
-        </w:tc>
-      </w:tr>
-      <w:tr>
-        <w:tc>
-          <w:tcPr>
-            <w:tcW w:type="dxa" w:w="2160"/>
-            <w:shd w:val="clear" w:color="auto" w:fill="FFFFFF"/>
-          </w:tcPr>
-          <w:p>
-            <w:r>
-              <w:t>障碍因子分析</w:t>
-            </w:r>
-          </w:p>
-        </w:tc>
-        <w:tc>
-          <w:tcPr>
-            <w:tcW w:type="dxa" w:w="2160"/>
-            <w:shd w:val="clear" w:color="auto" w:fill="FFFFFF"/>
-          </w:tcPr>
-          <w:p>
-            <w:r>
-              <w:t>/obstacle</w:t>
-            </w:r>
-          </w:p>
-        </w:tc>
-        <w:tc>
-          <w:tcPr>
-            <w:tcW w:type="dxa" w:w="2160"/>
-            <w:shd w:val="clear" w:color="auto" w:fill="FFFFFF"/>
-          </w:tcPr>
-          <w:p>
-            <w:r>
-              <w:t>决策管理</w:t>
-            </w:r>
-          </w:p>
-        </w:tc>
-        <w:tc>
-          <w:tcPr>
-            <w:tcW w:type="dxa" w:w="2160"/>
-            <w:shd w:val="clear" w:color="auto" w:fill="FFFFFF"/>
-          </w:tcPr>
-          <w:p>
-            <w:r>
-              <w:t>所有已登录用户</w:t>
-            </w:r>
-          </w:p>
-        </w:tc>
-      </w:tr>
-      <w:tr>
-        <w:tc>
-          <w:tcPr>
-            <w:tcW w:type="dxa" w:w="2160"/>
-            <w:shd w:val="clear" w:color="auto" w:fill="F2F2F2"/>
-          </w:tcPr>
-          <w:p>
-            <w:r>
-              <w:t>重构可行性评价</w:t>
-            </w:r>
-          </w:p>
-        </w:tc>
-        <w:tc>
-          <w:tcPr>
-            <w:tcW w:type="dxa" w:w="2160"/>
-            <w:shd w:val="clear" w:color="auto" w:fill="F2F2F2"/>
-          </w:tcPr>
-          <w:p>
-            <w:r>
-              <w:t>/reconstruction</w:t>
-            </w:r>
-          </w:p>
-        </w:tc>
-        <w:tc>
-          <w:tcPr>
-            <w:tcW w:type="dxa" w:w="2160"/>
-            <w:shd w:val="clear" w:color="auto" w:fill="F2F2F2"/>
-          </w:tcPr>
-          <w:p>
-            <w:r>
-              <w:t>决策管理</w:t>
-            </w:r>
-          </w:p>
-        </w:tc>
-        <w:tc>
-          <w:tcPr>
-            <w:tcW w:type="dxa" w:w="2160"/>
-            <w:shd w:val="clear" w:color="auto" w:fill="F2F2F2"/>
-          </w:tcPr>
-          <w:p>
-            <w:r>
-              <w:t>所有已登录用户</w:t>
-            </w:r>
-          </w:p>
-        </w:tc>
-      </w:tr>
-      <w:tr>
-        <w:tc>
-          <w:tcPr>
-            <w:tcW w:type="dxa" w:w="2160"/>
-            <w:shd w:val="clear" w:color="auto" w:fill="FFFFFF"/>
-          </w:tcPr>
-          <w:p>
-            <w:r>
-              <w:t>可持续利用评价</w:t>
-            </w:r>
-          </w:p>
-        </w:tc>
-        <w:tc>
-          <w:tcPr>
-            <w:tcW w:type="dxa" w:w="2160"/>
-            <w:shd w:val="clear" w:color="auto" w:fill="FFFFFF"/>
-          </w:tcPr>
-          <w:p>
-            <w:r>
-              <w:t>/ssui</w:t>
-            </w:r>
-          </w:p>
-        </w:tc>
-        <w:tc>
-          <w:tcPr>
-            <w:tcW w:type="dxa" w:w="2160"/>
-            <w:shd w:val="clear" w:color="auto" w:fill="FFFFFF"/>
-          </w:tcPr>
-          <w:p>
-            <w:r>
-              <w:t>决策管理</w:t>
-            </w:r>
-          </w:p>
-        </w:tc>
-        <w:tc>
-          <w:tcPr>
-            <w:tcW w:type="dxa" w:w="2160"/>
-            <w:shd w:val="clear" w:color="auto" w:fill="FFFFFF"/>
-          </w:tcPr>
-          <w:p>
-            <w:r>
-              <w:t>所有已登录用户</w:t>
-            </w:r>
-          </w:p>
-        </w:tc>
-      </w:tr>
-      <w:tr>
-        <w:tc>
-          <w:tcPr>
-            <w:tcW w:type="dxa" w:w="2160"/>
-            <w:shd w:val="clear" w:color="auto" w:fill="F2F2F2"/>
-          </w:tcPr>
-          <w:p>
-            <w:r>
-              <w:t>方案推荐</w:t>
-            </w:r>
-          </w:p>
-        </w:tc>
-        <w:tc>
-          <w:tcPr>
-            <w:tcW w:type="dxa" w:w="2160"/>
-            <w:shd w:val="clear" w:color="auto" w:fill="F2F2F2"/>
-          </w:tcPr>
-          <w:p>
-            <w:r>
-              <w:t>/recommend</w:t>
-            </w:r>
-          </w:p>
-        </w:tc>
-        <w:tc>
-          <w:tcPr>
-            <w:tcW w:type="dxa" w:w="2160"/>
-            <w:shd w:val="clear" w:color="auto" w:fill="F2F2F2"/>
-          </w:tcPr>
-          <w:p>
-            <w:r>
-              <w:t>决策管理</w:t>
-            </w:r>
-          </w:p>
-        </w:tc>
-        <w:tc>
-          <w:tcPr>
-            <w:tcW w:type="dxa" w:w="2160"/>
-            <w:shd w:val="clear" w:color="auto" w:fill="F2F2F2"/>
-          </w:tcPr>
-          <w:p>
-            <w:r>
-              <w:t>所有已登录用户</w:t>
-            </w:r>
-          </w:p>
-        </w:tc>
-      </w:tr>
-      <w:tr>
-        <w:tc>
-          <w:tcPr>
-            <w:tcW w:type="dxa" w:w="2160"/>
-            <w:shd w:val="clear" w:color="auto" w:fill="FFFFFF"/>
-          </w:tcPr>
-          <w:p>
-            <w:r>
-              <w:t>全流程追溯列表</w:t>
-            </w:r>
-          </w:p>
-        </w:tc>
-        <w:tc>
-          <w:tcPr>
-            <w:tcW w:type="dxa" w:w="2160"/>
-            <w:shd w:val="clear" w:color="auto" w:fill="FFFFFF"/>
-          </w:tcPr>
-          <w:p>
-            <w:r>
-              <w:t>/trace</w:t>
-            </w:r>
-          </w:p>
-        </w:tc>
-        <w:tc>
-          <w:tcPr>
-            <w:tcW w:type="dxa" w:w="2160"/>
-            <w:shd w:val="clear" w:color="auto" w:fill="FFFFFF"/>
-          </w:tcPr>
-          <w:p>
-            <w:r>
-              <w:t>全流程追溯</w:t>
-            </w:r>
-          </w:p>
-        </w:tc>
-        <w:tc>
-          <w:tcPr>
-            <w:tcW w:type="dxa" w:w="2160"/>
-            <w:shd w:val="clear" w:color="auto" w:fill="FFFFFF"/>
-          </w:tcPr>
-          <w:p>
-            <w:r>
-              <w:t>所有已登录用户</w:t>
-            </w:r>
-          </w:p>
-        </w:tc>
-      </w:tr>
-      <w:tr>
-        <w:tc>
-          <w:tcPr>
-            <w:tcW w:type="dxa" w:w="2160"/>
-            <w:shd w:val="clear" w:color="auto" w:fill="F2F2F2"/>
-          </w:tcPr>
-          <w:p>
-            <w:r>
-              <w:t>追溯详情（含报告生成）</w:t>
-            </w:r>
-          </w:p>
-        </w:tc>
-        <w:tc>
-          <w:tcPr>
-            <w:tcW w:type="dxa" w:w="2160"/>
-            <w:shd w:val="clear" w:color="auto" w:fill="F2F2F2"/>
-          </w:tcPr>
-          <w:p>
-            <w:r>
-              <w:t>/trace/:id</w:t>
-            </w:r>
-          </w:p>
-        </w:tc>
-        <w:tc>
-          <w:tcPr>
-            <w:tcW w:type="dxa" w:w="2160"/>
-            <w:shd w:val="clear" w:color="auto" w:fill="F2F2F2"/>
-          </w:tcPr>
-          <w:p>
-            <w:r>
-              <w:t>全流程追溯</w:t>
-            </w:r>
-          </w:p>
-        </w:tc>
-        <w:tc>
-          <w:tcPr>
-            <w:tcW w:type="dxa" w:w="2160"/>
-            <w:shd w:val="clear" w:color="auto" w:fill="F2F2F2"/>
-          </w:tcPr>
-          <w:p>
-            <w:r>
-              <w:t>所有已登录用户</w:t>
-            </w:r>
-          </w:p>
-        </w:tc>
-      </w:tr>
-      <w:tr>
-        <w:tc>
-          <w:tcPr>
-            <w:tcW w:type="dxa" w:w="2160"/>
-            <w:shd w:val="clear" w:color="auto" w:fill="FFFFFF"/>
-          </w:tcPr>
-          <w:p>
-            <w:r>
-              <w:t>系统管理</w:t>
-            </w:r>
-          </w:p>
-        </w:tc>
-        <w:tc>
-          <w:tcPr>
-            <w:tcW w:type="dxa" w:w="2160"/>
-            <w:shd w:val="clear" w:color="auto" w:fill="FFFFFF"/>
-          </w:tcPr>
-          <w:p>
-            <w:r>
-              <w:t>/system</w:t>
-            </w:r>
-          </w:p>
-        </w:tc>
-        <w:tc>
-          <w:tcPr>
-            <w:tcW w:type="dxa" w:w="2160"/>
-            <w:shd w:val="clear" w:color="auto" w:fill="FFFFFF"/>
-          </w:tcPr>
-          <w:p>
-            <w:r>
-              <w:t>系统管理</w:t>
-            </w:r>
-          </w:p>
-        </w:tc>
-        <w:tc>
-          <w:tcPr>
-            <w:tcW w:type="dxa" w:w="2160"/>
-            <w:shd w:val="clear" w:color="auto" w:fill="FFFFFF"/>
-          </w:tcPr>
-          <w:p>
-            <w:r>
-              <w:t>仅系统管理员</w:t>
-            </w:r>
-          </w:p>
-        </w:tc>
-      </w:tr>
-    </w:tbl>
-    <w:p>
-      <w:pPr>
-        <w:pStyle w:val="Heading2"/>
-      </w:pPr>
-      <w:r>
-        <w:t>6.3 演示账号速查</w:t>
-      </w:r>
-    </w:p>
-    <w:p>
-      <w:r>
-        <w:t>admin / admin123 —— 系统管理员，全功能访问</w:t>
-      </w:r>
-    </w:p>
-    <w:p>
-      <w:r>
-        <w:t>enterprise / demo123 —— 企业用户，仅见本企业数据</w:t>
-      </w:r>
-    </w:p>
-    <w:p>
-      <w:r>
-        <w:t>agency / demo123 —— 第三方机构，仅见授权项目</w:t>
-      </w:r>
-    </w:p>
-    <w:p>
-      <w:r>
-        <w:t>regulator / demo123 —— 监管人员，查看监管范围内数据</w:t>
-      </w:r>
-    </w:p>
-    <w:p>
-      <w:r>
-        <w:br w:type="page"/>
-      </w:r>
-    </w:p>
-    <w:p>
+        <w:t xml:space="preserve">  RF：</w:t>
+      </w:r>
       <w:r>
         <w:rPr>
-          <w:rFonts w:ascii="SimHei" w:hAnsi="SimHei"/>
-          <w:sz w:val="24"/>
+          <w:rFonts w:ascii="宋体" w:hAnsi="宋体" w:eastAsia="宋体"/>
         </w:rPr>
-        <w:t>— 文档结束 —</w:t>
-      </w:r>
-    </w:p>
-    <w:p>
-      <w:r>
-        <w:rPr>
-          <w:rFonts w:ascii="SimHei" w:hAnsi="SimHei"/>
-          <w:sz w:val="22"/>
-        </w:rPr>
-        <w:t>浙江大学王玮课题组 (c) 2026</w:t>
+        <w:t>Random Forest，随机森林（集成学习算法）</w:t>
       </w:r>
     </w:p>
     <w:sectPr>
@@ -4236,6 +3205,10 @@
     <w:name w:val="Normal"/>
     <w:qFormat/>
     <w:rsid w:val="00FC693F"/>
+    <w:rPr>
+      <w:rFonts w:ascii="宋体" w:hAnsi="宋体" w:eastAsia="宋体"/>
+      <w:sz w:val="22"/>
+    </w:rPr>
   </w:style>
   <w:style w:type="paragraph" w:styleId="Header">
     <w:name w:val="header"/>
@@ -4296,10 +3269,10 @@
       <w:outlineLvl w:val="0"/>
     </w:pPr>
     <w:rPr>
-      <w:rFonts w:asciiTheme="majorHAnsi" w:eastAsiaTheme="majorEastAsia" w:hAnsiTheme="majorHAnsi" w:cstheme="majorBidi"/>
+      <w:rFonts w:asciiTheme="majorHAnsi" w:eastAsiaTheme="majorEastAsia" w:hAnsiTheme="majorHAnsi" w:cstheme="majorBidi" w:ascii="黑体" w:hAnsi="黑体" w:eastAsia="黑体"/>
       <w:b/>
       <w:bCs/>
-      <w:color w:val="365F91" w:themeColor="accent1" w:themeShade="BF"/>
+      <w:color w:val="003F7F"/>
       <w:sz w:val="28"/>
       <w:szCs w:val="28"/>
     </w:rPr>
@@ -4320,10 +3293,10 @@
       <w:outlineLvl w:val="1"/>
     </w:pPr>
     <w:rPr>
-      <w:rFonts w:asciiTheme="majorHAnsi" w:eastAsiaTheme="majorEastAsia" w:hAnsiTheme="majorHAnsi" w:cstheme="majorBidi"/>
+      <w:rFonts w:asciiTheme="majorHAnsi" w:eastAsiaTheme="majorEastAsia" w:hAnsiTheme="majorHAnsi" w:cstheme="majorBidi" w:ascii="黑体" w:hAnsi="黑体" w:eastAsia="黑体"/>
       <w:b/>
       <w:bCs/>
-      <w:color w:val="4F81BD" w:themeColor="accent1"/>
+      <w:color w:val="003F7F"/>
       <w:sz w:val="26"/>
       <w:szCs w:val="26"/>
     </w:rPr>
@@ -4344,10 +3317,10 @@
       <w:outlineLvl w:val="2"/>
     </w:pPr>
     <w:rPr>
-      <w:rFonts w:asciiTheme="majorHAnsi" w:eastAsiaTheme="majorEastAsia" w:hAnsiTheme="majorHAnsi" w:cstheme="majorBidi"/>
+      <w:rFonts w:asciiTheme="majorHAnsi" w:eastAsiaTheme="majorEastAsia" w:hAnsiTheme="majorHAnsi" w:cstheme="majorBidi" w:ascii="黑体" w:hAnsi="黑体" w:eastAsia="黑体"/>
       <w:b/>
       <w:bCs/>
-      <w:color w:val="4F81BD" w:themeColor="accent1"/>
+      <w:color w:val="003F7F"/>
     </w:rPr>
   </w:style>
   <w:style w:type="paragraph" w:styleId="Heading4">
